--- a/Santander_Technical_Report.docx
+++ b/Santander_Technical_Report.docx
@@ -7,11 +7,13 @@
     <w:p/>
     <w:p>
       <w:pPr>
-        <w:jc w:val="left"/>
+        <w:spacing w:before="0" w:after="200"/>
       </w:pPr>
       <w:r>
         <w:rPr>
+          <w:rFonts w:ascii="Calibri" w:hAnsi="Calibri"/>
           <w:b/>
+          <w:i w:val="0"/>
           <w:color w:val="C8102E"/>
           <w:sz w:val="18"/>
         </w:rPr>
@@ -20,58 +22,76 @@
     </w:p>
     <w:p>
       <w:pPr>
-        <w:spacing w:after="0"/>
+        <w:spacing w:before="0" w:after="0"/>
       </w:pPr>
       <w:r>
         <w:rPr>
+          <w:rFonts w:ascii="Calibri" w:hAnsi="Calibri"/>
           <w:b/>
+          <w:i w:val="0"/>
           <w:color w:val="1C1917"/>
-          <w:sz w:val="56"/>
+          <w:sz w:val="60"/>
         </w:rPr>
         <w:t>Santander Business Banking</w:t>
       </w:r>
     </w:p>
     <w:p>
+      <w:pPr>
+        <w:spacing w:before="0" w:after="60"/>
+      </w:pPr>
       <w:r>
         <w:rPr>
+          <w:rFonts w:ascii="Calibri" w:hAnsi="Calibri"/>
+          <w:b w:val="0"/>
+          <w:i w:val="0"/>
           <w:color w:val="57534E"/>
-          <w:sz w:val="36"/>
+          <w:sz w:val="34"/>
         </w:rPr>
         <w:t>Concept Prototype — Technical Report</w:t>
       </w:r>
     </w:p>
     <w:p>
+      <w:pPr>
+        <w:spacing w:before="0" w:after="360"/>
+      </w:pPr>
       <w:r>
         <w:rPr>
+          <w:rFonts w:ascii="Calibri" w:hAnsi="Calibri"/>
+          <w:b w:val="0"/>
           <w:i/>
           <w:color w:val="78716C"/>
           <w:sz w:val="22"/>
         </w:rPr>
-        <w:t>A front-end exploration of paperless workflows for business banking</w:t>
+        <w:t>A front-end exploration of paperless, compliant-by-design service journeys</w:t>
       </w:r>
     </w:p>
-    <w:p/>
-    <w:p/>
     <w:tbl>
       <w:tblPr>
         <w:tblW w:type="auto" w:w="0"/>
         <w:tblLook w:firstColumn="1" w:firstRow="1" w:lastColumn="0" w:lastRow="0" w:noHBand="0" w:noVBand="1" w:val="04A0"/>
       </w:tblPr>
       <w:tblGrid>
-        <w:gridCol w:w="4320"/>
-        <w:gridCol w:w="4320"/>
+        <w:gridCol w:w="4824"/>
+        <w:gridCol w:w="4824"/>
       </w:tblGrid>
       <w:tr>
         <w:tc>
           <w:tcPr>
-            <w:tcW w:type="dxa" w:w="2016"/>
+            <w:tcW w:type="dxa" w:w="2448"/>
+            <w:shd w:val="clear" w:fill="FAF6EF"/>
+            <w:tcBorders>
+              <w:top w:val="single" w:sz="6" w:space="0" w:color="E7E5E4"/>
+              <w:bottom w:val="single" w:sz="6" w:space="0" w:color="E7E5E4"/>
+            </w:tcBorders>
           </w:tcPr>
           <w:p>
             <w:r>
               <w:rPr>
+                <w:rFonts w:ascii="Calibri" w:hAnsi="Calibri"/>
                 <w:b/>
+                <w:i w:val="0"/>
                 <w:color w:val="57534E"/>
-                <w:sz w:val="18"/>
+                <w:sz w:val="17"/>
               </w:rPr>
               <w:t>Author</w:t>
             </w:r>
@@ -79,13 +99,20 @@
         </w:tc>
         <w:tc>
           <w:tcPr>
-            <w:tcW w:type="dxa" w:w="4320"/>
+            <w:tcW w:type="dxa" w:w="7200"/>
+            <w:tcBorders>
+              <w:top w:val="single" w:sz="6" w:space="0" w:color="E7E5E4"/>
+              <w:bottom w:val="single" w:sz="6" w:space="0" w:color="E7E5E4"/>
+            </w:tcBorders>
           </w:tcPr>
           <w:p>
             <w:r>
               <w:rPr>
+                <w:rFonts w:ascii="Calibri" w:hAnsi="Calibri"/>
+                <w:b w:val="0"/>
+                <w:i w:val="0"/>
                 <w:color w:val="1C1917"/>
-                <w:sz w:val="18"/>
+                <w:sz w:val="17"/>
               </w:rPr>
               <w:t>Alan Davidson</w:t>
             </w:r>
@@ -95,28 +122,177 @@
       <w:tr>
         <w:tc>
           <w:tcPr>
-            <w:tcW w:type="dxa" w:w="4320"/>
+            <w:tcW w:type="dxa" w:w="4824"/>
+            <w:shd w:val="clear" w:fill="FAF6EF"/>
+            <w:tcBorders>
+              <w:top w:val="single" w:sz="6" w:space="0" w:color="E7E5E4"/>
+              <w:bottom w:val="single" w:sz="6" w:space="0" w:color="E7E5E4"/>
+            </w:tcBorders>
           </w:tcPr>
           <w:p>
             <w:r>
               <w:rPr>
+                <w:rFonts w:ascii="Calibri" w:hAnsi="Calibri"/>
                 <w:b/>
+                <w:i w:val="0"/>
                 <w:color w:val="57534E"/>
-                <w:sz w:val="18"/>
+                <w:sz w:val="17"/>
               </w:rPr>
-              <w:t>Prepared</w:t>
+              <w:t>Document owner</w:t>
             </w:r>
           </w:p>
         </w:tc>
         <w:tc>
           <w:tcPr>
-            <w:tcW w:type="dxa" w:w="4320"/>
+            <w:tcW w:type="dxa" w:w="7200"/>
+            <w:tcBorders>
+              <w:top w:val="single" w:sz="6" w:space="0" w:color="E7E5E4"/>
+              <w:bottom w:val="single" w:sz="6" w:space="0" w:color="E7E5E4"/>
+            </w:tcBorders>
           </w:tcPr>
           <w:p>
             <w:r>
               <w:rPr>
+                <w:rFonts w:ascii="Calibri" w:hAnsi="Calibri"/>
+                <w:b w:val="0"/>
+                <w:i w:val="0"/>
                 <w:color w:val="1C1917"/>
-                <w:sz w:val="18"/>
+                <w:sz w:val="17"/>
+              </w:rPr>
+              <w:t>Alan Davidson</w:t>
+            </w:r>
+          </w:p>
+        </w:tc>
+      </w:tr>
+      <w:tr>
+        <w:tc>
+          <w:tcPr>
+            <w:tcW w:type="dxa" w:w="4824"/>
+            <w:shd w:val="clear" w:fill="FAF6EF"/>
+            <w:tcBorders>
+              <w:top w:val="single" w:sz="6" w:space="0" w:color="E7E5E4"/>
+              <w:bottom w:val="single" w:sz="6" w:space="0" w:color="E7E5E4"/>
+            </w:tcBorders>
+          </w:tcPr>
+          <w:p>
+            <w:r>
+              <w:rPr>
+                <w:rFonts w:ascii="Calibri" w:hAnsi="Calibri"/>
+                <w:b/>
+                <w:i w:val="0"/>
+                <w:color w:val="57534E"/>
+                <w:sz w:val="17"/>
+              </w:rPr>
+              <w:t>Classification</w:t>
+            </w:r>
+          </w:p>
+        </w:tc>
+        <w:tc>
+          <w:tcPr>
+            <w:tcW w:type="dxa" w:w="7200"/>
+            <w:tcBorders>
+              <w:top w:val="single" w:sz="6" w:space="0" w:color="E7E5E4"/>
+              <w:bottom w:val="single" w:sz="6" w:space="0" w:color="E7E5E4"/>
+            </w:tcBorders>
+          </w:tcPr>
+          <w:p>
+            <w:r>
+              <w:rPr>
+                <w:rFonts w:ascii="Calibri" w:hAnsi="Calibri"/>
+                <w:b w:val="0"/>
+                <w:i w:val="0"/>
+                <w:color w:val="1C1917"/>
+                <w:sz w:val="17"/>
+              </w:rPr>
+              <w:t>Internal · Confidential</w:t>
+            </w:r>
+          </w:p>
+        </w:tc>
+      </w:tr>
+      <w:tr>
+        <w:tc>
+          <w:tcPr>
+            <w:tcW w:type="dxa" w:w="4824"/>
+            <w:shd w:val="clear" w:fill="FAF6EF"/>
+            <w:tcBorders>
+              <w:top w:val="single" w:sz="6" w:space="0" w:color="E7E5E4"/>
+              <w:bottom w:val="single" w:sz="6" w:space="0" w:color="E7E5E4"/>
+            </w:tcBorders>
+          </w:tcPr>
+          <w:p>
+            <w:r>
+              <w:rPr>
+                <w:rFonts w:ascii="Calibri" w:hAnsi="Calibri"/>
+                <w:b/>
+                <w:i w:val="0"/>
+                <w:color w:val="57534E"/>
+                <w:sz w:val="17"/>
+              </w:rPr>
+              <w:t>Version</w:t>
+            </w:r>
+          </w:p>
+        </w:tc>
+        <w:tc>
+          <w:tcPr>
+            <w:tcW w:type="dxa" w:w="7200"/>
+            <w:tcBorders>
+              <w:top w:val="single" w:sz="6" w:space="0" w:color="E7E5E4"/>
+              <w:bottom w:val="single" w:sz="6" w:space="0" w:color="E7E5E4"/>
+            </w:tcBorders>
+          </w:tcPr>
+          <w:p>
+            <w:r>
+              <w:rPr>
+                <w:rFonts w:ascii="Calibri" w:hAnsi="Calibri"/>
+                <w:b w:val="0"/>
+                <w:i w:val="0"/>
+                <w:color w:val="1C1917"/>
+                <w:sz w:val="17"/>
+              </w:rPr>
+              <w:t>2.0</w:t>
+            </w:r>
+          </w:p>
+        </w:tc>
+      </w:tr>
+      <w:tr>
+        <w:tc>
+          <w:tcPr>
+            <w:tcW w:type="dxa" w:w="4824"/>
+            <w:shd w:val="clear" w:fill="FAF6EF"/>
+            <w:tcBorders>
+              <w:top w:val="single" w:sz="6" w:space="0" w:color="E7E5E4"/>
+              <w:bottom w:val="single" w:sz="6" w:space="0" w:color="E7E5E4"/>
+            </w:tcBorders>
+          </w:tcPr>
+          <w:p>
+            <w:r>
+              <w:rPr>
+                <w:rFonts w:ascii="Calibri" w:hAnsi="Calibri"/>
+                <w:b/>
+                <w:i w:val="0"/>
+                <w:color w:val="57534E"/>
+                <w:sz w:val="17"/>
+              </w:rPr>
+              <w:t>Date</w:t>
+            </w:r>
+          </w:p>
+        </w:tc>
+        <w:tc>
+          <w:tcPr>
+            <w:tcW w:type="dxa" w:w="7200"/>
+            <w:tcBorders>
+              <w:top w:val="single" w:sz="6" w:space="0" w:color="E7E5E4"/>
+              <w:bottom w:val="single" w:sz="6" w:space="0" w:color="E7E5E4"/>
+            </w:tcBorders>
+          </w:tcPr>
+          <w:p>
+            <w:r>
+              <w:rPr>
+                <w:rFonts w:ascii="Calibri" w:hAnsi="Calibri"/>
+                <w:b w:val="0"/>
+                <w:i w:val="0"/>
+                <w:color w:val="1C1917"/>
+                <w:sz w:val="17"/>
               </w:rPr>
               <w:t>July 2026</w:t>
             </w:r>
@@ -126,30 +302,44 @@
       <w:tr>
         <w:tc>
           <w:tcPr>
-            <w:tcW w:type="dxa" w:w="4320"/>
+            <w:tcW w:type="dxa" w:w="4824"/>
+            <w:shd w:val="clear" w:fill="FAF6EF"/>
+            <w:tcBorders>
+              <w:top w:val="single" w:sz="6" w:space="0" w:color="E7E5E4"/>
+              <w:bottom w:val="single" w:sz="6" w:space="0" w:color="E7E5E4"/>
+            </w:tcBorders>
           </w:tcPr>
           <w:p>
             <w:r>
               <w:rPr>
+                <w:rFonts w:ascii="Calibri" w:hAnsi="Calibri"/>
                 <w:b/>
+                <w:i w:val="0"/>
                 <w:color w:val="57534E"/>
-                <w:sz w:val="18"/>
+                <w:sz w:val="17"/>
               </w:rPr>
-              <w:t>Version</w:t>
+              <w:t>Status</w:t>
             </w:r>
           </w:p>
         </w:tc>
         <w:tc>
           <w:tcPr>
-            <w:tcW w:type="dxa" w:w="4320"/>
+            <w:tcW w:type="dxa" w:w="7200"/>
+            <w:tcBorders>
+              <w:top w:val="single" w:sz="6" w:space="0" w:color="E7E5E4"/>
+              <w:bottom w:val="single" w:sz="6" w:space="0" w:color="E7E5E4"/>
+            </w:tcBorders>
           </w:tcPr>
           <w:p>
             <w:r>
               <w:rPr>
+                <w:rFonts w:ascii="Calibri" w:hAnsi="Calibri"/>
+                <w:b w:val="0"/>
+                <w:i w:val="0"/>
                 <w:color w:val="1C1917"/>
-                <w:sz w:val="18"/>
+                <w:sz w:val="17"/>
               </w:rPr>
-              <w:t>1.0</w:t>
+              <w:t>Concept prototype — for internal discussion and customer research</w:t>
             </w:r>
           </w:p>
         </w:tc>
@@ -157,35 +347,229 @@
       <w:tr>
         <w:tc>
           <w:tcPr>
-            <w:tcW w:type="dxa" w:w="4320"/>
+            <w:tcW w:type="dxa" w:w="4824"/>
+            <w:shd w:val="clear" w:fill="FAF6EF"/>
+            <w:tcBorders>
+              <w:top w:val="single" w:sz="6" w:space="0" w:color="E7E5E4"/>
+              <w:bottom w:val="single" w:sz="6" w:space="0" w:color="E7E5E4"/>
+            </w:tcBorders>
           </w:tcPr>
           <w:p>
             <w:r>
               <w:rPr>
+                <w:rFonts w:ascii="Calibri" w:hAnsi="Calibri"/>
                 <w:b/>
+                <w:i w:val="0"/>
                 <w:color w:val="57534E"/>
-                <w:sz w:val="18"/>
+                <w:sz w:val="17"/>
               </w:rPr>
-              <w:t>Status</w:t>
+              <w:t>Distribution</w:t>
             </w:r>
           </w:p>
         </w:tc>
         <w:tc>
           <w:tcPr>
-            <w:tcW w:type="dxa" w:w="4320"/>
+            <w:tcW w:type="dxa" w:w="7200"/>
+            <w:tcBorders>
+              <w:top w:val="single" w:sz="6" w:space="0" w:color="E7E5E4"/>
+              <w:bottom w:val="single" w:sz="6" w:space="0" w:color="E7E5E4"/>
+            </w:tcBorders>
           </w:tcPr>
           <w:p>
             <w:r>
               <w:rPr>
+                <w:rFonts w:ascii="Calibri" w:hAnsi="Calibri"/>
+                <w:b w:val="0"/>
+                <w:i w:val="0"/>
                 <w:color w:val="1C1917"/>
-                <w:sz w:val="18"/>
+                <w:sz w:val="17"/>
               </w:rPr>
-              <w:t>Prototype — internal discussion</w:t>
+              <w:t>Business Banking product, design, and risk &amp; compliance stakeholders</w:t>
             </w:r>
           </w:p>
         </w:tc>
       </w:tr>
     </w:tbl>
+    <w:p>
+      <w:pPr>
+        <w:spacing w:before="440" w:after="80"/>
+      </w:pPr>
+      <w:r>
+        <w:rPr>
+          <w:rFonts w:ascii="Calibri" w:hAnsi="Calibri"/>
+          <w:b/>
+          <w:i w:val="0"/>
+          <w:color w:val="1C1917"/>
+          <w:sz w:val="24"/>
+        </w:rPr>
+        <w:t>Contents</w:t>
+      </w:r>
+    </w:p>
+    <w:p>
+      <w:pPr>
+        <w:spacing w:after="40"/>
+      </w:pPr>
+      <w:r>
+        <w:rPr>
+          <w:rFonts w:ascii="Calibri" w:hAnsi="Calibri"/>
+          <w:b w:val="0"/>
+          <w:i w:val="0"/>
+          <w:color w:val="57534E"/>
+          <w:sz w:val="20"/>
+        </w:rPr>
+        <w:t>1  Executive summary</w:t>
+      </w:r>
+    </w:p>
+    <w:p>
+      <w:pPr>
+        <w:spacing w:after="40"/>
+      </w:pPr>
+      <w:r>
+        <w:rPr>
+          <w:rFonts w:ascii="Calibri" w:hAnsi="Calibri"/>
+          <w:b w:val="0"/>
+          <w:i w:val="0"/>
+          <w:color w:val="57534E"/>
+          <w:sz w:val="20"/>
+        </w:rPr>
+        <w:t>2  Context and problem statement</w:t>
+      </w:r>
+    </w:p>
+    <w:p>
+      <w:pPr>
+        <w:spacing w:after="40"/>
+      </w:pPr>
+      <w:r>
+        <w:rPr>
+          <w:rFonts w:ascii="Calibri" w:hAnsi="Calibri"/>
+          <w:b w:val="0"/>
+          <w:i w:val="0"/>
+          <w:color w:val="57534E"/>
+          <w:sz w:val="20"/>
+        </w:rPr>
+        <w:t>3  Objectives, scope and non-goals</w:t>
+      </w:r>
+    </w:p>
+    <w:p>
+      <w:pPr>
+        <w:spacing w:after="40"/>
+      </w:pPr>
+      <w:r>
+        <w:rPr>
+          <w:rFonts w:ascii="Calibri" w:hAnsi="Calibri"/>
+          <w:b w:val="0"/>
+          <w:i w:val="0"/>
+          <w:color w:val="57534E"/>
+          <w:sz w:val="20"/>
+        </w:rPr>
+        <w:t>4  System architecture</w:t>
+      </w:r>
+    </w:p>
+    <w:p>
+      <w:pPr>
+        <w:spacing w:after="40"/>
+      </w:pPr>
+      <w:r>
+        <w:rPr>
+          <w:rFonts w:ascii="Calibri" w:hAnsi="Calibri"/>
+          <w:b w:val="0"/>
+          <w:i w:val="0"/>
+          <w:color w:val="57534E"/>
+          <w:sz w:val="20"/>
+        </w:rPr>
+        <w:t>5  Workflow catalogue</w:t>
+      </w:r>
+    </w:p>
+    <w:p>
+      <w:pPr>
+        <w:spacing w:after="40"/>
+      </w:pPr>
+      <w:r>
+        <w:rPr>
+          <w:rFonts w:ascii="Calibri" w:hAnsi="Calibri"/>
+          <w:b w:val="0"/>
+          <w:i w:val="0"/>
+          <w:color w:val="57534E"/>
+          <w:sz w:val="20"/>
+        </w:rPr>
+        <w:t>6  Regulatory control mapping</w:t>
+      </w:r>
+    </w:p>
+    <w:p>
+      <w:pPr>
+        <w:spacing w:after="40"/>
+      </w:pPr>
+      <w:r>
+        <w:rPr>
+          <w:rFonts w:ascii="Calibri" w:hAnsi="Calibri"/>
+          <w:b w:val="0"/>
+          <w:i w:val="0"/>
+          <w:color w:val="57534E"/>
+          <w:sz w:val="20"/>
+        </w:rPr>
+        <w:t>7  Engineering and quality approach</w:t>
+      </w:r>
+    </w:p>
+    <w:p>
+      <w:pPr>
+        <w:spacing w:after="40"/>
+      </w:pPr>
+      <w:r>
+        <w:rPr>
+          <w:rFonts w:ascii="Calibri" w:hAnsi="Calibri"/>
+          <w:b w:val="0"/>
+          <w:i w:val="0"/>
+          <w:color w:val="57534E"/>
+          <w:sz w:val="20"/>
+        </w:rPr>
+        <w:t>8  Accessibility</w:t>
+      </w:r>
+    </w:p>
+    <w:p>
+      <w:pPr>
+        <w:spacing w:after="40"/>
+      </w:pPr>
+      <w:r>
+        <w:rPr>
+          <w:rFonts w:ascii="Calibri" w:hAnsi="Calibri"/>
+          <w:b w:val="0"/>
+          <w:i w:val="0"/>
+          <w:color w:val="57534E"/>
+          <w:sz w:val="20"/>
+        </w:rPr>
+        <w:t>9  Limitations and assumptions</w:t>
+      </w:r>
+    </w:p>
+    <w:p>
+      <w:pPr>
+        <w:spacing w:after="40"/>
+      </w:pPr>
+      <w:r>
+        <w:rPr>
+          <w:rFonts w:ascii="Calibri" w:hAnsi="Calibri"/>
+          <w:b w:val="0"/>
+          <w:i w:val="0"/>
+          <w:color w:val="57534E"/>
+          <w:sz w:val="20"/>
+        </w:rPr>
+        <w:t>10  Indicative next steps</w:t>
+      </w:r>
+    </w:p>
+    <w:p>
+      <w:pPr>
+        <w:spacing w:after="40"/>
+      </w:pPr>
+      <w:r>
+        <w:rPr>
+          <w:rFonts w:ascii="Calibri" w:hAnsi="Calibri"/>
+          <w:b w:val="0"/>
+          <w:i w:val="0"/>
+          <w:color w:val="57534E"/>
+          <w:sz w:val="20"/>
+        </w:rPr>
+        <w:t>References</w:t>
+      </w:r>
+    </w:p>
     <w:p>
       <w:r>
         <w:br w:type="page"/>
@@ -193,12 +577,13 @@
     </w:p>
     <w:p>
       <w:pPr>
-        <w:spacing w:after="20"/>
+        <w:spacing w:before="280" w:after="20"/>
       </w:pPr>
       <w:r>
         <w:rPr>
           <w:rFonts w:ascii="Calibri" w:hAnsi="Calibri"/>
           <w:b/>
+          <w:i w:val="0"/>
           <w:color w:val="C8102E"/>
           <w:sz w:val="16"/>
         </w:rPr>
@@ -207,36 +592,65 @@
     </w:p>
     <w:p>
       <w:pPr>
-        <w:spacing w:before="320" w:after="80"/>
+        <w:spacing w:before="40" w:after="100"/>
         <w:pBdr>
           <w:bottom w:val="single" w:sz="6" w:space="4" w:color="E7E5E4"/>
         </w:pBdr>
       </w:pPr>
       <w:r>
         <w:rPr>
+          <w:rFonts w:ascii="Calibri" w:hAnsi="Calibri"/>
           <w:b/>
+          <w:i w:val="0"/>
           <w:color w:val="1C1917"/>
           <w:sz w:val="30"/>
         </w:rPr>
-        <w:t>1  Executive summary</w:t>
+        <w:t>1   Executive summary</w:t>
       </w:r>
     </w:p>
     <w:p>
+      <w:pPr>
+        <w:spacing w:before="0" w:after="140" w:line="312" w:lineRule="auto"/>
+      </w:pPr>
       <w:r>
         <w:rPr>
+          <w:rFonts w:ascii="Calibri" w:hAnsi="Calibri"/>
+          <w:b w:val="0"/>
+          <w:i w:val="0"/>
+          <w:color w:val="1C1917"/>
+          <w:sz w:val="24"/>
+        </w:rPr>
+        <w:t>Business banking retains a striking dependence on paper. Mandate variations, account closures, beneficiary onboarding and dispute handling still routinely require posted forms, wet-ink signatures and branch attendance — processes that impose days of latency, measurable operational cost, and inconsistent application of controls at exactly the points where regulatory rigour matters most.</w:t>
+      </w:r>
+    </w:p>
+    <w:p>
+      <w:pPr>
+        <w:spacing w:before="0" w:after="120"/>
+      </w:pPr>
+      <w:r>
+        <w:rPr>
+          <w:rFonts w:ascii="Calibri" w:hAnsi="Calibri"/>
+          <w:b w:val="0"/>
+          <w:i w:val="0"/>
           <w:color w:val="1C1917"/>
           <w:sz w:val="21"/>
         </w:rPr>
-        <w:t>This report describes a self-initiated concept prototype for Santander Business Banking. The prototype is a front-end only application that demonstrates how paper-based business-banking processes — mandate changes, bulk payments, account closures, disputes, cross-border onboarding and more — can be delivered as guided, self-serve, digitally-signed workflows inside the banking app.</w:t>
+        <w:t>This report describes a self-initiated concept prototype that reframes seventeen such service events as guided, digitally-signed, self-serve journeys. The distinguishing idea is that the controls each journey must satisfy — Strong Customer Authentication [3], Confirmation of Payee [4], sanctions and politically-exposed-person screening [8], cooling-off, and record-keeping [12] — are expressed inside the flow rather than appended through manual back-office process. Control thereby becomes an enabler of a better experience instead of the reason to retain paper.</w:t>
       </w:r>
     </w:p>
     <w:p>
+      <w:pPr>
+        <w:spacing w:before="0" w:after="120"/>
+      </w:pPr>
       <w:r>
         <w:rPr>
+          <w:rFonts w:ascii="Calibri" w:hAnsi="Calibri"/>
+          <w:b w:val="0"/>
+          <w:i w:val="0"/>
           <w:color w:val="1C1917"/>
           <w:sz w:val="21"/>
         </w:rPr>
-        <w:t>It is a demonstration piece for internal discussion and customer research. It has no backend, uses no real customer data, and makes no live system connections. Its value is as a tangible, clickable articulation of a paperless service model and the regulatory controls that model must respect.</w:t>
+        <w:t>The prototype is deliberately a front-end artefact. It holds no customer data, connects to no live system, and is not a release candidate. Its purpose is to make a service proposition tangible enough to test — with colleagues, with risk and compliance, and with business customers — before any commitment to build.</w:t>
       </w:r>
     </w:p>
     <w:tbl>
@@ -247,19 +661,21 @@
         <w:tblLook w:firstColumn="1" w:firstRow="1" w:lastColumn="0" w:lastRow="0" w:noHBand="0" w:noVBand="1" w:val="04A0"/>
       </w:tblPr>
       <w:tblGrid>
-        <w:gridCol w:w="4320"/>
-        <w:gridCol w:w="4320"/>
+        <w:gridCol w:w="4824"/>
+        <w:gridCol w:w="4824"/>
       </w:tblGrid>
       <w:tr>
         <w:tc>
           <w:tcPr>
-            <w:tcW w:type="dxa" w:w="2304"/>
+            <w:tcW w:type="dxa" w:w="2268"/>
             <w:shd w:val="clear" w:fill="1C1917"/>
           </w:tcPr>
           <w:p>
             <w:r>
               <w:rPr>
+                <w:rFonts w:ascii="Calibri" w:hAnsi="Calibri"/>
                 <w:b/>
+                <w:i w:val="0"/>
                 <w:color w:val="FFFFFF"/>
                 <w:sz w:val="18"/>
               </w:rPr>
@@ -269,13 +685,15 @@
         </w:tc>
         <w:tc>
           <w:tcPr>
-            <w:tcW w:type="dxa" w:w="6624"/>
+            <w:tcW w:type="dxa" w:w="6690"/>
             <w:shd w:val="clear" w:fill="1C1917"/>
           </w:tcPr>
           <w:p>
             <w:r>
               <w:rPr>
+                <w:rFonts w:ascii="Calibri" w:hAnsi="Calibri"/>
                 <w:b/>
+                <w:i w:val="0"/>
                 <w:color w:val="FFFFFF"/>
                 <w:sz w:val="18"/>
               </w:rPr>
@@ -287,12 +705,14 @@
       <w:tr>
         <w:tc>
           <w:tcPr>
-            <w:tcW w:type="dxa" w:w="2304"/>
+            <w:tcW w:type="dxa" w:w="2268"/>
           </w:tcPr>
           <w:p>
             <w:r>
               <w:rPr>
+                <w:rFonts w:ascii="Calibri" w:hAnsi="Calibri"/>
                 <w:b/>
+                <w:i w:val="0"/>
                 <w:color w:val="1C1917"/>
                 <w:sz w:val="18"/>
               </w:rPr>
@@ -302,15 +722,18 @@
         </w:tc>
         <w:tc>
           <w:tcPr>
-            <w:tcW w:type="dxa" w:w="6624"/>
+            <w:tcW w:type="dxa" w:w="6690"/>
           </w:tcPr>
           <w:p>
             <w:r>
               <w:rPr>
+                <w:rFonts w:ascii="Calibri" w:hAnsi="Calibri"/>
+                <w:b w:val="0"/>
+                <w:i w:val="0"/>
                 <w:color w:val="1C1917"/>
                 <w:sz w:val="18"/>
               </w:rPr>
-              <w:t>17 end-to-end paperless journeys</w:t>
+              <w:t>Seventeen end-to-end paperless journeys</w:t>
             </w:r>
           </w:p>
         </w:tc>
@@ -318,30 +741,35 @@
       <w:tr>
         <w:tc>
           <w:tcPr>
-            <w:tcW w:type="dxa" w:w="2304"/>
+            <w:tcW w:type="dxa" w:w="2268"/>
           </w:tcPr>
           <w:p>
             <w:r>
               <w:rPr>
+                <w:rFonts w:ascii="Calibri" w:hAnsi="Calibri"/>
                 <w:b/>
+                <w:i w:val="0"/>
                 <w:color w:val="1C1917"/>
                 <w:sz w:val="18"/>
               </w:rPr>
-              <w:t>Entity types</w:t>
+              <w:t>Entity coverage</w:t>
             </w:r>
           </w:p>
         </w:tc>
         <w:tc>
           <w:tcPr>
-            <w:tcW w:type="dxa" w:w="6624"/>
+            <w:tcW w:type="dxa" w:w="6690"/>
           </w:tcPr>
           <w:p>
             <w:r>
               <w:rPr>
+                <w:rFonts w:ascii="Calibri" w:hAnsi="Calibri"/>
+                <w:b w:val="0"/>
+                <w:i w:val="0"/>
                 <w:color w:val="1C1917"/>
                 <w:sz w:val="18"/>
               </w:rPr>
-              <w:t>7 (sole trader → limited, LLP, charity, club, society, partnership)</w:t>
+              <w:t>Seven business types (sole trader, partnership, limited company, LLP, charity, club, society)</w:t>
             </w:r>
           </w:p>
         </w:tc>
@@ -349,12 +777,14 @@
       <w:tr>
         <w:tc>
           <w:tcPr>
-            <w:tcW w:type="dxa" w:w="2304"/>
+            <w:tcW w:type="dxa" w:w="2268"/>
           </w:tcPr>
           <w:p>
             <w:r>
               <w:rPr>
+                <w:rFonts w:ascii="Calibri" w:hAnsi="Calibri"/>
                 <w:b/>
+                <w:i w:val="0"/>
                 <w:color w:val="1C1917"/>
                 <w:sz w:val="18"/>
               </w:rPr>
@@ -364,15 +794,18 @@
         </w:tc>
         <w:tc>
           <w:tcPr>
-            <w:tcW w:type="dxa" w:w="6624"/>
+            <w:tcW w:type="dxa" w:w="6690"/>
           </w:tcPr>
           <w:p>
             <w:r>
               <w:rPr>
+                <w:rFonts w:ascii="Calibri" w:hAnsi="Calibri"/>
+                <w:b w:val="0"/>
+                <w:i w:val="0"/>
                 <w:color w:val="1C1917"/>
                 <w:sz w:val="18"/>
               </w:rPr>
-              <w:t>React single-file front end, deployed as one self-contained HTML bundle</w:t>
+              <w:t>Single-file React front end, compiled to one self-contained HTML bundle</w:t>
             </w:r>
           </w:p>
         </w:tc>
@@ -380,12 +813,50 @@
       <w:tr>
         <w:tc>
           <w:tcPr>
-            <w:tcW w:type="dxa" w:w="2304"/>
+            <w:tcW w:type="dxa" w:w="2268"/>
           </w:tcPr>
           <w:p>
             <w:r>
               <w:rPr>
+                <w:rFonts w:ascii="Calibri" w:hAnsi="Calibri"/>
                 <w:b/>
+                <w:i w:val="0"/>
+                <w:color w:val="1C1917"/>
+                <w:sz w:val="18"/>
+              </w:rPr>
+              <w:t>Regulatory framing</w:t>
+            </w:r>
+          </w:p>
+        </w:tc>
+        <w:tc>
+          <w:tcPr>
+            <w:tcW w:type="dxa" w:w="6690"/>
+          </w:tcPr>
+          <w:p>
+            <w:r>
+              <w:rPr>
+                <w:rFonts w:ascii="Calibri" w:hAnsi="Calibri"/>
+                <w:b w:val="0"/>
+                <w:i w:val="0"/>
+                <w:color w:val="1C1917"/>
+                <w:sz w:val="18"/>
+              </w:rPr>
+              <w:t>PSD2/SCA, CoP, PSR 2017, MLR 2017, FCA DISP/BCOBS/SYSC, Consumer Duty, UK GDPR, MTD</w:t>
+            </w:r>
+          </w:p>
+        </w:tc>
+      </w:tr>
+      <w:tr>
+        <w:tc>
+          <w:tcPr>
+            <w:tcW w:type="dxa" w:w="2268"/>
+          </w:tcPr>
+          <w:p>
+            <w:r>
+              <w:rPr>
+                <w:rFonts w:ascii="Calibri" w:hAnsi="Calibri"/>
+                <w:b/>
+                <w:i w:val="0"/>
                 <w:color w:val="1C1917"/>
                 <w:sz w:val="18"/>
               </w:rPr>
@@ -395,15 +866,18 @@
         </w:tc>
         <w:tc>
           <w:tcPr>
-            <w:tcW w:type="dxa" w:w="6624"/>
+            <w:tcW w:type="dxa" w:w="6690"/>
           </w:tcPr>
           <w:p>
             <w:r>
               <w:rPr>
+                <w:rFonts w:ascii="Calibri" w:hAnsi="Calibri"/>
+                <w:b w:val="0"/>
+                <w:i w:val="0"/>
                 <w:color w:val="1C1917"/>
                 <w:sz w:val="18"/>
               </w:rPr>
-              <w:t>Front-end concept only — no backend, no real data</w:t>
+              <w:t>Front-end concept only — no backend, no real data, not production-hardened</w:t>
             </w:r>
           </w:p>
         </w:tc>
@@ -411,12 +885,18 @@
     </w:tbl>
     <w:p>
       <w:pPr>
-        <w:spacing w:after="20"/>
+        <w:spacing w:after="40"/>
+      </w:pPr>
+    </w:p>
+    <w:p>
+      <w:pPr>
+        <w:spacing w:before="280" w:after="20"/>
       </w:pPr>
       <w:r>
         <w:rPr>
           <w:rFonts w:ascii="Calibri" w:hAnsi="Calibri"/>
           <w:b/>
+          <w:i w:val="0"/>
           <w:color w:val="C8102E"/>
           <w:sz w:val="16"/>
         </w:rPr>
@@ -425,46 +905,117 @@
     </w:p>
     <w:p>
       <w:pPr>
-        <w:spacing w:before="320" w:after="80"/>
+        <w:spacing w:before="40" w:after="100"/>
         <w:pBdr>
           <w:bottom w:val="single" w:sz="6" w:space="4" w:color="E7E5E4"/>
         </w:pBdr>
       </w:pPr>
       <w:r>
         <w:rPr>
+          <w:rFonts w:ascii="Calibri" w:hAnsi="Calibri"/>
           <w:b/>
+          <w:i w:val="0"/>
           <w:color w:val="1C1917"/>
           <w:sz w:val="30"/>
         </w:rPr>
-        <w:t>2  Background &amp; problem statement</w:t>
-      </w:r>
-    </w:p>
-    <w:p>
-      <w:r>
-        <w:rPr>
-          <w:color w:val="1C1917"/>
-          <w:sz w:val="21"/>
-        </w:rPr>
-        <w:t>Many business-banking service events still depend on paper: posted mandate-variation forms, wet-ink signatures, branch visits to reset access, faxed international payment details, and written requests for balance certificates that take days to arrive. Each step adds delay, cost and operational risk, and none of it is convenient for a business customer running day-to-day operations.</w:t>
-      </w:r>
-    </w:p>
-    <w:p>
-      <w:r>
-        <w:rPr>
-          <w:color w:val="1C1917"/>
-          <w:sz w:val="21"/>
-        </w:rPr>
-        <w:t>The prototype asks a simple question: what would these processes look like if they were re-imagined as in-app, self-serve, compliant-by-design workflows — with the regulatory checks (identity, authorisation, confirmation of payee, cooling-off) built into the flow rather than bolted on with paper?</w:t>
+        <w:t>2   Context and problem statement</w:t>
       </w:r>
     </w:p>
     <w:p>
       <w:pPr>
-        <w:spacing w:after="20"/>
+        <w:spacing w:before="0" w:after="120"/>
+      </w:pPr>
+      <w:r>
+        <w:rPr>
+          <w:rFonts w:ascii="Calibri" w:hAnsi="Calibri"/>
+          <w:b w:val="0"/>
+          <w:i w:val="0"/>
+          <w:color w:val="1C1917"/>
+          <w:sz w:val="21"/>
+        </w:rPr>
+        <w:t>The friction in business-banking servicing is not primarily a technology gap; it is a process gap. The underlying capabilities — digital identity, strong authentication, Confirmation of Payee and real-time payments — are mature and, in several cases, mandated. Yet the service events that sit on top of them are frequently still discharged on paper, for three connected reasons: the controls are treated as separate from the customer journey; the journeys are owned by different teams; and no single artefact makes the end-to-end experience concrete enough to challenge.</w:t>
+      </w:r>
+    </w:p>
+    <w:p>
+      <w:pPr>
+        <w:spacing w:before="0" w:after="120"/>
+      </w:pPr>
+      <w:r>
+        <w:rPr>
+          <w:rFonts w:ascii="Calibri" w:hAnsi="Calibri"/>
+          <w:b w:val="0"/>
+          <w:i w:val="0"/>
+          <w:color w:val="1C1917"/>
+          <w:sz w:val="21"/>
+        </w:rPr>
+        <w:t>The cost of that gap is cumulative. Postal round-trips convert minutes of decision-making into days of elapsed time. Manual re-keying introduces error and rework. And discretionary, manually-applied controls are, by construction, harder to evidence consistently — a growing concern under the FCA Consumer Duty [1], which expects firms to demonstrate good outcomes rather than assert them.</w:t>
+      </w:r>
+    </w:p>
+    <w:tbl>
+      <w:tblPr>
+        <w:tblW w:type="auto" w:w="0"/>
+        <w:jc w:val="center"/>
+        <w:tblLook w:firstColumn="1" w:firstRow="1" w:lastColumn="0" w:lastRow="0" w:noHBand="0" w:noVBand="1" w:val="04A0"/>
+      </w:tblPr>
+      <w:tblGrid>
+        <w:gridCol w:w="9648"/>
+      </w:tblGrid>
+      <w:tr>
+        <w:tc>
+          <w:tcPr>
+            <w:tcW w:type="dxa" w:w="9504"/>
+            <w:shd w:val="clear" w:fill="FAF6EF"/>
+            <w:tcBorders>
+              <w:left w:val="single" w:sz="24" w:space="0" w:color="C8102E"/>
+            </w:tcBorders>
+          </w:tcPr>
+          <w:p>
+            <w:pPr>
+              <w:spacing w:after="40"/>
+            </w:pPr>
+            <w:r>
+              <w:rPr>
+                <w:rFonts w:ascii="Calibri" w:hAnsi="Calibri"/>
+                <w:b/>
+                <w:i w:val="0"/>
+                <w:color w:val="C8102E"/>
+                <w:sz w:val="17"/>
+              </w:rPr>
+              <w:t xml:space="preserve">THE CORE QUESTION  </w:t>
+            </w:r>
+          </w:p>
+          <w:p>
+            <w:pPr>
+              <w:spacing w:after="40"/>
+            </w:pPr>
+            <w:r>
+              <w:rPr>
+                <w:rFonts w:ascii="Calibri" w:hAnsi="Calibri"/>
+                <w:b w:val="0"/>
+                <w:i w:val="0"/>
+                <w:color w:val="1C1917"/>
+                <w:sz w:val="21"/>
+              </w:rPr>
+              <w:t>What would these service events look like if they were re-imagined as in-app, self-serve, compliant-by-design journeys — with each regulatory check built into the flow, applied consistently, and recorded automatically?</w:t>
+            </w:r>
+          </w:p>
+        </w:tc>
+      </w:tr>
+    </w:tbl>
+    <w:p>
+      <w:pPr>
+        <w:spacing w:after="40"/>
+      </w:pPr>
+    </w:p>
+    <w:p>
+      <w:pPr>
+        <w:spacing w:before="280" w:after="20"/>
       </w:pPr>
       <w:r>
         <w:rPr>
           <w:rFonts w:ascii="Calibri" w:hAnsi="Calibri"/>
           <w:b/>
+          <w:i w:val="0"/>
           <w:color w:val="C8102E"/>
           <w:sz w:val="16"/>
         </w:rPr>
@@ -473,18 +1024,99 @@
     </w:p>
     <w:p>
       <w:pPr>
-        <w:spacing w:before="320" w:after="80"/>
+        <w:spacing w:before="40" w:after="100"/>
         <w:pBdr>
           <w:bottom w:val="single" w:sz="6" w:space="4" w:color="E7E5E4"/>
         </w:pBdr>
       </w:pPr>
       <w:r>
         <w:rPr>
+          <w:rFonts w:ascii="Calibri" w:hAnsi="Calibri"/>
           <w:b/>
+          <w:i w:val="0"/>
           <w:color w:val="1C1917"/>
           <w:sz w:val="30"/>
         </w:rPr>
-        <w:t>3  Objectives &amp; scope</w:t>
+        <w:t>3   Objectives, scope and non-goals</w:t>
+      </w:r>
+    </w:p>
+    <w:p>
+      <w:pPr>
+        <w:spacing w:before="0" w:after="120"/>
+      </w:pPr>
+      <w:r>
+        <w:rPr>
+          <w:rFonts w:ascii="Calibri" w:hAnsi="Calibri"/>
+          <w:b w:val="0"/>
+          <w:i w:val="0"/>
+          <w:color w:val="1C1917"/>
+          <w:sz w:val="21"/>
+        </w:rPr>
+        <w:t>The prototype was built to answer that question in a form that can be reviewed and tested, not merely described. Its objectives are therefore evidential rather than technical:</w:t>
+      </w:r>
+    </w:p>
+    <w:p>
+      <w:pPr>
+        <w:pStyle w:val="ListBullet"/>
+        <w:spacing w:after="60"/>
+      </w:pPr>
+      <w:r>
+        <w:rPr>
+          <w:rFonts w:ascii="Calibri" w:hAnsi="Calibri"/>
+          <w:b w:val="0"/>
+          <w:i w:val="0"/>
+          <w:color w:val="1C1917"/>
+          <w:sz w:val="21"/>
+        </w:rPr>
+        <w:t>Demonstrate credible paperless equivalents for the most paper-heavy business-banking service events.</w:t>
+      </w:r>
+    </w:p>
+    <w:p>
+      <w:pPr>
+        <w:pStyle w:val="ListBullet"/>
+        <w:spacing w:after="60"/>
+      </w:pPr>
+      <w:r>
+        <w:rPr>
+          <w:rFonts w:ascii="Calibri" w:hAnsi="Calibri"/>
+          <w:b w:val="0"/>
+          <w:i w:val="0"/>
+          <w:color w:val="1C1917"/>
+          <w:sz w:val="21"/>
+        </w:rPr>
+        <w:t>Express, within each journey, the specific regulatory control it must satisfy — so reviewers can see where an obligation is met rather than infer it.</w:t>
+      </w:r>
+    </w:p>
+    <w:p>
+      <w:pPr>
+        <w:pStyle w:val="ListBullet"/>
+        <w:spacing w:after="60"/>
+      </w:pPr>
+      <w:r>
+        <w:rPr>
+          <w:rFonts w:ascii="Calibri" w:hAnsi="Calibri"/>
+          <w:b w:val="0"/>
+          <w:i w:val="0"/>
+          <w:color w:val="1C1917"/>
+          <w:sz w:val="21"/>
+        </w:rPr>
+        <w:t>Provide a single, clickable artefact for internal review and structured customer research.</w:t>
+      </w:r>
+    </w:p>
+    <w:p>
+      <w:pPr>
+        <w:pStyle w:val="ListBullet"/>
+        <w:spacing w:after="60"/>
+      </w:pPr>
+      <w:r>
+        <w:rPr>
+          <w:rFonts w:ascii="Calibri" w:hAnsi="Calibri"/>
+          <w:b w:val="0"/>
+          <w:i w:val="0"/>
+          <w:color w:val="1C1917"/>
+          <w:sz w:val="21"/>
+        </w:rPr>
+        <w:t>Establish a consistent design language and a measurable accessibility standard for the journeys.</w:t>
       </w:r>
     </w:p>
     <w:p>
@@ -493,72 +1125,9 @@
       </w:pPr>
       <w:r>
         <w:rPr>
+          <w:rFonts w:ascii="Calibri" w:hAnsi="Calibri"/>
           <w:b/>
-          <w:color w:val="57534E"/>
-          <w:sz w:val="23"/>
-        </w:rPr>
-        <w:t>Objectives</w:t>
-      </w:r>
-    </w:p>
-    <w:p>
-      <w:pPr>
-        <w:pStyle w:val="ListBullet"/>
-        <w:spacing w:after="40"/>
-      </w:pPr>
-      <w:r>
-        <w:rPr>
-          <w:color w:val="1C1917"/>
-          <w:sz w:val="21"/>
-        </w:rPr>
-        <w:t>Demonstrate paperless equivalents for the most paper-heavy business-banking service events.</w:t>
-      </w:r>
-    </w:p>
-    <w:p>
-      <w:pPr>
-        <w:pStyle w:val="ListBullet"/>
-        <w:spacing w:after="40"/>
-      </w:pPr>
-      <w:r>
-        <w:rPr>
-          <w:color w:val="1C1917"/>
-          <w:sz w:val="21"/>
-        </w:rPr>
-        <w:t>Show the regulatory controls each workflow must satisfy, expressed inside the user experience.</w:t>
-      </w:r>
-    </w:p>
-    <w:p>
-      <w:pPr>
-        <w:pStyle w:val="ListBullet"/>
-        <w:spacing w:after="40"/>
-      </w:pPr>
-      <w:r>
-        <w:rPr>
-          <w:color w:val="1C1917"/>
-          <w:sz w:val="21"/>
-        </w:rPr>
-        <w:t>Provide a clickable artefact for internal review and customer research.</w:t>
-      </w:r>
-    </w:p>
-    <w:p>
-      <w:pPr>
-        <w:pStyle w:val="ListBullet"/>
-        <w:spacing w:after="40"/>
-      </w:pPr>
-      <w:r>
-        <w:rPr>
-          <w:color w:val="1C1917"/>
-          <w:sz w:val="21"/>
-        </w:rPr>
-        <w:t>Explore a consistent design language and accessibility standard for the journeys.</w:t>
-      </w:r>
-    </w:p>
-    <w:p>
-      <w:pPr>
-        <w:spacing w:before="180" w:after="40"/>
-      </w:pPr>
-      <w:r>
-        <w:rPr>
-          <w:b/>
+          <w:i w:val="0"/>
           <w:color w:val="57534E"/>
           <w:sz w:val="23"/>
         </w:rPr>
@@ -567,11 +1136,29 @@
     </w:p>
     <w:p>
       <w:pPr>
-        <w:pStyle w:val="ListBullet"/>
-        <w:spacing w:after="40"/>
+        <w:spacing w:before="0" w:after="120"/>
       </w:pPr>
       <w:r>
         <w:rPr>
+          <w:rFonts w:ascii="Calibri" w:hAnsi="Calibri"/>
+          <w:b w:val="0"/>
+          <w:i w:val="0"/>
+          <w:color w:val="1C1917"/>
+          <w:sz w:val="21"/>
+        </w:rPr>
+        <w:t>Equally important is what the prototype is not, so that its evidence is read correctly:</w:t>
+      </w:r>
+    </w:p>
+    <w:p>
+      <w:pPr>
+        <w:pStyle w:val="ListBullet"/>
+        <w:spacing w:after="60"/>
+      </w:pPr>
+      <w:r>
+        <w:rPr>
+          <w:rFonts w:ascii="Calibri" w:hAnsi="Calibri"/>
+          <w:b w:val="0"/>
+          <w:i w:val="0"/>
           <w:color w:val="1C1917"/>
           <w:sz w:val="21"/>
         </w:rPr>
@@ -581,36 +1168,45 @@
     <w:p>
       <w:pPr>
         <w:pStyle w:val="ListBullet"/>
-        <w:spacing w:after="40"/>
+        <w:spacing w:after="60"/>
       </w:pPr>
       <w:r>
         <w:rPr>
+          <w:rFonts w:ascii="Calibri" w:hAnsi="Calibri"/>
+          <w:b w:val="0"/>
+          <w:i w:val="0"/>
           <w:color w:val="1C1917"/>
           <w:sz w:val="21"/>
         </w:rPr>
-        <w:t>No real customer, account or payment data — all figures are illustrative.</w:t>
+        <w:t>No real customer, account, or payment data — every figure and reference is illustrative and fictional.</w:t>
       </w:r>
     </w:p>
     <w:p>
       <w:pPr>
         <w:pStyle w:val="ListBullet"/>
-        <w:spacing w:after="40"/>
+        <w:spacing w:after="60"/>
       </w:pPr>
       <w:r>
         <w:rPr>
+          <w:rFonts w:ascii="Calibri" w:hAnsi="Calibri"/>
+          <w:b w:val="0"/>
+          <w:i w:val="0"/>
           <w:color w:val="1C1917"/>
           <w:sz w:val="21"/>
         </w:rPr>
-        <w:t>No production security hardening; this is a front-end concept, not a release candidate.</w:t>
+        <w:t>No production security hardening; this is a concept artefact, not a release candidate.</w:t>
       </w:r>
     </w:p>
     <w:p>
       <w:pPr>
         <w:pStyle w:val="ListBullet"/>
-        <w:spacing w:after="40"/>
+        <w:spacing w:after="60"/>
       </w:pPr>
       <w:r>
         <w:rPr>
+          <w:rFonts w:ascii="Calibri" w:hAnsi="Calibri"/>
+          <w:b w:val="0"/>
+          <w:i w:val="0"/>
           <w:color w:val="1C1917"/>
           <w:sz w:val="21"/>
         </w:rPr>
@@ -619,12 +1215,13 @@
     </w:p>
     <w:p>
       <w:pPr>
-        <w:spacing w:after="20"/>
+        <w:spacing w:before="280" w:after="20"/>
       </w:pPr>
       <w:r>
         <w:rPr>
           <w:rFonts w:ascii="Calibri" w:hAnsi="Calibri"/>
           <w:b/>
+          <w:i w:val="0"/>
           <w:color w:val="C8102E"/>
           <w:sz w:val="16"/>
         </w:rPr>
@@ -633,166 +1230,35 @@
     </w:p>
     <w:p>
       <w:pPr>
-        <w:spacing w:before="320" w:after="80"/>
+        <w:spacing w:before="40" w:after="100"/>
         <w:pBdr>
           <w:bottom w:val="single" w:sz="6" w:space="4" w:color="E7E5E4"/>
         </w:pBdr>
       </w:pPr>
       <w:r>
         <w:rPr>
+          <w:rFonts w:ascii="Calibri" w:hAnsi="Calibri"/>
           <w:b/>
+          <w:i w:val="0"/>
           <w:color w:val="1C1917"/>
           <w:sz w:val="30"/>
         </w:rPr>
-        <w:t>4  System architecture</w:t>
-      </w:r>
-    </w:p>
-    <w:p>
-      <w:r>
-        <w:rPr>
-          <w:color w:val="1C1917"/>
-          <w:sz w:val="21"/>
-        </w:rPr>
-        <w:t>The prototype is deliberately built as a single React component in one file, compiled by Vite into a single self-contained HTML bundle. This keeps the whole product readable top-to-bottom and trivial to deploy or share as one file.</w:t>
+        <w:t>4   System architecture</w:t>
       </w:r>
     </w:p>
     <w:p>
       <w:pPr>
-        <w:spacing w:before="180" w:after="40"/>
-      </w:pPr>
-      <w:r>
-        <w:rPr>
-          <w:b/>
-          <w:color w:val="57534E"/>
-          <w:sz w:val="23"/>
-        </w:rPr>
-        <w:t>Key characteristics</w:t>
-      </w:r>
-    </w:p>
-    <w:p>
-      <w:pPr>
-        <w:pStyle w:val="ListBullet"/>
-        <w:spacing w:after="40"/>
-      </w:pPr>
-      <w:r>
-        <w:rPr>
-          <w:color w:val="1C1917"/>
-          <w:sz w:val="21"/>
-        </w:rPr>
-        <w:t>Single-file React front end; all state held at the top of one component.</w:t>
-      </w:r>
-    </w:p>
-    <w:p>
-      <w:pPr>
-        <w:pStyle w:val="ListBullet"/>
-        <w:spacing w:after="40"/>
-      </w:pPr>
-      <w:r>
-        <w:rPr>
-          <w:color w:val="1C1917"/>
-          <w:sz w:val="21"/>
-        </w:rPr>
-        <w:t>Compiled to one self-contained HTML artefact via Vite (single-file plugin).</w:t>
-      </w:r>
-    </w:p>
-    <w:p>
-      <w:pPr>
-        <w:pStyle w:val="ListBullet"/>
-        <w:spacing w:after="40"/>
-      </w:pPr>
-      <w:r>
-        <w:rPr>
-          <w:color w:val="1C1917"/>
-          <w:sz w:val="21"/>
-        </w:rPr>
-        <w:t>Two interchangeable shells — a mobile bottom-nav layout and a desktop sidebar layout — sharing all state.</w:t>
-      </w:r>
-    </w:p>
-    <w:p>
-      <w:pPr>
-        <w:pStyle w:val="ListBullet"/>
-        <w:spacing w:after="40"/>
-      </w:pPr>
-      <w:r>
-        <w:rPr>
-          <w:color w:val="1C1917"/>
-          <w:sz w:val="21"/>
-        </w:rPr>
-        <w:t>A workflow-overlay model: each journey is a full-screen, multi-step wizard rendered over the main app.</w:t>
-      </w:r>
-    </w:p>
-    <w:p>
-      <w:pPr>
-        <w:pStyle w:val="ListBullet"/>
-        <w:spacing w:after="40"/>
-      </w:pPr>
-      <w:r>
-        <w:rPr>
-          <w:color w:val="1C1917"/>
-          <w:sz w:val="21"/>
-        </w:rPr>
-        <w:t>An entity system that reconfigures accounts, mandate rules, labels and required documents across 7 business types.</w:t>
-      </w:r>
-    </w:p>
-    <w:p>
-      <w:pPr>
-        <w:spacing w:before="180" w:after="40"/>
-      </w:pPr>
-      <w:r>
-        <w:rPr>
-          <w:b/>
-          <w:color w:val="57534E"/>
-          <w:sz w:val="23"/>
-        </w:rPr>
-        <w:t>Mandate &amp; authorisation model</w:t>
-      </w:r>
-    </w:p>
-    <w:p>
-      <w:r>
-        <w:rPr>
-          <w:color w:val="1C1917"/>
-          <w:sz w:val="21"/>
-        </w:rPr>
-        <w:t>Each account carries a signing rule (any-one, any-two, or all signatories). Workflows resolve the strictest applicable rule across the accounts involved, which determines whether co-signing or a cooling-off period is required before an instruction executes.</w:t>
-      </w:r>
-    </w:p>
-    <w:p>
-      <w:pPr>
-        <w:spacing w:after="20"/>
+        <w:spacing w:before="0" w:after="120"/>
       </w:pPr>
       <w:r>
         <w:rPr>
           <w:rFonts w:ascii="Calibri" w:hAnsi="Calibri"/>
-          <w:b/>
-          <w:color w:val="C8102E"/>
-          <w:sz w:val="16"/>
-        </w:rPr>
-        <w:t>SECTION 5</w:t>
-      </w:r>
-    </w:p>
-    <w:p>
-      <w:pPr>
-        <w:spacing w:before="320" w:after="80"/>
-        <w:pBdr>
-          <w:bottom w:val="single" w:sz="6" w:space="4" w:color="E7E5E4"/>
-        </w:pBdr>
-      </w:pPr>
-      <w:r>
-        <w:rPr>
-          <w:b/>
-          <w:color w:val="1C1917"/>
-          <w:sz w:val="30"/>
-        </w:rPr>
-        <w:t>5  Workflow catalogue</w:t>
-      </w:r>
-    </w:p>
-    <w:p>
-      <w:r>
-        <w:rPr>
+          <w:b w:val="0"/>
+          <w:i w:val="0"/>
           <w:color w:val="1C1917"/>
           <w:sz w:val="21"/>
         </w:rPr>
-        <w:t>The prototype implements 17 end-to-end workflows. Each replaces a specific paper or branch-based process.</w:t>
+        <w:t>The prototype is implemented as a single React component compiled by Vite into one self-contained HTML bundle. This is an unusual choice for production software but a deliberate one for a concept artefact: it keeps the entire product readable top-to-bottom, removes build-and-deploy friction, and lets the whole experience be shared as a single file. The trade-off — that all state lives in one component — is acceptable precisely because the artefact is not intended to scale as a codebase.</w:t>
       </w:r>
     </w:p>
     <w:tbl>
@@ -803,20 +1269,335 @@
         <w:tblLook w:firstColumn="1" w:firstRow="1" w:lastColumn="0" w:lastRow="0" w:noHBand="0" w:noVBand="1" w:val="04A0"/>
       </w:tblPr>
       <w:tblGrid>
-        <w:gridCol w:w="2880"/>
-        <w:gridCol w:w="2880"/>
-        <w:gridCol w:w="2880"/>
+        <w:gridCol w:w="4824"/>
+        <w:gridCol w:w="4824"/>
       </w:tblGrid>
       <w:tr>
         <w:tc>
           <w:tcPr>
-            <w:tcW w:type="dxa" w:w="2736"/>
+            <w:tcW w:type="dxa" w:w="3288"/>
             <w:shd w:val="clear" w:fill="1C1917"/>
           </w:tcPr>
           <w:p>
             <w:r>
               <w:rPr>
+                <w:rFonts w:ascii="Calibri" w:hAnsi="Calibri"/>
                 <w:b/>
+                <w:i w:val="0"/>
+                <w:color w:val="FFFFFF"/>
+                <w:sz w:val="18"/>
+              </w:rPr>
+              <w:t>Architectural choice</w:t>
+            </w:r>
+          </w:p>
+        </w:tc>
+        <w:tc>
+          <w:tcPr>
+            <w:tcW w:type="dxa" w:w="5669"/>
+            <w:shd w:val="clear" w:fill="1C1917"/>
+          </w:tcPr>
+          <w:p>
+            <w:r>
+              <w:rPr>
+                <w:rFonts w:ascii="Calibri" w:hAnsi="Calibri"/>
+                <w:b/>
+                <w:i w:val="0"/>
+                <w:color w:val="FFFFFF"/>
+                <w:sz w:val="18"/>
+              </w:rPr>
+              <w:t>Rationale</w:t>
+            </w:r>
+          </w:p>
+        </w:tc>
+      </w:tr>
+      <w:tr>
+        <w:tc>
+          <w:tcPr>
+            <w:tcW w:type="dxa" w:w="3288"/>
+          </w:tcPr>
+          <w:p>
+            <w:r>
+              <w:rPr>
+                <w:rFonts w:ascii="Calibri" w:hAnsi="Calibri"/>
+                <w:b/>
+                <w:i w:val="0"/>
+                <w:color w:val="1C1917"/>
+                <w:sz w:val="18"/>
+              </w:rPr>
+              <w:t>Single-file React front end</w:t>
+            </w:r>
+          </w:p>
+        </w:tc>
+        <w:tc>
+          <w:tcPr>
+            <w:tcW w:type="dxa" w:w="5669"/>
+          </w:tcPr>
+          <w:p>
+            <w:r>
+              <w:rPr>
+                <w:rFonts w:ascii="Calibri" w:hAnsi="Calibri"/>
+                <w:b w:val="0"/>
+                <w:i w:val="0"/>
+                <w:color w:val="1C1917"/>
+                <w:sz w:val="18"/>
+              </w:rPr>
+              <w:t>Whole product legible in one place; no module navigation to review it</w:t>
+            </w:r>
+          </w:p>
+        </w:tc>
+      </w:tr>
+      <w:tr>
+        <w:tc>
+          <w:tcPr>
+            <w:tcW w:type="dxa" w:w="3288"/>
+          </w:tcPr>
+          <w:p>
+            <w:r>
+              <w:rPr>
+                <w:rFonts w:ascii="Calibri" w:hAnsi="Calibri"/>
+                <w:b/>
+                <w:i w:val="0"/>
+                <w:color w:val="1C1917"/>
+                <w:sz w:val="18"/>
+              </w:rPr>
+              <w:t>Compiled to one HTML artefact</w:t>
+            </w:r>
+          </w:p>
+        </w:tc>
+        <w:tc>
+          <w:tcPr>
+            <w:tcW w:type="dxa" w:w="5669"/>
+          </w:tcPr>
+          <w:p>
+            <w:r>
+              <w:rPr>
+                <w:rFonts w:ascii="Calibri" w:hAnsi="Calibri"/>
+                <w:b w:val="0"/>
+                <w:i w:val="0"/>
+                <w:color w:val="1C1917"/>
+                <w:sz w:val="18"/>
+              </w:rPr>
+              <w:t>Frictionless to deploy, host, or hand to a colleague</w:t>
+            </w:r>
+          </w:p>
+        </w:tc>
+      </w:tr>
+      <w:tr>
+        <w:tc>
+          <w:tcPr>
+            <w:tcW w:type="dxa" w:w="3288"/>
+          </w:tcPr>
+          <w:p>
+            <w:r>
+              <w:rPr>
+                <w:rFonts w:ascii="Calibri" w:hAnsi="Calibri"/>
+                <w:b/>
+                <w:i w:val="0"/>
+                <w:color w:val="1C1917"/>
+                <w:sz w:val="18"/>
+              </w:rPr>
+              <w:t>Two shells, shared state (mobile &amp; desktop)</w:t>
+            </w:r>
+          </w:p>
+        </w:tc>
+        <w:tc>
+          <w:tcPr>
+            <w:tcW w:type="dxa" w:w="5669"/>
+          </w:tcPr>
+          <w:p>
+            <w:r>
+              <w:rPr>
+                <w:rFonts w:ascii="Calibri" w:hAnsi="Calibri"/>
+                <w:b w:val="0"/>
+                <w:i w:val="0"/>
+                <w:color w:val="1C1917"/>
+                <w:sz w:val="18"/>
+              </w:rPr>
+              <w:t>Demonstrates responsive parity without a second codebase</w:t>
+            </w:r>
+          </w:p>
+        </w:tc>
+      </w:tr>
+      <w:tr>
+        <w:tc>
+          <w:tcPr>
+            <w:tcW w:type="dxa" w:w="3288"/>
+          </w:tcPr>
+          <w:p>
+            <w:r>
+              <w:rPr>
+                <w:rFonts w:ascii="Calibri" w:hAnsi="Calibri"/>
+                <w:b/>
+                <w:i w:val="0"/>
+                <w:color w:val="1C1917"/>
+                <w:sz w:val="18"/>
+              </w:rPr>
+              <w:t>Workflow-overlay model</w:t>
+            </w:r>
+          </w:p>
+        </w:tc>
+        <w:tc>
+          <w:tcPr>
+            <w:tcW w:type="dxa" w:w="5669"/>
+          </w:tcPr>
+          <w:p>
+            <w:r>
+              <w:rPr>
+                <w:rFonts w:ascii="Calibri" w:hAnsi="Calibri"/>
+                <w:b w:val="0"/>
+                <w:i w:val="0"/>
+                <w:color w:val="1C1917"/>
+                <w:sz w:val="18"/>
+              </w:rPr>
+              <w:t>Each journey is a self-contained, multi-step wizard over the main app</w:t>
+            </w:r>
+          </w:p>
+        </w:tc>
+      </w:tr>
+      <w:tr>
+        <w:tc>
+          <w:tcPr>
+            <w:tcW w:type="dxa" w:w="3288"/>
+          </w:tcPr>
+          <w:p>
+            <w:r>
+              <w:rPr>
+                <w:rFonts w:ascii="Calibri" w:hAnsi="Calibri"/>
+                <w:b/>
+                <w:i w:val="0"/>
+                <w:color w:val="1C1917"/>
+                <w:sz w:val="18"/>
+              </w:rPr>
+              <w:t>Entity system (7 business types)</w:t>
+            </w:r>
+          </w:p>
+        </w:tc>
+        <w:tc>
+          <w:tcPr>
+            <w:tcW w:type="dxa" w:w="5669"/>
+          </w:tcPr>
+          <w:p>
+            <w:r>
+              <w:rPr>
+                <w:rFonts w:ascii="Calibri" w:hAnsi="Calibri"/>
+                <w:b w:val="0"/>
+                <w:i w:val="0"/>
+                <w:color w:val="1C1917"/>
+                <w:sz w:val="18"/>
+              </w:rPr>
+              <w:t>Accounts, mandate rules, labels and required documents reconfigure per type</w:t>
+            </w:r>
+          </w:p>
+        </w:tc>
+      </w:tr>
+    </w:tbl>
+    <w:p>
+      <w:pPr>
+        <w:spacing w:after="40"/>
+      </w:pPr>
+    </w:p>
+    <w:p>
+      <w:pPr>
+        <w:spacing w:before="180" w:after="40"/>
+      </w:pPr>
+      <w:r>
+        <w:rPr>
+          <w:rFonts w:ascii="Calibri" w:hAnsi="Calibri"/>
+          <w:b/>
+          <w:i w:val="0"/>
+          <w:color w:val="57534E"/>
+          <w:sz w:val="23"/>
+        </w:rPr>
+        <w:t>Mandate and authorisation model</w:t>
+      </w:r>
+    </w:p>
+    <w:p>
+      <w:pPr>
+        <w:spacing w:before="0" w:after="120"/>
+      </w:pPr>
+      <w:r>
+        <w:rPr>
+          <w:rFonts w:ascii="Calibri" w:hAnsi="Calibri"/>
+          <w:b w:val="0"/>
+          <w:i w:val="0"/>
+          <w:color w:val="1C1917"/>
+          <w:sz w:val="21"/>
+        </w:rPr>
+        <w:t>Authorisation is modelled explicitly. Each account carries a signing rule — any-one, any-two, or all signatories — and every workflow resolves the strictest applicable rule across the accounts it touches. That resolved rule determines whether an instruction can proceed immediately, requires a co-signatory, or enters a cooling-off period. Encoding authorisation as data rather than as bespoke per-journey logic is what allows the same seventeen journeys to behave correctly across all seven entity types.</w:t>
+      </w:r>
+    </w:p>
+    <w:p>
+      <w:pPr>
+        <w:spacing w:before="280" w:after="20"/>
+      </w:pPr>
+      <w:r>
+        <w:rPr>
+          <w:rFonts w:ascii="Calibri" w:hAnsi="Calibri"/>
+          <w:b/>
+          <w:i w:val="0"/>
+          <w:color w:val="C8102E"/>
+          <w:sz w:val="16"/>
+        </w:rPr>
+        <w:t>SECTION 5</w:t>
+      </w:r>
+    </w:p>
+    <w:p>
+      <w:pPr>
+        <w:spacing w:before="40" w:after="100"/>
+        <w:pBdr>
+          <w:bottom w:val="single" w:sz="6" w:space="4" w:color="E7E5E4"/>
+        </w:pBdr>
+      </w:pPr>
+      <w:r>
+        <w:rPr>
+          <w:rFonts w:ascii="Calibri" w:hAnsi="Calibri"/>
+          <w:b/>
+          <w:i w:val="0"/>
+          <w:color w:val="1C1917"/>
+          <w:sz w:val="30"/>
+        </w:rPr>
+        <w:t>5   Workflow catalogue</w:t>
+      </w:r>
+    </w:p>
+    <w:p>
+      <w:pPr>
+        <w:spacing w:before="0" w:after="120"/>
+      </w:pPr>
+      <w:r>
+        <w:rPr>
+          <w:rFonts w:ascii="Calibri" w:hAnsi="Calibri"/>
+          <w:b w:val="0"/>
+          <w:i w:val="0"/>
+          <w:color w:val="1C1917"/>
+          <w:sz w:val="21"/>
+        </w:rPr>
+        <w:t>The prototype implements seventeen end-to-end workflows. Each replaces an identifiable paper or branch-based process and surfaces the control that governs it.</w:t>
+      </w:r>
+    </w:p>
+    <w:tbl>
+      <w:tblPr>
+        <w:tblStyle w:val="TableGrid"/>
+        <w:tblW w:type="auto" w:w="0"/>
+        <w:jc w:val="center"/>
+        <w:tblLook w:firstColumn="1" w:firstRow="1" w:lastColumn="0" w:lastRow="0" w:noHBand="0" w:noVBand="1" w:val="04A0"/>
+      </w:tblPr>
+      <w:tblGrid>
+        <w:gridCol w:w="3216"/>
+        <w:gridCol w:w="3216"/>
+        <w:gridCol w:w="3216"/>
+      </w:tblGrid>
+      <w:tr>
+        <w:tc>
+          <w:tcPr>
+            <w:tcW w:type="dxa" w:w="2268"/>
+            <w:shd w:val="clear" w:fill="1C1917"/>
+          </w:tcPr>
+          <w:p>
+            <w:r>
+              <w:rPr>
+                <w:rFonts w:ascii="Calibri" w:hAnsi="Calibri"/>
+                <w:b/>
+                <w:i w:val="0"/>
                 <w:color w:val="FFFFFF"/>
                 <w:sz w:val="18"/>
               </w:rPr>
@@ -826,33 +1607,37 @@
         </w:tc>
         <w:tc>
           <w:tcPr>
-            <w:tcW w:type="dxa" w:w="4320"/>
+            <w:tcW w:type="dxa" w:w="4422"/>
             <w:shd w:val="clear" w:fill="1C1917"/>
           </w:tcPr>
           <w:p>
             <w:r>
               <w:rPr>
+                <w:rFonts w:ascii="Calibri" w:hAnsi="Calibri"/>
                 <w:b/>
+                <w:i w:val="0"/>
                 <w:color w:val="FFFFFF"/>
                 <w:sz w:val="18"/>
               </w:rPr>
-              <w:t>What it does</w:t>
+              <w:t>What it replaces / does</w:t>
             </w:r>
           </w:p>
         </w:tc>
         <w:tc>
           <w:tcPr>
-            <w:tcW w:type="dxa" w:w="2160"/>
+            <w:tcW w:type="dxa" w:w="2268"/>
             <w:shd w:val="clear" w:fill="1C1917"/>
           </w:tcPr>
           <w:p>
             <w:r>
               <w:rPr>
+                <w:rFonts w:ascii="Calibri" w:hAnsi="Calibri"/>
                 <w:b/>
+                <w:i w:val="0"/>
                 <w:color w:val="FFFFFF"/>
                 <w:sz w:val="18"/>
               </w:rPr>
-              <w:t>Regulatory basis</w:t>
+              <w:t>Primary control</w:t>
             </w:r>
           </w:p>
         </w:tc>
@@ -860,12 +1645,14 @@
       <w:tr>
         <w:tc>
           <w:tcPr>
-            <w:tcW w:type="dxa" w:w="2736"/>
+            <w:tcW w:type="dxa" w:w="2268"/>
           </w:tcPr>
           <w:p>
             <w:r>
               <w:rPr>
+                <w:rFonts w:ascii="Calibri" w:hAnsi="Calibri"/>
                 <w:b/>
+                <w:i w:val="0"/>
                 <w:color w:val="1C1917"/>
                 <w:sz w:val="18"/>
               </w:rPr>
@@ -875,29 +1662,35 @@
         </w:tc>
         <w:tc>
           <w:tcPr>
-            <w:tcW w:type="dxa" w:w="4320"/>
+            <w:tcW w:type="dxa" w:w="4422"/>
           </w:tcPr>
           <w:p>
             <w:r>
               <w:rPr>
+                <w:rFonts w:ascii="Calibri" w:hAnsi="Calibri"/>
+                <w:b w:val="0"/>
+                <w:i w:val="0"/>
                 <w:color w:val="1C1917"/>
                 <w:sz w:val="18"/>
               </w:rPr>
-              <w:t>Close an account with in-credit and cooling-off checks</w:t>
+              <w:t>Posted closure request; in-credit and cooling-off checks</w:t>
             </w:r>
           </w:p>
         </w:tc>
         <w:tc>
           <w:tcPr>
-            <w:tcW w:type="dxa" w:w="2160"/>
+            <w:tcW w:type="dxa" w:w="2268"/>
           </w:tcPr>
           <w:p>
             <w:r>
               <w:rPr>
+                <w:rFonts w:ascii="Calibri" w:hAnsi="Calibri"/>
+                <w:b w:val="0"/>
+                <w:i w:val="0"/>
                 <w:color w:val="1C1917"/>
                 <w:sz w:val="18"/>
               </w:rPr>
-              <w:t>BCOBS, mandate rules</w:t>
+              <w:t>BCOBS [11]</w:t>
             </w:r>
           </w:p>
         </w:tc>
@@ -905,12 +1698,14 @@
       <w:tr>
         <w:tc>
           <w:tcPr>
-            <w:tcW w:type="dxa" w:w="2736"/>
+            <w:tcW w:type="dxa" w:w="2268"/>
           </w:tcPr>
           <w:p>
             <w:r>
               <w:rPr>
+                <w:rFonts w:ascii="Calibri" w:hAnsi="Calibri"/>
                 <w:b/>
+                <w:i w:val="0"/>
                 <w:color w:val="1C1917"/>
                 <w:sz w:val="18"/>
               </w:rPr>
@@ -920,29 +1715,35 @@
         </w:tc>
         <w:tc>
           <w:tcPr>
-            <w:tcW w:type="dxa" w:w="4320"/>
+            <w:tcW w:type="dxa" w:w="4422"/>
           </w:tcPr>
           <w:p>
             <w:r>
               <w:rPr>
+                <w:rFonts w:ascii="Calibri" w:hAnsi="Calibri"/>
+                <w:b w:val="0"/>
+                <w:i w:val="0"/>
                 <w:color w:val="1C1917"/>
                 <w:sz w:val="18"/>
               </w:rPr>
-              <w:t>Change name, address, contact with proof upload</w:t>
+              <w:t>Change of name/address/contact with proof of address</w:t>
             </w:r>
           </w:p>
         </w:tc>
         <w:tc>
           <w:tcPr>
-            <w:tcW w:type="dxa" w:w="2160"/>
+            <w:tcW w:type="dxa" w:w="2268"/>
           </w:tcPr>
           <w:p>
             <w:r>
               <w:rPr>
+                <w:rFonts w:ascii="Calibri" w:hAnsi="Calibri"/>
+                <w:b w:val="0"/>
+                <w:i w:val="0"/>
                 <w:color w:val="1C1917"/>
                 <w:sz w:val="18"/>
               </w:rPr>
-              <w:t>KYB</w:t>
+              <w:t>KYB [8]</w:t>
             </w:r>
           </w:p>
         </w:tc>
@@ -950,12 +1751,14 @@
       <w:tr>
         <w:tc>
           <w:tcPr>
-            <w:tcW w:type="dxa" w:w="2736"/>
+            <w:tcW w:type="dxa" w:w="2268"/>
           </w:tcPr>
           <w:p>
             <w:r>
               <w:rPr>
+                <w:rFonts w:ascii="Calibri" w:hAnsi="Calibri"/>
                 <w:b/>
+                <w:i w:val="0"/>
                 <w:color w:val="1C1917"/>
                 <w:sz w:val="18"/>
               </w:rPr>
@@ -965,29 +1768,35 @@
         </w:tc>
         <w:tc>
           <w:tcPr>
-            <w:tcW w:type="dxa" w:w="4320"/>
+            <w:tcW w:type="dxa" w:w="4422"/>
           </w:tcPr>
           <w:p>
             <w:r>
               <w:rPr>
+                <w:rFonts w:ascii="Calibri" w:hAnsi="Calibri"/>
+                <w:b w:val="0"/>
+                <w:i w:val="0"/>
                 <w:color w:val="1C1917"/>
                 <w:sz w:val="18"/>
               </w:rPr>
-              <w:t>Add/remove signatories or change the signing rule</w:t>
+              <w:t>Paper mandate variation; add/remove signatories, signing rule</w:t>
             </w:r>
           </w:p>
         </w:tc>
         <w:tc>
           <w:tcPr>
-            <w:tcW w:type="dxa" w:w="2160"/>
+            <w:tcW w:type="dxa" w:w="2268"/>
           </w:tcPr>
           <w:p>
             <w:r>
               <w:rPr>
+                <w:rFonts w:ascii="Calibri" w:hAnsi="Calibri"/>
+                <w:b w:val="0"/>
+                <w:i w:val="0"/>
                 <w:color w:val="1C1917"/>
                 <w:sz w:val="18"/>
               </w:rPr>
-              <w:t>SMR, mandate rules</w:t>
+              <w:t>SM&amp;CR [12]</w:t>
             </w:r>
           </w:p>
         </w:tc>
@@ -995,12 +1804,14 @@
       <w:tr>
         <w:tc>
           <w:tcPr>
-            <w:tcW w:type="dxa" w:w="2736"/>
+            <w:tcW w:type="dxa" w:w="2268"/>
           </w:tcPr>
           <w:p>
             <w:r>
               <w:rPr>
+                <w:rFonts w:ascii="Calibri" w:hAnsi="Calibri"/>
                 <w:b/>
+                <w:i w:val="0"/>
                 <w:color w:val="1C1917"/>
                 <w:sz w:val="18"/>
               </w:rPr>
@@ -1010,29 +1821,35 @@
         </w:tc>
         <w:tc>
           <w:tcPr>
-            <w:tcW w:type="dxa" w:w="4320"/>
+            <w:tcW w:type="dxa" w:w="4422"/>
           </w:tcPr>
           <w:p>
             <w:r>
               <w:rPr>
+                <w:rFonts w:ascii="Calibri" w:hAnsi="Calibri"/>
+                <w:b w:val="0"/>
+                <w:i w:val="0"/>
                 <w:color w:val="1C1917"/>
                 <w:sz w:val="18"/>
               </w:rPr>
-              <w:t>Payee book, Confirmation of Payee, scheduled runs</w:t>
+              <w:t>BACS paper schedule; payee book with per-payee CoP</w:t>
             </w:r>
           </w:p>
         </w:tc>
         <w:tc>
           <w:tcPr>
-            <w:tcW w:type="dxa" w:w="2160"/>
+            <w:tcW w:type="dxa" w:w="2268"/>
           </w:tcPr>
           <w:p>
             <w:r>
               <w:rPr>
+                <w:rFonts w:ascii="Calibri" w:hAnsi="Calibri"/>
+                <w:b w:val="0"/>
+                <w:i w:val="0"/>
                 <w:color w:val="1C1917"/>
                 <w:sz w:val="18"/>
               </w:rPr>
-              <w:t>CoP, Faster Payments</w:t>
+              <w:t>CoP [4]</w:t>
             </w:r>
           </w:p>
         </w:tc>
@@ -1040,12 +1857,14 @@
       <w:tr>
         <w:tc>
           <w:tcPr>
-            <w:tcW w:type="dxa" w:w="2736"/>
+            <w:tcW w:type="dxa" w:w="2268"/>
           </w:tcPr>
           <w:p>
             <w:r>
               <w:rPr>
+                <w:rFonts w:ascii="Calibri" w:hAnsi="Calibri"/>
                 <w:b/>
+                <w:i w:val="0"/>
                 <w:color w:val="1C1917"/>
                 <w:sz w:val="18"/>
               </w:rPr>
@@ -1055,29 +1874,35 @@
         </w:tc>
         <w:tc>
           <w:tcPr>
-            <w:tcW w:type="dxa" w:w="4320"/>
+            <w:tcW w:type="dxa" w:w="4422"/>
           </w:tcPr>
           <w:p>
             <w:r>
               <w:rPr>
+                <w:rFonts w:ascii="Calibri" w:hAnsi="Calibri"/>
+                <w:b w:val="0"/>
+                <w:i w:val="0"/>
                 <w:color w:val="1C1917"/>
                 <w:sz w:val="18"/>
               </w:rPr>
-              <w:t>Offer, live repayment calculator, draw-down</w:t>
+              <w:t>Facility request by phone/post; offer and draw-down</w:t>
             </w:r>
           </w:p>
         </w:tc>
         <w:tc>
           <w:tcPr>
-            <w:tcW w:type="dxa" w:w="2160"/>
+            <w:tcW w:type="dxa" w:w="2268"/>
           </w:tcPr>
           <w:p>
             <w:r>
               <w:rPr>
+                <w:rFonts w:ascii="Calibri" w:hAnsi="Calibri"/>
+                <w:b w:val="0"/>
+                <w:i w:val="0"/>
                 <w:color w:val="1C1917"/>
                 <w:sz w:val="18"/>
               </w:rPr>
-              <w:t>CCA 1974</w:t>
+              <w:t>CCA 1974 [13]</w:t>
             </w:r>
           </w:p>
         </w:tc>
@@ -1085,12 +1910,14 @@
       <w:tr>
         <w:tc>
           <w:tcPr>
-            <w:tcW w:type="dxa" w:w="2736"/>
+            <w:tcW w:type="dxa" w:w="2268"/>
           </w:tcPr>
           <w:p>
             <w:r>
               <w:rPr>
+                <w:rFonts w:ascii="Calibri" w:hAnsi="Calibri"/>
                 <w:b/>
+                <w:i w:val="0"/>
                 <w:color w:val="1C1917"/>
                 <w:sz w:val="18"/>
               </w:rPr>
@@ -1100,29 +1927,35 @@
         </w:tc>
         <w:tc>
           <w:tcPr>
-            <w:tcW w:type="dxa" w:w="4320"/>
+            <w:tcW w:type="dxa" w:w="4422"/>
           </w:tcPr>
           <w:p>
             <w:r>
               <w:rPr>
+                <w:rFonts w:ascii="Calibri" w:hAnsi="Calibri"/>
+                <w:b w:val="0"/>
+                <w:i w:val="0"/>
                 <w:color w:val="1C1917"/>
                 <w:sz w:val="18"/>
               </w:rPr>
-              <w:t>Cross-border payment with rate and fee disclosure</w:t>
+              <w:t>Faxed instruction; rate and fee disclosure</w:t>
             </w:r>
           </w:p>
         </w:tc>
         <w:tc>
           <w:tcPr>
-            <w:tcW w:type="dxa" w:w="2160"/>
+            <w:tcW w:type="dxa" w:w="2268"/>
           </w:tcPr>
           <w:p>
             <w:r>
               <w:rPr>
+                <w:rFonts w:ascii="Calibri" w:hAnsi="Calibri"/>
+                <w:b w:val="0"/>
+                <w:i w:val="0"/>
                 <w:color w:val="1C1917"/>
                 <w:sz w:val="18"/>
               </w:rPr>
-              <w:t>Cross-border transfer rules</w:t>
+              <w:t>FTR [9]</w:t>
             </w:r>
           </w:p>
         </w:tc>
@@ -1130,12 +1963,14 @@
       <w:tr>
         <w:tc>
           <w:tcPr>
-            <w:tcW w:type="dxa" w:w="2736"/>
+            <w:tcW w:type="dxa" w:w="2268"/>
           </w:tcPr>
           <w:p>
             <w:r>
               <w:rPr>
+                <w:rFonts w:ascii="Calibri" w:hAnsi="Calibri"/>
                 <w:b/>
+                <w:i w:val="0"/>
                 <w:color w:val="1C1917"/>
                 <w:sz w:val="18"/>
               </w:rPr>
@@ -1145,25 +1980,31 @@
         </w:tc>
         <w:tc>
           <w:tcPr>
-            <w:tcW w:type="dxa" w:w="4320"/>
+            <w:tcW w:type="dxa" w:w="4422"/>
           </w:tcPr>
           <w:p>
             <w:r>
               <w:rPr>
+                <w:rFonts w:ascii="Calibri" w:hAnsi="Calibri"/>
+                <w:b w:val="0"/>
+                <w:i w:val="0"/>
                 <w:color w:val="1C1917"/>
                 <w:sz w:val="18"/>
               </w:rPr>
-              <w:t>Reactivate or close a dormant account</w:t>
+              <w:t>Branch reactivation of a dormant account</w:t>
             </w:r>
           </w:p>
         </w:tc>
         <w:tc>
           <w:tcPr>
-            <w:tcW w:type="dxa" w:w="2160"/>
+            <w:tcW w:type="dxa" w:w="2268"/>
           </w:tcPr>
           <w:p>
             <w:r>
               <w:rPr>
+                <w:rFonts w:ascii="Calibri" w:hAnsi="Calibri"/>
+                <w:b w:val="0"/>
+                <w:i w:val="0"/>
                 <w:color w:val="1C1917"/>
                 <w:sz w:val="18"/>
               </w:rPr>
@@ -1175,44 +2016,52 @@
       <w:tr>
         <w:tc>
           <w:tcPr>
-            <w:tcW w:type="dxa" w:w="2736"/>
+            <w:tcW w:type="dxa" w:w="2268"/>
           </w:tcPr>
           <w:p>
             <w:r>
               <w:rPr>
+                <w:rFonts w:ascii="Calibri" w:hAnsi="Calibri"/>
                 <w:b/>
+                <w:i w:val="0"/>
                 <w:color w:val="1C1917"/>
                 <w:sz w:val="18"/>
               </w:rPr>
-              <w:t>Personal/business unlink</w:t>
+              <w:t>Personal / business unlink</w:t>
             </w:r>
           </w:p>
         </w:tc>
         <w:tc>
           <w:tcPr>
-            <w:tcW w:type="dxa" w:w="4320"/>
+            <w:tcW w:type="dxa" w:w="4422"/>
           </w:tcPr>
           <w:p>
             <w:r>
               <w:rPr>
+                <w:rFonts w:ascii="Calibri" w:hAnsi="Calibri"/>
+                <w:b w:val="0"/>
+                <w:i w:val="0"/>
                 <w:color w:val="1C1917"/>
                 <w:sz w:val="18"/>
               </w:rPr>
-              <w:t>Separate personal data from a business relationship</w:t>
+              <w:t>Manual separation of personal data from a relationship</w:t>
             </w:r>
           </w:p>
         </w:tc>
         <w:tc>
           <w:tcPr>
-            <w:tcW w:type="dxa" w:w="2160"/>
+            <w:tcW w:type="dxa" w:w="2268"/>
           </w:tcPr>
           <w:p>
             <w:r>
               <w:rPr>
+                <w:rFonts w:ascii="Calibri" w:hAnsi="Calibri"/>
+                <w:b w:val="0"/>
+                <w:i w:val="0"/>
                 <w:color w:val="1C1917"/>
                 <w:sz w:val="18"/>
               </w:rPr>
-              <w:t>GDPR</w:t>
+              <w:t>UK GDPR [15]</w:t>
             </w:r>
           </w:p>
         </w:tc>
@@ -1220,12 +2069,14 @@
       <w:tr>
         <w:tc>
           <w:tcPr>
-            <w:tcW w:type="dxa" w:w="2736"/>
+            <w:tcW w:type="dxa" w:w="2268"/>
           </w:tcPr>
           <w:p>
             <w:r>
               <w:rPr>
+                <w:rFonts w:ascii="Calibri" w:hAnsi="Calibri"/>
                 <w:b/>
+                <w:i w:val="0"/>
                 <w:color w:val="1C1917"/>
                 <w:sz w:val="18"/>
               </w:rPr>
@@ -1235,29 +2086,35 @@
         </w:tc>
         <w:tc>
           <w:tcPr>
-            <w:tcW w:type="dxa" w:w="4320"/>
+            <w:tcW w:type="dxa" w:w="4422"/>
           </w:tcPr>
           <w:p>
             <w:r>
               <w:rPr>
+                <w:rFonts w:ascii="Calibri" w:hAnsi="Calibri"/>
+                <w:b w:val="0"/>
+                <w:i w:val="0"/>
                 <w:color w:val="1C1917"/>
                 <w:sz w:val="18"/>
               </w:rPr>
-              <w:t>Exclude personal data from business credit decisioning</w:t>
+              <w:t>Excludes personal data from business credit decisioning</w:t>
             </w:r>
           </w:p>
         </w:tc>
         <w:tc>
           <w:tcPr>
-            <w:tcW w:type="dxa" w:w="2160"/>
+            <w:tcW w:type="dxa" w:w="2268"/>
           </w:tcPr>
           <w:p>
             <w:r>
               <w:rPr>
+                <w:rFonts w:ascii="Calibri" w:hAnsi="Calibri"/>
+                <w:b w:val="0"/>
+                <w:i w:val="0"/>
                 <w:color w:val="1C1917"/>
                 <w:sz w:val="18"/>
               </w:rPr>
-              <w:t>GDPR Art. 5(1)(c)</w:t>
+              <w:t>UK GDPR Art. 5(1)(c) [15]</w:t>
             </w:r>
           </w:p>
         </w:tc>
@@ -1265,12 +2122,14 @@
       <w:tr>
         <w:tc>
           <w:tcPr>
-            <w:tcW w:type="dxa" w:w="2736"/>
+            <w:tcW w:type="dxa" w:w="2268"/>
           </w:tcPr>
           <w:p>
             <w:r>
               <w:rPr>
+                <w:rFonts w:ascii="Calibri" w:hAnsi="Calibri"/>
                 <w:b/>
+                <w:i w:val="0"/>
                 <w:color w:val="1C1917"/>
                 <w:sz w:val="18"/>
               </w:rPr>
@@ -1280,29 +2139,35 @@
         </w:tc>
         <w:tc>
           <w:tcPr>
-            <w:tcW w:type="dxa" w:w="4320"/>
+            <w:tcW w:type="dxa" w:w="4422"/>
           </w:tcPr>
           <w:p>
             <w:r>
               <w:rPr>
+                <w:rFonts w:ascii="Calibri" w:hAnsi="Calibri"/>
+                <w:b w:val="0"/>
+                <w:i w:val="0"/>
                 <w:color w:val="1C1917"/>
                 <w:sz w:val="18"/>
               </w:rPr>
-              <w:t>KYC/KYB identity register across evidence lists</w:t>
+              <w:t>Paper KYC/KYB across identity and address evidence</w:t>
             </w:r>
           </w:p>
         </w:tc>
         <w:tc>
           <w:tcPr>
-            <w:tcW w:type="dxa" w:w="2160"/>
+            <w:tcW w:type="dxa" w:w="2268"/>
           </w:tcPr>
           <w:p>
             <w:r>
               <w:rPr>
+                <w:rFonts w:ascii="Calibri" w:hAnsi="Calibri"/>
+                <w:b w:val="0"/>
+                <w:i w:val="0"/>
                 <w:color w:val="1C1917"/>
                 <w:sz w:val="18"/>
               </w:rPr>
-              <w:t>MLR 2017, KYC</w:t>
+              <w:t>MLR 2017 [8]</w:t>
             </w:r>
           </w:p>
         </w:tc>
@@ -1310,12 +2175,14 @@
       <w:tr>
         <w:tc>
           <w:tcPr>
-            <w:tcW w:type="dxa" w:w="2736"/>
+            <w:tcW w:type="dxa" w:w="2268"/>
           </w:tcPr>
           <w:p>
             <w:r>
               <w:rPr>
+                <w:rFonts w:ascii="Calibri" w:hAnsi="Calibri"/>
                 <w:b/>
+                <w:i w:val="0"/>
                 <w:color w:val="1C1917"/>
                 <w:sz w:val="18"/>
               </w:rPr>
@@ -1325,29 +2192,35 @@
         </w:tc>
         <w:tc>
           <w:tcPr>
-            <w:tcW w:type="dxa" w:w="4320"/>
+            <w:tcW w:type="dxa" w:w="4422"/>
           </w:tcPr>
           <w:p>
             <w:r>
               <w:rPr>
+                <w:rFonts w:ascii="Calibri" w:hAnsi="Calibri"/>
+                <w:b w:val="0"/>
+                <w:i w:val="0"/>
                 <w:color w:val="1C1917"/>
                 <w:sz w:val="18"/>
               </w:rPr>
-              <w:t>Categorise, review and submit a VAT return</w:t>
+              <w:t>Manual VAT return; categorise, review, submit</w:t>
             </w:r>
           </w:p>
         </w:tc>
         <w:tc>
           <w:tcPr>
-            <w:tcW w:type="dxa" w:w="2160"/>
+            <w:tcW w:type="dxa" w:w="2268"/>
           </w:tcPr>
           <w:p>
             <w:r>
               <w:rPr>
+                <w:rFonts w:ascii="Calibri" w:hAnsi="Calibri"/>
+                <w:b w:val="0"/>
+                <w:i w:val="0"/>
                 <w:color w:val="1C1917"/>
                 <w:sz w:val="18"/>
               </w:rPr>
-              <w:t>HMRC Making Tax Digital</w:t>
+              <w:t>HMRC MTD [14]</w:t>
             </w:r>
           </w:p>
         </w:tc>
@@ -1355,12 +2228,14 @@
       <w:tr>
         <w:tc>
           <w:tcPr>
-            <w:tcW w:type="dxa" w:w="2736"/>
+            <w:tcW w:type="dxa" w:w="2268"/>
           </w:tcPr>
           <w:p>
             <w:r>
               <w:rPr>
+                <w:rFonts w:ascii="Calibri" w:hAnsi="Calibri"/>
                 <w:b/>
+                <w:i w:val="0"/>
                 <w:color w:val="1C1917"/>
                 <w:sz w:val="18"/>
               </w:rPr>
@@ -1370,29 +2245,35 @@
         </w:tc>
         <w:tc>
           <w:tcPr>
-            <w:tcW w:type="dxa" w:w="4320"/>
+            <w:tcW w:type="dxa" w:w="4422"/>
           </w:tcPr>
           <w:p>
             <w:r>
               <w:rPr>
+                <w:rFonts w:ascii="Calibri" w:hAnsi="Calibri"/>
+                <w:b w:val="0"/>
+                <w:i w:val="0"/>
                 <w:color w:val="1C1917"/>
                 <w:sz w:val="18"/>
               </w:rPr>
-              <w:t>Intake, triage, decision and escalation to FOS</w:t>
+              <w:t>Paper complaint; intake, triage, decision, FOS route</w:t>
             </w:r>
           </w:p>
         </w:tc>
         <w:tc>
           <w:tcPr>
-            <w:tcW w:type="dxa" w:w="2160"/>
+            <w:tcW w:type="dxa" w:w="2268"/>
           </w:tcPr>
           <w:p>
             <w:r>
               <w:rPr>
+                <w:rFonts w:ascii="Calibri" w:hAnsi="Calibri"/>
+                <w:b w:val="0"/>
+                <w:i w:val="0"/>
                 <w:color w:val="1C1917"/>
                 <w:sz w:val="18"/>
               </w:rPr>
-              <w:t>FCA DISP</w:t>
+              <w:t>FCA DISP [10]</w:t>
             </w:r>
           </w:p>
         </w:tc>
@@ -1400,12 +2281,14 @@
       <w:tr>
         <w:tc>
           <w:tcPr>
-            <w:tcW w:type="dxa" w:w="2736"/>
+            <w:tcW w:type="dxa" w:w="2268"/>
           </w:tcPr>
           <w:p>
             <w:r>
               <w:rPr>
+                <w:rFonts w:ascii="Calibri" w:hAnsi="Calibri"/>
                 <w:b/>
+                <w:i w:val="0"/>
                 <w:color w:val="1C1917"/>
                 <w:sz w:val="18"/>
               </w:rPr>
@@ -1415,29 +2298,35 @@
         </w:tc>
         <w:tc>
           <w:tcPr>
-            <w:tcW w:type="dxa" w:w="4320"/>
+            <w:tcW w:type="dxa" w:w="4422"/>
           </w:tcPr>
           <w:p>
             <w:r>
               <w:rPr>
+                <w:rFonts w:ascii="Calibri" w:hAnsi="Calibri"/>
+                <w:b w:val="0"/>
+                <w:i w:val="0"/>
                 <w:color w:val="1C1917"/>
                 <w:sz w:val="18"/>
               </w:rPr>
-              <w:t>Set up standing orders; cancel Direct Debits</w:t>
+              <w:t>Paper mandate / cancellation letter</w:t>
             </w:r>
           </w:p>
         </w:tc>
         <w:tc>
           <w:tcPr>
-            <w:tcW w:type="dxa" w:w="2160"/>
+            <w:tcW w:type="dxa" w:w="2268"/>
           </w:tcPr>
           <w:p>
             <w:r>
               <w:rPr>
+                <w:rFonts w:ascii="Calibri" w:hAnsi="Calibri"/>
+                <w:b w:val="0"/>
+                <w:i w:val="0"/>
                 <w:color w:val="1C1917"/>
                 <w:sz w:val="18"/>
               </w:rPr>
-              <w:t>Direct Debit Guarantee</w:t>
+              <w:t>Direct Debit Guarantee [5]</w:t>
             </w:r>
           </w:p>
         </w:tc>
@@ -1445,12 +2334,14 @@
       <w:tr>
         <w:tc>
           <w:tcPr>
-            <w:tcW w:type="dxa" w:w="2736"/>
+            <w:tcW w:type="dxa" w:w="2268"/>
           </w:tcPr>
           <w:p>
             <w:r>
               <w:rPr>
+                <w:rFonts w:ascii="Calibri" w:hAnsi="Calibri"/>
                 <w:b/>
+                <w:i w:val="0"/>
                 <w:color w:val="1C1917"/>
                 <w:sz w:val="18"/>
               </w:rPr>
@@ -1460,29 +2351,35 @@
         </w:tc>
         <w:tc>
           <w:tcPr>
-            <w:tcW w:type="dxa" w:w="4320"/>
+            <w:tcW w:type="dxa" w:w="4422"/>
           </w:tcPr>
           <w:p>
             <w:r>
               <w:rPr>
+                <w:rFonts w:ascii="Calibri" w:hAnsi="Calibri"/>
+                <w:b w:val="0"/>
+                <w:i w:val="0"/>
                 <w:color w:val="1C1917"/>
                 <w:sz w:val="18"/>
               </w:rPr>
-              <w:t>Chargeback / fraud / DD-Guarantee refund routes</w:t>
+              <w:t>Paper dispute form; chargeback / fraud / DD routes</w:t>
             </w:r>
           </w:p>
         </w:tc>
         <w:tc>
           <w:tcPr>
-            <w:tcW w:type="dxa" w:w="2160"/>
+            <w:tcW w:type="dxa" w:w="2268"/>
           </w:tcPr>
           <w:p>
             <w:r>
               <w:rPr>
+                <w:rFonts w:ascii="Calibri" w:hAnsi="Calibri"/>
+                <w:b w:val="0"/>
+                <w:i w:val="0"/>
                 <w:color w:val="1C1917"/>
                 <w:sz w:val="18"/>
               </w:rPr>
-              <w:t>PSR 2017, scheme rules</w:t>
+              <w:t>PSR 2017 regs 76–77 [6]</w:t>
             </w:r>
           </w:p>
         </w:tc>
@@ -1490,12 +2387,14 @@
       <w:tr>
         <w:tc>
           <w:tcPr>
-            <w:tcW w:type="dxa" w:w="2736"/>
+            <w:tcW w:type="dxa" w:w="2268"/>
           </w:tcPr>
           <w:p>
             <w:r>
               <w:rPr>
+                <w:rFonts w:ascii="Calibri" w:hAnsi="Calibri"/>
                 <w:b/>
+                <w:i w:val="0"/>
                 <w:color w:val="1C1917"/>
                 <w:sz w:val="18"/>
               </w:rPr>
@@ -1505,29 +2404,35 @@
         </w:tc>
         <w:tc>
           <w:tcPr>
-            <w:tcW w:type="dxa" w:w="4320"/>
+            <w:tcW w:type="dxa" w:w="4422"/>
           </w:tcPr>
           <w:p>
             <w:r>
               <w:rPr>
+                <w:rFonts w:ascii="Calibri" w:hAnsi="Calibri"/>
+                <w:b w:val="0"/>
+                <w:i w:val="0"/>
                 <w:color w:val="1C1917"/>
                 <w:sz w:val="18"/>
               </w:rPr>
-              <w:t>Screen and verify a cross-border payee</w:t>
+              <w:t>Faxed IBAN and wet-ink verification; screening</w:t>
             </w:r>
           </w:p>
         </w:tc>
         <w:tc>
           <w:tcPr>
-            <w:tcW w:type="dxa" w:w="2160"/>
+            <w:tcW w:type="dxa" w:w="2268"/>
           </w:tcPr>
           <w:p>
             <w:r>
               <w:rPr>
+                <w:rFonts w:ascii="Calibri" w:hAnsi="Calibri"/>
+                <w:b w:val="0"/>
+                <w:i w:val="0"/>
                 <w:color w:val="1C1917"/>
                 <w:sz w:val="18"/>
               </w:rPr>
-              <w:t>MLR 2017, sanctions/PEP</w:t>
+              <w:t>MLR 2017 [8], sanctions/PEP</w:t>
             </w:r>
           </w:p>
         </w:tc>
@@ -1535,12 +2440,14 @@
       <w:tr>
         <w:tc>
           <w:tcPr>
-            <w:tcW w:type="dxa" w:w="2736"/>
+            <w:tcW w:type="dxa" w:w="2268"/>
           </w:tcPr>
           <w:p>
             <w:r>
               <w:rPr>
+                <w:rFonts w:ascii="Calibri" w:hAnsi="Calibri"/>
                 <w:b/>
+                <w:i w:val="0"/>
                 <w:color w:val="1C1917"/>
                 <w:sz w:val="18"/>
               </w:rPr>
@@ -1550,25 +2457,31 @@
         </w:tc>
         <w:tc>
           <w:tcPr>
-            <w:tcW w:type="dxa" w:w="4320"/>
+            <w:tcW w:type="dxa" w:w="4422"/>
           </w:tcPr>
           <w:p>
             <w:r>
               <w:rPr>
+                <w:rFonts w:ascii="Calibri" w:hAnsi="Calibri"/>
+                <w:b w:val="0"/>
+                <w:i w:val="0"/>
                 <w:color w:val="1C1917"/>
                 <w:sz w:val="18"/>
               </w:rPr>
-              <w:t>Issue a sealed certificate of balance / reference</w:t>
+              <w:t>Written request with postal wait; sealed certificate</w:t>
             </w:r>
           </w:p>
         </w:tc>
         <w:tc>
           <w:tcPr>
-            <w:tcW w:type="dxa" w:w="2160"/>
+            <w:tcW w:type="dxa" w:w="2268"/>
           </w:tcPr>
           <w:p>
             <w:r>
               <w:rPr>
+                <w:rFonts w:ascii="Calibri" w:hAnsi="Calibri"/>
+                <w:b w:val="0"/>
+                <w:i w:val="0"/>
                 <w:color w:val="1C1917"/>
                 <w:sz w:val="18"/>
               </w:rPr>
@@ -1580,44 +2493,52 @@
       <w:tr>
         <w:tc>
           <w:tcPr>
-            <w:tcW w:type="dxa" w:w="2736"/>
+            <w:tcW w:type="dxa" w:w="2268"/>
           </w:tcPr>
           <w:p>
             <w:r>
               <w:rPr>
+                <w:rFonts w:ascii="Calibri" w:hAnsi="Calibri"/>
                 <w:b/>
+                <w:i w:val="0"/>
                 <w:color w:val="1C1917"/>
                 <w:sz w:val="18"/>
               </w:rPr>
-              <w:t>Trusted-device &amp; sessions</w:t>
+              <w:t>Trusted devices &amp; sessions</w:t>
             </w:r>
           </w:p>
         </w:tc>
         <w:tc>
           <w:tcPr>
-            <w:tcW w:type="dxa" w:w="4320"/>
+            <w:tcW w:type="dxa" w:w="4422"/>
           </w:tcPr>
           <w:p>
             <w:r>
               <w:rPr>
+                <w:rFonts w:ascii="Calibri" w:hAnsi="Calibri"/>
+                <w:b w:val="0"/>
+                <w:i w:val="0"/>
                 <w:color w:val="1C1917"/>
                 <w:sz w:val="18"/>
               </w:rPr>
-              <w:t>Review devices, sign-in activity, sign out others</w:t>
+              <w:t>Branch visit to reset access; device/session control</w:t>
             </w:r>
           </w:p>
         </w:tc>
         <w:tc>
           <w:tcPr>
-            <w:tcW w:type="dxa" w:w="2160"/>
+            <w:tcW w:type="dxa" w:w="2268"/>
           </w:tcPr>
           <w:p>
             <w:r>
               <w:rPr>
+                <w:rFonts w:ascii="Calibri" w:hAnsi="Calibri"/>
+                <w:b w:val="0"/>
+                <w:i w:val="0"/>
                 <w:color w:val="1C1917"/>
                 <w:sz w:val="18"/>
               </w:rPr>
-              <w:t>PSD2 SCA, SYSC</w:t>
+              <w:t>SCA [3], SYSC [12]</w:t>
             </w:r>
           </w:p>
         </w:tc>
@@ -1625,12 +2546,18 @@
     </w:tbl>
     <w:p>
       <w:pPr>
-        <w:spacing w:after="20"/>
+        <w:spacing w:after="40"/>
+      </w:pPr>
+    </w:p>
+    <w:p>
+      <w:pPr>
+        <w:spacing w:before="280" w:after="20"/>
       </w:pPr>
       <w:r>
         <w:rPr>
           <w:rFonts w:ascii="Calibri" w:hAnsi="Calibri"/>
           <w:b/>
+          <w:i w:val="0"/>
           <w:color w:val="C8102E"/>
           <w:sz w:val="16"/>
         </w:rPr>
@@ -1639,27 +2566,35 @@
     </w:p>
     <w:p>
       <w:pPr>
-        <w:spacing w:before="320" w:after="80"/>
+        <w:spacing w:before="40" w:after="100"/>
         <w:pBdr>
           <w:bottom w:val="single" w:sz="6" w:space="4" w:color="E7E5E4"/>
         </w:pBdr>
       </w:pPr>
       <w:r>
         <w:rPr>
+          <w:rFonts w:ascii="Calibri" w:hAnsi="Calibri"/>
           <w:b/>
+          <w:i w:val="0"/>
           <w:color w:val="1C1917"/>
           <w:sz w:val="30"/>
         </w:rPr>
-        <w:t>6  Regulatory &amp; compliance mapping</w:t>
+        <w:t>6   Regulatory control mapping</w:t>
       </w:r>
     </w:p>
     <w:p>
+      <w:pPr>
+        <w:spacing w:before="0" w:after="120"/>
+      </w:pPr>
       <w:r>
         <w:rPr>
+          <w:rFonts w:ascii="Calibri" w:hAnsi="Calibri"/>
+          <w:b w:val="0"/>
+          <w:i w:val="0"/>
           <w:color w:val="1C1917"/>
           <w:sz w:val="21"/>
         </w:rPr>
-        <w:t>The workflows are designed around the controls a real implementation would need. The prototype surfaces these controls in the user experience so reviewers can see where each obligation is met.</w:t>
+        <w:t>The workflows are designed around the controls a production implementation would require. The prototype surfaces each control in the user experience so that a reviewer can locate where an obligation is discharged. The mapping below is indicative of intent, not a statement of certified compliance.</w:t>
       </w:r>
     </w:p>
     <w:tbl>
@@ -1670,19 +2605,22 @@
         <w:tblLook w:firstColumn="1" w:firstRow="1" w:lastColumn="0" w:lastRow="0" w:noHBand="0" w:noVBand="1" w:val="04A0"/>
       </w:tblPr>
       <w:tblGrid>
-        <w:gridCol w:w="4320"/>
-        <w:gridCol w:w="4320"/>
+        <w:gridCol w:w="3216"/>
+        <w:gridCol w:w="3216"/>
+        <w:gridCol w:w="3216"/>
       </w:tblGrid>
       <w:tr>
         <w:tc>
           <w:tcPr>
-            <w:tcW w:type="dxa" w:w="3168"/>
+            <w:tcW w:type="dxa" w:w="2381"/>
             <w:shd w:val="clear" w:fill="1C1917"/>
           </w:tcPr>
           <w:p>
             <w:r>
               <w:rPr>
+                <w:rFonts w:ascii="Calibri" w:hAnsi="Calibri"/>
                 <w:b/>
+                <w:i w:val="0"/>
                 <w:color w:val="FFFFFF"/>
                 <w:sz w:val="18"/>
               </w:rPr>
@@ -1692,17 +2630,37 @@
         </w:tc>
         <w:tc>
           <w:tcPr>
-            <w:tcW w:type="dxa" w:w="5760"/>
+            <w:tcW w:type="dxa" w:w="5443"/>
             <w:shd w:val="clear" w:fill="1C1917"/>
           </w:tcPr>
           <w:p>
             <w:r>
               <w:rPr>
+                <w:rFonts w:ascii="Calibri" w:hAnsi="Calibri"/>
                 <w:b/>
+                <w:i w:val="0"/>
                 <w:color w:val="FFFFFF"/>
                 <w:sz w:val="18"/>
               </w:rPr>
-              <w:t>How the prototype reflects it</w:t>
+              <w:t>Obligation reflected</w:t>
+            </w:r>
+          </w:p>
+        </w:tc>
+        <w:tc>
+          <w:tcPr>
+            <w:tcW w:type="dxa" w:w="1134"/>
+            <w:shd w:val="clear" w:fill="1C1917"/>
+          </w:tcPr>
+          <w:p>
+            <w:r>
+              <w:rPr>
+                <w:rFonts w:ascii="Calibri" w:hAnsi="Calibri"/>
+                <w:b/>
+                <w:i w:val="0"/>
+                <w:color w:val="FFFFFF"/>
+                <w:sz w:val="18"/>
+              </w:rPr>
+              <w:t>Ref</w:t>
             </w:r>
           </w:p>
         </w:tc>
@@ -1710,30 +2668,52 @@
       <w:tr>
         <w:tc>
           <w:tcPr>
-            <w:tcW w:type="dxa" w:w="3168"/>
+            <w:tcW w:type="dxa" w:w="2381"/>
           </w:tcPr>
           <w:p>
             <w:r>
               <w:rPr>
+                <w:rFonts w:ascii="Calibri" w:hAnsi="Calibri"/>
                 <w:b/>
+                <w:i w:val="0"/>
                 <w:color w:val="1C1917"/>
                 <w:sz w:val="18"/>
               </w:rPr>
-              <w:t>SCA / PSD2 RTS</w:t>
+              <w:t>Consumer Duty</w:t>
             </w:r>
           </w:p>
         </w:tc>
         <w:tc>
           <w:tcPr>
-            <w:tcW w:type="dxa" w:w="5760"/>
+            <w:tcW w:type="dxa" w:w="5443"/>
           </w:tcPr>
           <w:p>
             <w:r>
               <w:rPr>
+                <w:rFonts w:ascii="Calibri" w:hAnsi="Calibri"/>
+                <w:b w:val="0"/>
+                <w:i w:val="0"/>
                 <w:color w:val="1C1917"/>
                 <w:sz w:val="18"/>
               </w:rPr>
-              <w:t>Strong Customer Authentication and step-up before sensitive actions</w:t>
+              <w:t>Demonstrable good outcomes; fair treatment designed into journeys</w:t>
+            </w:r>
+          </w:p>
+        </w:tc>
+        <w:tc>
+          <w:tcPr>
+            <w:tcW w:type="dxa" w:w="1134"/>
+          </w:tcPr>
+          <w:p>
+            <w:r>
+              <w:rPr>
+                <w:rFonts w:ascii="Calibri" w:hAnsi="Calibri"/>
+                <w:b w:val="0"/>
+                <w:i w:val="0"/>
+                <w:color w:val="1C1917"/>
+                <w:sz w:val="18"/>
+              </w:rPr>
+              <w:t>[1]</w:t>
             </w:r>
           </w:p>
         </w:tc>
@@ -1741,12 +2721,67 @@
       <w:tr>
         <w:tc>
           <w:tcPr>
-            <w:tcW w:type="dxa" w:w="3168"/>
+            <w:tcW w:type="dxa" w:w="2381"/>
           </w:tcPr>
           <w:p>
             <w:r>
               <w:rPr>
+                <w:rFonts w:ascii="Calibri" w:hAnsi="Calibri"/>
                 <w:b/>
+                <w:i w:val="0"/>
+                <w:color w:val="1C1917"/>
+                <w:sz w:val="18"/>
+              </w:rPr>
+              <w:t>PSD2 / SCA-RTS</w:t>
+            </w:r>
+          </w:p>
+        </w:tc>
+        <w:tc>
+          <w:tcPr>
+            <w:tcW w:type="dxa" w:w="5443"/>
+          </w:tcPr>
+          <w:p>
+            <w:r>
+              <w:rPr>
+                <w:rFonts w:ascii="Calibri" w:hAnsi="Calibri"/>
+                <w:b w:val="0"/>
+                <w:i w:val="0"/>
+                <w:color w:val="1C1917"/>
+                <w:sz w:val="18"/>
+              </w:rPr>
+              <w:t>Strong Customer Authentication and risk-based step-up before sensitive actions</w:t>
+            </w:r>
+          </w:p>
+        </w:tc>
+        <w:tc>
+          <w:tcPr>
+            <w:tcW w:type="dxa" w:w="1134"/>
+          </w:tcPr>
+          <w:p>
+            <w:r>
+              <w:rPr>
+                <w:rFonts w:ascii="Calibri" w:hAnsi="Calibri"/>
+                <w:b w:val="0"/>
+                <w:i w:val="0"/>
+                <w:color w:val="1C1917"/>
+                <w:sz w:val="18"/>
+              </w:rPr>
+              <w:t>[2][3]</w:t>
+            </w:r>
+          </w:p>
+        </w:tc>
+      </w:tr>
+      <w:tr>
+        <w:tc>
+          <w:tcPr>
+            <w:tcW w:type="dxa" w:w="2381"/>
+          </w:tcPr>
+          <w:p>
+            <w:r>
+              <w:rPr>
+                <w:rFonts w:ascii="Calibri" w:hAnsi="Calibri"/>
+                <w:b/>
+                <w:i w:val="0"/>
                 <w:color w:val="1C1917"/>
                 <w:sz w:val="18"/>
               </w:rPr>
@@ -1756,15 +2791,35 @@
         </w:tc>
         <w:tc>
           <w:tcPr>
-            <w:tcW w:type="dxa" w:w="5760"/>
+            <w:tcW w:type="dxa" w:w="5443"/>
           </w:tcPr>
           <w:p>
             <w:r>
               <w:rPr>
+                <w:rFonts w:ascii="Calibri" w:hAnsi="Calibri"/>
+                <w:b w:val="0"/>
+                <w:i w:val="0"/>
                 <w:color w:val="1C1917"/>
                 <w:sz w:val="18"/>
               </w:rPr>
-              <w:t>Account-name verification before first payment to a new payee</w:t>
+              <w:t>Account-name verification before a first payment to a new payee</w:t>
+            </w:r>
+          </w:p>
+        </w:tc>
+        <w:tc>
+          <w:tcPr>
+            <w:tcW w:type="dxa" w:w="1134"/>
+          </w:tcPr>
+          <w:p>
+            <w:r>
+              <w:rPr>
+                <w:rFonts w:ascii="Calibri" w:hAnsi="Calibri"/>
+                <w:b w:val="0"/>
+                <w:i w:val="0"/>
+                <w:color w:val="1C1917"/>
+                <w:sz w:val="18"/>
+              </w:rPr>
+              <w:t>[4]</w:t>
             </w:r>
           </w:p>
         </w:tc>
@@ -1772,12 +2827,14 @@
       <w:tr>
         <w:tc>
           <w:tcPr>
-            <w:tcW w:type="dxa" w:w="3168"/>
+            <w:tcW w:type="dxa" w:w="2381"/>
           </w:tcPr>
           <w:p>
             <w:r>
               <w:rPr>
+                <w:rFonts w:ascii="Calibri" w:hAnsi="Calibri"/>
                 <w:b/>
+                <w:i w:val="0"/>
                 <w:color w:val="1C1917"/>
                 <w:sz w:val="18"/>
               </w:rPr>
@@ -1787,15 +2844,35 @@
         </w:tc>
         <w:tc>
           <w:tcPr>
-            <w:tcW w:type="dxa" w:w="5760"/>
+            <w:tcW w:type="dxa" w:w="5443"/>
           </w:tcPr>
           <w:p>
             <w:r>
               <w:rPr>
+                <w:rFonts w:ascii="Calibri" w:hAnsi="Calibri"/>
+                <w:b w:val="0"/>
+                <w:i w:val="0"/>
                 <w:color w:val="1C1917"/>
                 <w:sz w:val="18"/>
               </w:rPr>
-              <w:t>Immediate refund route for Direct Debit disputes</w:t>
+              <w:t>Immediate, guaranteed refund route for Direct Debit disputes</w:t>
+            </w:r>
+          </w:p>
+        </w:tc>
+        <w:tc>
+          <w:tcPr>
+            <w:tcW w:type="dxa" w:w="1134"/>
+          </w:tcPr>
+          <w:p>
+            <w:r>
+              <w:rPr>
+                <w:rFonts w:ascii="Calibri" w:hAnsi="Calibri"/>
+                <w:b w:val="0"/>
+                <w:i w:val="0"/>
+                <w:color w:val="1C1917"/>
+                <w:sz w:val="18"/>
+              </w:rPr>
+              <w:t>[5]</w:t>
             </w:r>
           </w:p>
         </w:tc>
@@ -1803,30 +2880,52 @@
       <w:tr>
         <w:tc>
           <w:tcPr>
-            <w:tcW w:type="dxa" w:w="3168"/>
+            <w:tcW w:type="dxa" w:w="2381"/>
           </w:tcPr>
           <w:p>
             <w:r>
               <w:rPr>
+                <w:rFonts w:ascii="Calibri" w:hAnsi="Calibri"/>
                 <w:b/>
+                <w:i w:val="0"/>
                 <w:color w:val="1C1917"/>
                 <w:sz w:val="18"/>
               </w:rPr>
-              <w:t>PSR 2017</w:t>
+              <w:t>PSR 2017 (regs 76–77)</w:t>
             </w:r>
           </w:p>
         </w:tc>
         <w:tc>
           <w:tcPr>
-            <w:tcW w:type="dxa" w:w="5760"/>
+            <w:tcW w:type="dxa" w:w="5443"/>
           </w:tcPr>
           <w:p>
             <w:r>
               <w:rPr>
+                <w:rFonts w:ascii="Calibri" w:hAnsi="Calibri"/>
+                <w:b w:val="0"/>
+                <w:i w:val="0"/>
                 <w:color w:val="1C1917"/>
                 <w:sz w:val="18"/>
               </w:rPr>
-              <w:t>Unauthorised-transaction refund and chargeback handling</w:t>
+              <w:t>Refund of unauthorised transactions; correction of errors</w:t>
+            </w:r>
+          </w:p>
+        </w:tc>
+        <w:tc>
+          <w:tcPr>
+            <w:tcW w:type="dxa" w:w="1134"/>
+          </w:tcPr>
+          <w:p>
+            <w:r>
+              <w:rPr>
+                <w:rFonts w:ascii="Calibri" w:hAnsi="Calibri"/>
+                <w:b w:val="0"/>
+                <w:i w:val="0"/>
+                <w:color w:val="1C1917"/>
+                <w:sz w:val="18"/>
+              </w:rPr>
+              <w:t>[6]</w:t>
             </w:r>
           </w:p>
         </w:tc>
@@ -1834,30 +2933,52 @@
       <w:tr>
         <w:tc>
           <w:tcPr>
-            <w:tcW w:type="dxa" w:w="3168"/>
+            <w:tcW w:type="dxa" w:w="2381"/>
           </w:tcPr>
           <w:p>
             <w:r>
               <w:rPr>
+                <w:rFonts w:ascii="Calibri" w:hAnsi="Calibri"/>
                 <w:b/>
+                <w:i w:val="0"/>
                 <w:color w:val="1C1917"/>
                 <w:sz w:val="18"/>
               </w:rPr>
-              <w:t>FCA BCOBS / Consumer Duty</w:t>
+              <w:t>APP reimbursement</w:t>
             </w:r>
           </w:p>
         </w:tc>
         <w:tc>
           <w:tcPr>
-            <w:tcW w:type="dxa" w:w="5760"/>
+            <w:tcW w:type="dxa" w:w="5443"/>
           </w:tcPr>
           <w:p>
             <w:r>
               <w:rPr>
+                <w:rFonts w:ascii="Calibri" w:hAnsi="Calibri"/>
+                <w:b w:val="0"/>
+                <w:i w:val="0"/>
                 <w:color w:val="1C1917"/>
                 <w:sz w:val="18"/>
               </w:rPr>
-              <w:t>Cooling-off and fair-treatment handling on closures and changes</w:t>
+              <w:t>Cancel window and reimbursement framing on outbound payments</w:t>
+            </w:r>
+          </w:p>
+        </w:tc>
+        <w:tc>
+          <w:tcPr>
+            <w:tcW w:type="dxa" w:w="1134"/>
+          </w:tcPr>
+          <w:p>
+            <w:r>
+              <w:rPr>
+                <w:rFonts w:ascii="Calibri" w:hAnsi="Calibri"/>
+                <w:b w:val="0"/>
+                <w:i w:val="0"/>
+                <w:color w:val="1C1917"/>
+                <w:sz w:val="18"/>
+              </w:rPr>
+              <w:t>[7]</w:t>
             </w:r>
           </w:p>
         </w:tc>
@@ -1865,12 +2986,67 @@
       <w:tr>
         <w:tc>
           <w:tcPr>
-            <w:tcW w:type="dxa" w:w="3168"/>
+            <w:tcW w:type="dxa" w:w="2381"/>
           </w:tcPr>
           <w:p>
             <w:r>
               <w:rPr>
+                <w:rFonts w:ascii="Calibri" w:hAnsi="Calibri"/>
                 <w:b/>
+                <w:i w:val="0"/>
+                <w:color w:val="1C1917"/>
+                <w:sz w:val="18"/>
+              </w:rPr>
+              <w:t>MLR 2017 / FTR</w:t>
+            </w:r>
+          </w:p>
+        </w:tc>
+        <w:tc>
+          <w:tcPr>
+            <w:tcW w:type="dxa" w:w="5443"/>
+          </w:tcPr>
+          <w:p>
+            <w:r>
+              <w:rPr>
+                <w:rFonts w:ascii="Calibri" w:hAnsi="Calibri"/>
+                <w:b w:val="0"/>
+                <w:i w:val="0"/>
+                <w:color w:val="1C1917"/>
+                <w:sz w:val="18"/>
+              </w:rPr>
+              <w:t>Sanctions, PEP and adverse-media screening; payer/payee information</w:t>
+            </w:r>
+          </w:p>
+        </w:tc>
+        <w:tc>
+          <w:tcPr>
+            <w:tcW w:type="dxa" w:w="1134"/>
+          </w:tcPr>
+          <w:p>
+            <w:r>
+              <w:rPr>
+                <w:rFonts w:ascii="Calibri" w:hAnsi="Calibri"/>
+                <w:b w:val="0"/>
+                <w:i w:val="0"/>
+                <w:color w:val="1C1917"/>
+                <w:sz w:val="18"/>
+              </w:rPr>
+              <w:t>[8][9]</w:t>
+            </w:r>
+          </w:p>
+        </w:tc>
+      </w:tr>
+      <w:tr>
+        <w:tc>
+          <w:tcPr>
+            <w:tcW w:type="dxa" w:w="2381"/>
+          </w:tcPr>
+          <w:p>
+            <w:r>
+              <w:rPr>
+                <w:rFonts w:ascii="Calibri" w:hAnsi="Calibri"/>
+                <w:b/>
+                <w:i w:val="0"/>
                 <w:color w:val="1C1917"/>
                 <w:sz w:val="18"/>
               </w:rPr>
@@ -1880,15 +3056,35 @@
         </w:tc>
         <w:tc>
           <w:tcPr>
-            <w:tcW w:type="dxa" w:w="5760"/>
+            <w:tcW w:type="dxa" w:w="5443"/>
           </w:tcPr>
           <w:p>
             <w:r>
               <w:rPr>
+                <w:rFonts w:ascii="Calibri" w:hAnsi="Calibri"/>
+                <w:b w:val="0"/>
+                <w:i w:val="0"/>
                 <w:color w:val="1C1917"/>
                 <w:sz w:val="18"/>
               </w:rPr>
-              <w:t>Complaint intake, triage, decision and Financial Ombudsman escalation</w:t>
+              <w:t>Complaint intake, decision, and escalation to the Financial Ombudsman</w:t>
+            </w:r>
+          </w:p>
+        </w:tc>
+        <w:tc>
+          <w:tcPr>
+            <w:tcW w:type="dxa" w:w="1134"/>
+          </w:tcPr>
+          <w:p>
+            <w:r>
+              <w:rPr>
+                <w:rFonts w:ascii="Calibri" w:hAnsi="Calibri"/>
+                <w:b w:val="0"/>
+                <w:i w:val="0"/>
+                <w:color w:val="1C1917"/>
+                <w:sz w:val="18"/>
+              </w:rPr>
+              <w:t>[10]</w:t>
             </w:r>
           </w:p>
         </w:tc>
@@ -1896,12 +3092,14 @@
       <w:tr>
         <w:tc>
           <w:tcPr>
-            <w:tcW w:type="dxa" w:w="3168"/>
+            <w:tcW w:type="dxa" w:w="2381"/>
           </w:tcPr>
           <w:p>
             <w:r>
               <w:rPr>
+                <w:rFonts w:ascii="Calibri" w:hAnsi="Calibri"/>
                 <w:b/>
+                <w:i w:val="0"/>
                 <w:color w:val="1C1917"/>
                 <w:sz w:val="18"/>
               </w:rPr>
@@ -1911,15 +3109,35 @@
         </w:tc>
         <w:tc>
           <w:tcPr>
-            <w:tcW w:type="dxa" w:w="5760"/>
+            <w:tcW w:type="dxa" w:w="5443"/>
           </w:tcPr>
           <w:p>
             <w:r>
               <w:rPr>
+                <w:rFonts w:ascii="Calibri" w:hAnsi="Calibri"/>
+                <w:b w:val="0"/>
+                <w:i w:val="0"/>
                 <w:color w:val="1C1917"/>
                 <w:sz w:val="18"/>
               </w:rPr>
-              <w:t>Actions recorded to an audit trail</w:t>
+              <w:t>Material actions recorded to an audit trail</w:t>
+            </w:r>
+          </w:p>
+        </w:tc>
+        <w:tc>
+          <w:tcPr>
+            <w:tcW w:type="dxa" w:w="1134"/>
+          </w:tcPr>
+          <w:p>
+            <w:r>
+              <w:rPr>
+                <w:rFonts w:ascii="Calibri" w:hAnsi="Calibri"/>
+                <w:b w:val="0"/>
+                <w:i w:val="0"/>
+                <w:color w:val="1C1917"/>
+                <w:sz w:val="18"/>
+              </w:rPr>
+              <w:t>[12]</w:t>
             </w:r>
           </w:p>
         </w:tc>
@@ -1927,43 +3145,14 @@
       <w:tr>
         <w:tc>
           <w:tcPr>
-            <w:tcW w:type="dxa" w:w="3168"/>
+            <w:tcW w:type="dxa" w:w="2381"/>
           </w:tcPr>
           <w:p>
             <w:r>
               <w:rPr>
+                <w:rFonts w:ascii="Calibri" w:hAnsi="Calibri"/>
                 <w:b/>
-                <w:color w:val="1C1917"/>
-                <w:sz w:val="18"/>
-              </w:rPr>
-              <w:t>MLR 2017</w:t>
-            </w:r>
-          </w:p>
-        </w:tc>
-        <w:tc>
-          <w:tcPr>
-            <w:tcW w:type="dxa" w:w="5760"/>
-          </w:tcPr>
-          <w:p>
-            <w:r>
-              <w:rPr>
-                <w:color w:val="1C1917"/>
-                <w:sz w:val="18"/>
-              </w:rPr>
-              <w:t>Sanctions, PEP and adverse-media screening for new payees</w:t>
-            </w:r>
-          </w:p>
-        </w:tc>
-      </w:tr>
-      <w:tr>
-        <w:tc>
-          <w:tcPr>
-            <w:tcW w:type="dxa" w:w="3168"/>
-          </w:tcPr>
-          <w:p>
-            <w:r>
-              <w:rPr>
-                <w:b/>
+                <w:i w:val="0"/>
                 <w:color w:val="1C1917"/>
                 <w:sz w:val="18"/>
               </w:rPr>
@@ -1973,15 +3162,35 @@
         </w:tc>
         <w:tc>
           <w:tcPr>
-            <w:tcW w:type="dxa" w:w="5760"/>
+            <w:tcW w:type="dxa" w:w="5443"/>
           </w:tcPr>
           <w:p>
             <w:r>
               <w:rPr>
+                <w:rFonts w:ascii="Calibri" w:hAnsi="Calibri"/>
+                <w:b w:val="0"/>
+                <w:i w:val="0"/>
                 <w:color w:val="1C1917"/>
                 <w:sz w:val="18"/>
               </w:rPr>
-              <w:t>Digital VAT return preparation and submission</w:t>
+              <w:t>Digital preparation and submission of VAT returns</w:t>
+            </w:r>
+          </w:p>
+        </w:tc>
+        <w:tc>
+          <w:tcPr>
+            <w:tcW w:type="dxa" w:w="1134"/>
+          </w:tcPr>
+          <w:p>
+            <w:r>
+              <w:rPr>
+                <w:rFonts w:ascii="Calibri" w:hAnsi="Calibri"/>
+                <w:b w:val="0"/>
+                <w:i w:val="0"/>
+                <w:color w:val="1C1917"/>
+                <w:sz w:val="18"/>
+              </w:rPr>
+              <w:t>[14]</w:t>
             </w:r>
           </w:p>
         </w:tc>
@@ -1989,26 +3198,31 @@
       <w:tr>
         <w:tc>
           <w:tcPr>
-            <w:tcW w:type="dxa" w:w="3168"/>
+            <w:tcW w:type="dxa" w:w="2381"/>
           </w:tcPr>
           <w:p>
             <w:r>
               <w:rPr>
+                <w:rFonts w:ascii="Calibri" w:hAnsi="Calibri"/>
                 <w:b/>
+                <w:i w:val="0"/>
                 <w:color w:val="1C1917"/>
                 <w:sz w:val="18"/>
               </w:rPr>
-              <w:t>GDPR</w:t>
+              <w:t>UK GDPR</w:t>
             </w:r>
           </w:p>
         </w:tc>
         <w:tc>
           <w:tcPr>
-            <w:tcW w:type="dxa" w:w="5760"/>
+            <w:tcW w:type="dxa" w:w="5443"/>
           </w:tcPr>
           <w:p>
             <w:r>
               <w:rPr>
+                <w:rFonts w:ascii="Calibri" w:hAnsi="Calibri"/>
+                <w:b w:val="0"/>
+                <w:i w:val="0"/>
                 <w:color w:val="1C1917"/>
                 <w:sz w:val="18"/>
               </w:rPr>
@@ -2016,16 +3230,39 @@
             </w:r>
           </w:p>
         </w:tc>
+        <w:tc>
+          <w:tcPr>
+            <w:tcW w:type="dxa" w:w="1134"/>
+          </w:tcPr>
+          <w:p>
+            <w:r>
+              <w:rPr>
+                <w:rFonts w:ascii="Calibri" w:hAnsi="Calibri"/>
+                <w:b w:val="0"/>
+                <w:i w:val="0"/>
+                <w:color w:val="1C1917"/>
+                <w:sz w:val="18"/>
+              </w:rPr>
+              <w:t>[15]</w:t>
+            </w:r>
+          </w:p>
+        </w:tc>
       </w:tr>
     </w:tbl>
     <w:p>
       <w:pPr>
-        <w:spacing w:after="20"/>
+        <w:spacing w:after="40"/>
+      </w:pPr>
+    </w:p>
+    <w:p>
+      <w:pPr>
+        <w:spacing w:before="280" w:after="20"/>
       </w:pPr>
       <w:r>
         <w:rPr>
           <w:rFonts w:ascii="Calibri" w:hAnsi="Calibri"/>
           <w:b/>
+          <w:i w:val="0"/>
           <w:color w:val="C8102E"/>
           <w:sz w:val="16"/>
         </w:rPr>
@@ -2034,80 +3271,156 @@
     </w:p>
     <w:p>
       <w:pPr>
-        <w:spacing w:before="320" w:after="80"/>
+        <w:spacing w:before="40" w:after="100"/>
         <w:pBdr>
           <w:bottom w:val="single" w:sz="6" w:space="4" w:color="E7E5E4"/>
         </w:pBdr>
       </w:pPr>
       <w:r>
         <w:rPr>
+          <w:rFonts w:ascii="Calibri" w:hAnsi="Calibri"/>
           <w:b/>
+          <w:i w:val="0"/>
           <w:color w:val="1C1917"/>
           <w:sz w:val="30"/>
         </w:rPr>
-        <w:t>7  Engineering &amp; quality approach</w:t>
+        <w:t>7   Engineering and quality approach</w:t>
       </w:r>
     </w:p>
     <w:p>
+      <w:pPr>
+        <w:spacing w:before="0" w:after="120"/>
+      </w:pPr>
       <w:r>
         <w:rPr>
+          <w:rFonts w:ascii="Calibri" w:hAnsi="Calibri"/>
+          <w:b w:val="0"/>
+          <w:i w:val="0"/>
           <w:color w:val="1C1917"/>
           <w:sz w:val="21"/>
         </w:rPr>
-        <w:t>The prototype is developed through a repeatable build pipeline that treats generation, review, gating and runtime verification as distinct stages:</w:t>
+        <w:t>Although a concept artefact, the prototype is produced through a disciplined, repeatable pipeline. The pipeline exists because the failure modes of a large single-file front end are predictable, and because a credible artefact must actually work when demonstrated — not merely compile. Four stages are kept distinct:</w:t>
       </w:r>
     </w:p>
     <w:p>
       <w:pPr>
         <w:pStyle w:val="ListBullet"/>
-        <w:spacing w:after="40"/>
+        <w:spacing w:after="60"/>
       </w:pPr>
       <w:r>
         <w:rPr>
+          <w:rFonts w:ascii="Calibri" w:hAnsi="Calibri"/>
+          <w:b w:val="0"/>
+          <w:i w:val="0"/>
           <w:color w:val="1C1917"/>
           <w:sz w:val="21"/>
         </w:rPr>
-        <w:t>Scaffold — new workflows are generated from a template that bakes in the file conventions and prevents recurring defects.</w:t>
+        <w:t>Scaffold — new workflows are generated from a template that encodes the file conventions and forecloses the recurring defects (state reset, dual-shell wiring, input handling).</w:t>
       </w:r>
     </w:p>
     <w:p>
       <w:pPr>
         <w:pStyle w:val="ListBullet"/>
-        <w:spacing w:after="40"/>
+        <w:spacing w:after="60"/>
       </w:pPr>
       <w:r>
         <w:rPr>
+          <w:rFonts w:ascii="Calibri" w:hAnsi="Calibri"/>
+          <w:b w:val="0"/>
+          <w:i w:val="0"/>
           <w:color w:val="1C1917"/>
           <w:sz w:val="21"/>
         </w:rPr>
-        <w:t>Review — a parallel multi-lens review checks architecture, security, engineering, design and state integrity.</w:t>
+        <w:t>Review — a parallel, multi-lens review examines each change for architecture, security, engineering, design-system and state-integrity concerns before it is accepted.</w:t>
       </w:r>
     </w:p>
     <w:p>
       <w:pPr>
         <w:pStyle w:val="ListBullet"/>
-        <w:spacing w:after="40"/>
+        <w:spacing w:after="60"/>
       </w:pPr>
       <w:r>
         <w:rPr>
+          <w:rFonts w:ascii="Calibri" w:hAnsi="Calibri"/>
+          <w:b w:val="0"/>
+          <w:i w:val="0"/>
           <w:color w:val="1C1917"/>
           <w:sz w:val="21"/>
         </w:rPr>
-        <w:t>Gate — a pre-commit check blocks accessibility, colour-token, markup and build regressions before code leaves.</w:t>
+        <w:t>Gate — an automated pre-commit check blocks accessibility, colour-token, markup and build regressions from ever leaving the working tree.</w:t>
       </w:r>
     </w:p>
     <w:p>
       <w:pPr>
         <w:pStyle w:val="ListBullet"/>
-        <w:spacing w:after="40"/>
+        <w:spacing w:after="60"/>
       </w:pPr>
       <w:r>
         <w:rPr>
+          <w:rFonts w:ascii="Calibri" w:hAnsi="Calibri"/>
+          <w:b w:val="0"/>
+          <w:i w:val="0"/>
           <w:color w:val="1C1917"/>
           <w:sz w:val="21"/>
         </w:rPr>
-        <w:t>Runtime verification — the built app is driven headlessly through real journeys, with an automated accessibility (WCAG) audit.</w:t>
+        <w:t>Runtime verification — the built application is driven headlessly through real journeys, and audited against WCAG 2.1 AA [16] on each run, so that behaviour is proven rather than assumed.</w:t>
       </w:r>
+    </w:p>
+    <w:tbl>
+      <w:tblPr>
+        <w:tblW w:type="auto" w:w="0"/>
+        <w:jc w:val="center"/>
+        <w:tblLook w:firstColumn="1" w:firstRow="1" w:lastColumn="0" w:lastRow="0" w:noHBand="0" w:noVBand="1" w:val="04A0"/>
+      </w:tblPr>
+      <w:tblGrid>
+        <w:gridCol w:w="9648"/>
+      </w:tblGrid>
+      <w:tr>
+        <w:tc>
+          <w:tcPr>
+            <w:tcW w:type="dxa" w:w="9504"/>
+            <w:shd w:val="clear" w:fill="FAF6EF"/>
+            <w:tcBorders>
+              <w:left w:val="single" w:sz="24" w:space="0" w:color="C8102E"/>
+            </w:tcBorders>
+          </w:tcPr>
+          <w:p>
+            <w:pPr>
+              <w:spacing w:after="40"/>
+            </w:pPr>
+            <w:r>
+              <w:rPr>
+                <w:rFonts w:ascii="Calibri" w:hAnsi="Calibri"/>
+                <w:b/>
+                <w:i w:val="0"/>
+                <w:color w:val="C8102E"/>
+                <w:sz w:val="17"/>
+              </w:rPr>
+              <w:t xml:space="preserve">WHY THIS MATTERS  </w:t>
+            </w:r>
+          </w:p>
+          <w:p>
+            <w:pPr>
+              <w:spacing w:after="40"/>
+            </w:pPr>
+            <w:r>
+              <w:rPr>
+                <w:rFonts w:ascii="Calibri" w:hAnsi="Calibri"/>
+                <w:b w:val="0"/>
+                <w:i w:val="0"/>
+                <w:color w:val="1C1917"/>
+                <w:sz w:val="21"/>
+              </w:rPr>
+              <w:t>Static review confirms that code exists and is well-formed; only driving the running application confirms that a control actually fires. The pipeline is designed so that the artefact demonstrated to stakeholders is the artefact that has been verified.</w:t>
+            </w:r>
+          </w:p>
+        </w:tc>
+      </w:tr>
+    </w:tbl>
+    <w:p>
+      <w:pPr>
+        <w:spacing w:after="40"/>
+      </w:pPr>
     </w:p>
     <w:p>
       <w:pPr>
@@ -2115,7 +3428,9 @@
       </w:pPr>
       <w:r>
         <w:rPr>
+          <w:rFonts w:ascii="Calibri" w:hAnsi="Calibri"/>
           <w:b/>
+          <w:i w:val="0"/>
           <w:color w:val="57534E"/>
           <w:sz w:val="23"/>
         </w:rPr>
@@ -2123,22 +3438,29 @@
       </w:r>
     </w:p>
     <w:p>
+      <w:pPr>
+        <w:spacing w:before="0" w:after="120"/>
+      </w:pPr>
       <w:r>
         <w:rPr>
+          <w:rFonts w:ascii="Calibri" w:hAnsi="Calibri"/>
+          <w:b w:val="0"/>
+          <w:i w:val="0"/>
           <w:color w:val="1C1917"/>
           <w:sz w:val="21"/>
         </w:rPr>
-        <w:t>A consistent visual language governs spacing, colour, typography and interaction: a defined spacing scale, the Santander brand red for primary actions, a warm neutral palette, tabular figures for all monetary values, and a single primary call-to-action per screen.</w:t>
+        <w:t>A single visual language governs spacing, colour, typography and interaction: a fixed spacing scale, the Santander brand red reserved for the primary action on any screen, a warm neutral palette, tabular figures for every monetary value, and exactly one primary call-to-action per view. Consistency here is not decoration; it is what makes seventeen distinct journeys feel like one coherent product.</w:t>
       </w:r>
     </w:p>
     <w:p>
       <w:pPr>
-        <w:spacing w:after="20"/>
+        <w:spacing w:before="280" w:after="20"/>
       </w:pPr>
       <w:r>
         <w:rPr>
           <w:rFonts w:ascii="Calibri" w:hAnsi="Calibri"/>
           <w:b/>
+          <w:i w:val="0"/>
           <w:color w:val="C8102E"/>
           <w:sz w:val="16"/>
         </w:rPr>
@@ -2147,37 +3469,46 @@
     </w:p>
     <w:p>
       <w:pPr>
-        <w:spacing w:before="320" w:after="80"/>
+        <w:spacing w:before="40" w:after="100"/>
         <w:pBdr>
           <w:bottom w:val="single" w:sz="6" w:space="4" w:color="E7E5E4"/>
         </w:pBdr>
       </w:pPr>
       <w:r>
         <w:rPr>
+          <w:rFonts w:ascii="Calibri" w:hAnsi="Calibri"/>
           <w:b/>
+          <w:i w:val="0"/>
           <w:color w:val="1C1917"/>
           <w:sz w:val="30"/>
         </w:rPr>
-        <w:t>8  Accessibility</w:t>
-      </w:r>
-    </w:p>
-    <w:p>
-      <w:r>
-        <w:rPr>
-          <w:color w:val="1C1917"/>
-          <w:sz w:val="21"/>
-        </w:rPr>
-        <w:t>Accessibility is treated as a build gate, not an afterthought. Interactive controls carry visible focus states and accessible names; status is never conveyed by colour alone; and the interface is audited against WCAG 2.1 AA using an automated engine as part of the verification run. The core screens pass the automated colour-contrast and name/role checks.</w:t>
+        <w:t>8   Accessibility</w:t>
       </w:r>
     </w:p>
     <w:p>
       <w:pPr>
-        <w:spacing w:after="20"/>
+        <w:spacing w:before="0" w:after="120"/>
+      </w:pPr>
+      <w:r>
+        <w:rPr>
+          <w:rFonts w:ascii="Calibri" w:hAnsi="Calibri"/>
+          <w:b w:val="0"/>
+          <w:i w:val="0"/>
+          <w:color w:val="1C1917"/>
+          <w:sz w:val="21"/>
+        </w:rPr>
+        <w:t>Accessibility is treated as a build gate rather than a closing audit. Interactive controls carry visible focus states and accessible names; status is never signalled by colour alone; and the interface is measured against WCAG 2.1 AA [16] using an automated engine on every verification run. Where the automated audit identified shortfalls — colour-contrast on small text and unnamed icon-only controls — they were corrected and re-measured to zero on the core screens. Full conformance, including assistive-technology testing, is identified as a pre-production activity.</w:t>
+      </w:r>
+    </w:p>
+    <w:p>
+      <w:pPr>
+        <w:spacing w:before="280" w:after="20"/>
       </w:pPr>
       <w:r>
         <w:rPr>
           <w:rFonts w:ascii="Calibri" w:hAnsi="Calibri"/>
           <w:b/>
+          <w:i w:val="0"/>
           <w:color w:val="C8102E"/>
           <w:sz w:val="16"/>
         </w:rPr>
@@ -2186,40 +3517,63 @@
     </w:p>
     <w:p>
       <w:pPr>
-        <w:spacing w:before="320" w:after="80"/>
+        <w:spacing w:before="40" w:after="100"/>
         <w:pBdr>
           <w:bottom w:val="single" w:sz="6" w:space="4" w:color="E7E5E4"/>
         </w:pBdr>
       </w:pPr>
       <w:r>
         <w:rPr>
+          <w:rFonts w:ascii="Calibri" w:hAnsi="Calibri"/>
           <w:b/>
+          <w:i w:val="0"/>
           <w:color w:val="1C1917"/>
           <w:sz w:val="30"/>
         </w:rPr>
-        <w:t>9  Limitations</w:t>
+        <w:t>9   Limitations and assumptions</w:t>
+      </w:r>
+    </w:p>
+    <w:p>
+      <w:pPr>
+        <w:spacing w:before="0" w:after="120"/>
+      </w:pPr>
+      <w:r>
+        <w:rPr>
+          <w:rFonts w:ascii="Calibri" w:hAnsi="Calibri"/>
+          <w:b w:val="0"/>
+          <w:i w:val="0"/>
+          <w:color w:val="1C1917"/>
+          <w:sz w:val="21"/>
+        </w:rPr>
+        <w:t>The prototype should be read with its boundaries in mind, so that its evidence is neither over- nor under-weighted:</w:t>
       </w:r>
     </w:p>
     <w:p>
       <w:pPr>
         <w:pStyle w:val="ListBullet"/>
-        <w:spacing w:after="40"/>
+        <w:spacing w:after="60"/>
       </w:pPr>
       <w:r>
         <w:rPr>
+          <w:rFonts w:ascii="Calibri" w:hAnsi="Calibri"/>
+          <w:b w:val="0"/>
+          <w:i w:val="0"/>
           <w:color w:val="1C1917"/>
           <w:sz w:val="21"/>
         </w:rPr>
-        <w:t>Front-end only: no data is stored, transmitted or processed.</w:t>
+        <w:t>It is front-end only: no data is stored, transmitted or processed, and no control is enforced server-side.</w:t>
       </w:r>
     </w:p>
     <w:p>
       <w:pPr>
         <w:pStyle w:val="ListBullet"/>
-        <w:spacing w:after="40"/>
+        <w:spacing w:after="60"/>
       </w:pPr>
       <w:r>
         <w:rPr>
+          <w:rFonts w:ascii="Calibri" w:hAnsi="Calibri"/>
+          <w:b w:val="0"/>
+          <w:i w:val="0"/>
           <w:color w:val="1C1917"/>
           <w:sz w:val="21"/>
         </w:rPr>
@@ -2229,37 +3583,44 @@
     <w:p>
       <w:pPr>
         <w:pStyle w:val="ListBullet"/>
-        <w:spacing w:after="40"/>
+        <w:spacing w:after="60"/>
       </w:pPr>
       <w:r>
         <w:rPr>
+          <w:rFonts w:ascii="Calibri" w:hAnsi="Calibri"/>
+          <w:b w:val="0"/>
+          <w:i w:val="0"/>
           <w:color w:val="1C1917"/>
           <w:sz w:val="21"/>
         </w:rPr>
-        <w:t>Regulatory behaviours are represented for demonstration, not certified for production.</w:t>
+        <w:t>Regulatory behaviours are represented to communicate intent, not certified for production use.</w:t>
       </w:r>
     </w:p>
     <w:p>
       <w:pPr>
         <w:pStyle w:val="ListBullet"/>
-        <w:spacing w:after="40"/>
+        <w:spacing w:after="60"/>
       </w:pPr>
       <w:r>
         <w:rPr>
+          <w:rFonts w:ascii="Calibri" w:hAnsi="Calibri"/>
+          <w:b w:val="0"/>
+          <w:i w:val="0"/>
           <w:color w:val="1C1917"/>
           <w:sz w:val="21"/>
         </w:rPr>
-        <w:t>The prototype is not security-tested to production standards.</w:t>
+        <w:t>It has not been security-tested, load-tested, or assured to production standards.</w:t>
       </w:r>
     </w:p>
     <w:p>
       <w:pPr>
-        <w:spacing w:after="20"/>
+        <w:spacing w:before="280" w:after="20"/>
       </w:pPr>
       <w:r>
         <w:rPr>
           <w:rFonts w:ascii="Calibri" w:hAnsi="Calibri"/>
           <w:b/>
+          <w:i w:val="0"/>
           <w:color w:val="C8102E"/>
           <w:sz w:val="16"/>
         </w:rPr>
@@ -2268,91 +3629,641 @@
     </w:p>
     <w:p>
       <w:pPr>
-        <w:spacing w:before="320" w:after="80"/>
+        <w:spacing w:before="40" w:after="100"/>
         <w:pBdr>
           <w:bottom w:val="single" w:sz="6" w:space="4" w:color="E7E5E4"/>
         </w:pBdr>
       </w:pPr>
       <w:r>
         <w:rPr>
+          <w:rFonts w:ascii="Calibri" w:hAnsi="Calibri"/>
           <w:b/>
+          <w:i w:val="0"/>
           <w:color w:val="1C1917"/>
           <w:sz w:val="30"/>
         </w:rPr>
-        <w:t>10  Indicative next steps</w:t>
+        <w:t>10   Indicative next steps</w:t>
+      </w:r>
+    </w:p>
+    <w:p>
+      <w:pPr>
+        <w:spacing w:before="0" w:after="120"/>
+      </w:pPr>
+      <w:r>
+        <w:rPr>
+          <w:rFonts w:ascii="Calibri" w:hAnsi="Calibri"/>
+          <w:b w:val="0"/>
+          <w:i w:val="0"/>
+          <w:color w:val="1C1917"/>
+          <w:sz w:val="21"/>
+        </w:rPr>
+        <w:t>Should the proposition be endorsed, a proportionate path from concept to pilot would be:</w:t>
       </w:r>
     </w:p>
     <w:p>
       <w:pPr>
         <w:pStyle w:val="ListBullet"/>
-        <w:spacing w:after="40"/>
+        <w:spacing w:after="60"/>
       </w:pPr>
       <w:r>
         <w:rPr>
+          <w:rFonts w:ascii="Calibri" w:hAnsi="Calibri"/>
+          <w:b w:val="0"/>
+          <w:i w:val="0"/>
           <w:color w:val="1C1917"/>
           <w:sz w:val="21"/>
         </w:rPr>
-        <w:t>Prioritise the highest-value journeys for a backend-integrated pilot.</w:t>
+        <w:t>Prioritise the highest-value journeys — by volume, cost-to-serve and customer friction — for a backend-integrated pilot.</w:t>
       </w:r>
     </w:p>
     <w:p>
       <w:pPr>
         <w:pStyle w:val="ListBullet"/>
-        <w:spacing w:after="40"/>
+        <w:spacing w:after="60"/>
       </w:pPr>
       <w:r>
         <w:rPr>
+          <w:rFonts w:ascii="Calibri" w:hAnsi="Calibri"/>
+          <w:b w:val="0"/>
+          <w:i w:val="0"/>
           <w:color w:val="1C1917"/>
           <w:sz w:val="21"/>
         </w:rPr>
-        <w:t>Validate the flows with business customers through structured research.</w:t>
+        <w:t>Validate the shortlisted journeys with business customers through structured research, using the prototype as the discussion artefact.</w:t>
       </w:r>
     </w:p>
     <w:p>
       <w:pPr>
         <w:pStyle w:val="ListBullet"/>
-        <w:spacing w:after="40"/>
+        <w:spacing w:after="60"/>
       </w:pPr>
       <w:r>
         <w:rPr>
+          <w:rFonts w:ascii="Calibri" w:hAnsi="Calibri"/>
+          <w:b w:val="0"/>
+          <w:i w:val="0"/>
           <w:color w:val="1C1917"/>
           <w:sz w:val="21"/>
         </w:rPr>
-        <w:t>Complete a full accessibility conformance review with assistive-technology testing.</w:t>
+        <w:t>Complete a full WCAG 2.1 AA conformance review [16], including assistive-technology testing.</w:t>
       </w:r>
     </w:p>
     <w:p>
       <w:pPr>
         <w:pStyle w:val="ListBullet"/>
-        <w:spacing w:after="40"/>
+        <w:spacing w:after="60"/>
       </w:pPr>
       <w:r>
         <w:rPr>
+          <w:rFonts w:ascii="Calibri" w:hAnsi="Calibri"/>
+          <w:b w:val="0"/>
+          <w:i w:val="0"/>
           <w:color w:val="1C1917"/>
           <w:sz w:val="21"/>
         </w:rPr>
-        <w:t>Define the integration, security and data-protection requirements for a production build.</w:t>
+        <w:t>Define the integration, security, resilience and data-protection requirements for a production build, and the target operating model to support it.</w:t>
+      </w:r>
+    </w:p>
+    <w:p>
+      <w:pPr>
+        <w:spacing w:before="280" w:after="20"/>
+      </w:pPr>
+      <w:r>
+        <w:rPr>
+          <w:rFonts w:ascii="Calibri" w:hAnsi="Calibri"/>
+          <w:b/>
+          <w:i w:val="0"/>
+          <w:color w:val="C8102E"/>
+          <w:sz w:val="16"/>
+        </w:rPr>
+        <w:t>REFERENCES</w:t>
+      </w:r>
+    </w:p>
+    <w:p>
+      <w:pPr>
+        <w:spacing w:before="40" w:after="100"/>
+        <w:pBdr>
+          <w:bottom w:val="single" w:sz="6" w:space="4" w:color="E7E5E4"/>
+        </w:pBdr>
+      </w:pPr>
+      <w:r>
+        <w:rPr>
+          <w:rFonts w:ascii="Calibri" w:hAnsi="Calibri"/>
+          <w:b/>
+          <w:i w:val="0"/>
+          <w:color w:val="1C1917"/>
+          <w:sz w:val="30"/>
+        </w:rPr>
+        <w:t>References</w:t>
+      </w:r>
+    </w:p>
+    <w:p>
+      <w:pPr>
+        <w:spacing w:after="60"/>
+        <w:ind w:left="504" w:hanging="504"/>
+      </w:pPr>
+      <w:r>
+        <w:rPr>
+          <w:rFonts w:ascii="Calibri" w:hAnsi="Calibri"/>
+          <w:b/>
+          <w:i w:val="0"/>
+          <w:color w:val="57534E"/>
+          <w:sz w:val="18"/>
+        </w:rPr>
+        <w:t xml:space="preserve">[1]  </w:t>
+      </w:r>
+      <w:r>
+        <w:rPr>
+          <w:rFonts w:ascii="Calibri" w:hAnsi="Calibri"/>
+          <w:b w:val="0"/>
+          <w:i w:val="0"/>
+          <w:color w:val="1C1917"/>
+          <w:sz w:val="18"/>
+        </w:rPr>
+        <w:t>FCA, A New Consumer Duty — Policy Statement PS22/9 (July 2022); FCA Principle 12 and PRIN 2A.</w:t>
+      </w:r>
+    </w:p>
+    <w:p>
+      <w:pPr>
+        <w:spacing w:after="60"/>
+        <w:ind w:left="504" w:hanging="504"/>
+      </w:pPr>
+      <w:r>
+        <w:rPr>
+          <w:rFonts w:ascii="Calibri" w:hAnsi="Calibri"/>
+          <w:b/>
+          <w:i w:val="0"/>
+          <w:color w:val="57534E"/>
+          <w:sz w:val="18"/>
+        </w:rPr>
+        <w:t xml:space="preserve">[2]  </w:t>
+      </w:r>
+      <w:r>
+        <w:rPr>
+          <w:rFonts w:ascii="Calibri" w:hAnsi="Calibri"/>
+          <w:b w:val="0"/>
+          <w:i w:val="0"/>
+          <w:color w:val="1C1917"/>
+          <w:sz w:val="18"/>
+        </w:rPr>
+        <w:t>The Payment Services Regulations 2017 (SI 2017/752), transposing Directive (EU) 2015/2366 (PSD2).</w:t>
+      </w:r>
+    </w:p>
+    <w:p>
+      <w:pPr>
+        <w:spacing w:after="60"/>
+        <w:ind w:left="504" w:hanging="504"/>
+      </w:pPr>
+      <w:r>
+        <w:rPr>
+          <w:rFonts w:ascii="Calibri" w:hAnsi="Calibri"/>
+          <w:b/>
+          <w:i w:val="0"/>
+          <w:color w:val="57534E"/>
+          <w:sz w:val="18"/>
+        </w:rPr>
+        <w:t xml:space="preserve">[3]  </w:t>
+      </w:r>
+      <w:r>
+        <w:rPr>
+          <w:rFonts w:ascii="Calibri" w:hAnsi="Calibri"/>
+          <w:b w:val="0"/>
+          <w:i w:val="0"/>
+          <w:color w:val="1C1917"/>
+          <w:sz w:val="18"/>
+        </w:rPr>
+        <w:t>Commission Delegated Regulation (EU) 2018/389 — Regulatory Technical Standards for Strong Customer Authentication and common and secure open standards of communication (SCA-RTS).</w:t>
+      </w:r>
+    </w:p>
+    <w:p>
+      <w:pPr>
+        <w:spacing w:after="60"/>
+        <w:ind w:left="504" w:hanging="504"/>
+      </w:pPr>
+      <w:r>
+        <w:rPr>
+          <w:rFonts w:ascii="Calibri" w:hAnsi="Calibri"/>
+          <w:b/>
+          <w:i w:val="0"/>
+          <w:color w:val="57534E"/>
+          <w:sz w:val="18"/>
+        </w:rPr>
+        <w:t xml:space="preserve">[4]  </w:t>
+      </w:r>
+      <w:r>
+        <w:rPr>
+          <w:rFonts w:ascii="Calibri" w:hAnsi="Calibri"/>
+          <w:b w:val="0"/>
+          <w:i w:val="0"/>
+          <w:color w:val="1C1917"/>
+          <w:sz w:val="18"/>
+        </w:rPr>
+        <w:t>Pay.UK — Confirmation of Payee (CoP) scheme rules.</w:t>
+      </w:r>
+    </w:p>
+    <w:p>
+      <w:pPr>
+        <w:spacing w:after="60"/>
+        <w:ind w:left="504" w:hanging="504"/>
+      </w:pPr>
+      <w:r>
+        <w:rPr>
+          <w:rFonts w:ascii="Calibri" w:hAnsi="Calibri"/>
+          <w:b/>
+          <w:i w:val="0"/>
+          <w:color w:val="57534E"/>
+          <w:sz w:val="18"/>
+        </w:rPr>
+        <w:t xml:space="preserve">[5]  </w:t>
+      </w:r>
+      <w:r>
+        <w:rPr>
+          <w:rFonts w:ascii="Calibri" w:hAnsi="Calibri"/>
+          <w:b w:val="0"/>
+          <w:i w:val="0"/>
+          <w:color w:val="1C1917"/>
+          <w:sz w:val="18"/>
+        </w:rPr>
+        <w:t>Bacs — the Direct Debit Guarantee.</w:t>
+      </w:r>
+    </w:p>
+    <w:p>
+      <w:pPr>
+        <w:spacing w:after="60"/>
+        <w:ind w:left="504" w:hanging="504"/>
+      </w:pPr>
+      <w:r>
+        <w:rPr>
+          <w:rFonts w:ascii="Calibri" w:hAnsi="Calibri"/>
+          <w:b/>
+          <w:i w:val="0"/>
+          <w:color w:val="57534E"/>
+          <w:sz w:val="18"/>
+        </w:rPr>
+        <w:t xml:space="preserve">[6]  </w:t>
+      </w:r>
+      <w:r>
+        <w:rPr>
+          <w:rFonts w:ascii="Calibri" w:hAnsi="Calibri"/>
+          <w:b w:val="0"/>
+          <w:i w:val="0"/>
+          <w:color w:val="1C1917"/>
+          <w:sz w:val="18"/>
+        </w:rPr>
+        <w:t>The Payment Services Regulations 2017, regs 76–77 (unauthorised and incorrectly executed transactions).</w:t>
+      </w:r>
+    </w:p>
+    <w:p>
+      <w:pPr>
+        <w:spacing w:after="60"/>
+        <w:ind w:left="504" w:hanging="504"/>
+      </w:pPr>
+      <w:r>
+        <w:rPr>
+          <w:rFonts w:ascii="Calibri" w:hAnsi="Calibri"/>
+          <w:b/>
+          <w:i w:val="0"/>
+          <w:color w:val="57534E"/>
+          <w:sz w:val="18"/>
+        </w:rPr>
+        <w:t xml:space="preserve">[7]  </w:t>
+      </w:r>
+      <w:r>
+        <w:rPr>
+          <w:rFonts w:ascii="Calibri" w:hAnsi="Calibri"/>
+          <w:b w:val="0"/>
+          <w:i w:val="0"/>
+          <w:color w:val="1C1917"/>
+          <w:sz w:val="18"/>
+        </w:rPr>
+        <w:t>PSR — Faster Payments APP scams mandatory reimbursement requirement (in force 7 October 2024).</w:t>
+      </w:r>
+    </w:p>
+    <w:p>
+      <w:pPr>
+        <w:spacing w:after="60"/>
+        <w:ind w:left="504" w:hanging="504"/>
+      </w:pPr>
+      <w:r>
+        <w:rPr>
+          <w:rFonts w:ascii="Calibri" w:hAnsi="Calibri"/>
+          <w:b/>
+          <w:i w:val="0"/>
+          <w:color w:val="57534E"/>
+          <w:sz w:val="18"/>
+        </w:rPr>
+        <w:t xml:space="preserve">[8]  </w:t>
+      </w:r>
+      <w:r>
+        <w:rPr>
+          <w:rFonts w:ascii="Calibri" w:hAnsi="Calibri"/>
+          <w:b w:val="0"/>
+          <w:i w:val="0"/>
+          <w:color w:val="1C1917"/>
+          <w:sz w:val="18"/>
+        </w:rPr>
+        <w:t>The Money Laundering, Terrorist Financing and Transfer of Funds (Information on the Payer) Regulations 2017 (SI 2017/692).</w:t>
+      </w:r>
+    </w:p>
+    <w:p>
+      <w:pPr>
+        <w:spacing w:after="60"/>
+        <w:ind w:left="504" w:hanging="504"/>
+      </w:pPr>
+      <w:r>
+        <w:rPr>
+          <w:rFonts w:ascii="Calibri" w:hAnsi="Calibri"/>
+          <w:b/>
+          <w:i w:val="0"/>
+          <w:color w:val="57534E"/>
+          <w:sz w:val="18"/>
+        </w:rPr>
+        <w:t xml:space="preserve">[9]  </w:t>
+      </w:r>
+      <w:r>
+        <w:rPr>
+          <w:rFonts w:ascii="Calibri" w:hAnsi="Calibri"/>
+          <w:b w:val="0"/>
+          <w:i w:val="0"/>
+          <w:color w:val="1C1917"/>
+          <w:sz w:val="18"/>
+        </w:rPr>
+        <w:t>Regulation (EU) 2015/847 on information accompanying transfers of funds (the Funds Transfer Regulation), as retained in UK law.</w:t>
+      </w:r>
+    </w:p>
+    <w:p>
+      <w:pPr>
+        <w:spacing w:after="60"/>
+        <w:ind w:left="504" w:hanging="504"/>
+      </w:pPr>
+      <w:r>
+        <w:rPr>
+          <w:rFonts w:ascii="Calibri" w:hAnsi="Calibri"/>
+          <w:b/>
+          <w:i w:val="0"/>
+          <w:color w:val="57534E"/>
+          <w:sz w:val="18"/>
+        </w:rPr>
+        <w:t xml:space="preserve">[10]  </w:t>
+      </w:r>
+      <w:r>
+        <w:rPr>
+          <w:rFonts w:ascii="Calibri" w:hAnsi="Calibri"/>
+          <w:b w:val="0"/>
+          <w:i w:val="0"/>
+          <w:color w:val="1C1917"/>
+          <w:sz w:val="18"/>
+        </w:rPr>
+        <w:t>FCA Handbook — Dispute Resolution: Complaints (DISP); the Financial Ombudsman Service.</w:t>
+      </w:r>
+    </w:p>
+    <w:p>
+      <w:pPr>
+        <w:spacing w:after="60"/>
+        <w:ind w:left="504" w:hanging="504"/>
+      </w:pPr>
+      <w:r>
+        <w:rPr>
+          <w:rFonts w:ascii="Calibri" w:hAnsi="Calibri"/>
+          <w:b/>
+          <w:i w:val="0"/>
+          <w:color w:val="57534E"/>
+          <w:sz w:val="18"/>
+        </w:rPr>
+        <w:t xml:space="preserve">[11]  </w:t>
+      </w:r>
+      <w:r>
+        <w:rPr>
+          <w:rFonts w:ascii="Calibri" w:hAnsi="Calibri"/>
+          <w:b w:val="0"/>
+          <w:i w:val="0"/>
+          <w:color w:val="1C1917"/>
+          <w:sz w:val="18"/>
+        </w:rPr>
+        <w:t>FCA Handbook — Banking: Conduct of Business Sourcebook (BCOBS).</w:t>
+      </w:r>
+    </w:p>
+    <w:p>
+      <w:pPr>
+        <w:spacing w:after="60"/>
+        <w:ind w:left="504" w:hanging="504"/>
+      </w:pPr>
+      <w:r>
+        <w:rPr>
+          <w:rFonts w:ascii="Calibri" w:hAnsi="Calibri"/>
+          <w:b/>
+          <w:i w:val="0"/>
+          <w:color w:val="57534E"/>
+          <w:sz w:val="18"/>
+        </w:rPr>
+        <w:t xml:space="preserve">[12]  </w:t>
+      </w:r>
+      <w:r>
+        <w:rPr>
+          <w:rFonts w:ascii="Calibri" w:hAnsi="Calibri"/>
+          <w:b w:val="0"/>
+          <w:i w:val="0"/>
+          <w:color w:val="1C1917"/>
+          <w:sz w:val="18"/>
+        </w:rPr>
+        <w:t>FCA Handbook — Senior Management Arrangements, Systems and Controls (SYSC 9 record-keeping); the Senior Managers and Certification Regime (SM&amp;CR).</w:t>
+      </w:r>
+    </w:p>
+    <w:p>
+      <w:pPr>
+        <w:spacing w:after="60"/>
+        <w:ind w:left="504" w:hanging="504"/>
+      </w:pPr>
+      <w:r>
+        <w:rPr>
+          <w:rFonts w:ascii="Calibri" w:hAnsi="Calibri"/>
+          <w:b/>
+          <w:i w:val="0"/>
+          <w:color w:val="57534E"/>
+          <w:sz w:val="18"/>
+        </w:rPr>
+        <w:t xml:space="preserve">[13]  </w:t>
+      </w:r>
+      <w:r>
+        <w:rPr>
+          <w:rFonts w:ascii="Calibri" w:hAnsi="Calibri"/>
+          <w:b w:val="0"/>
+          <w:i w:val="0"/>
+          <w:color w:val="1C1917"/>
+          <w:sz w:val="18"/>
+        </w:rPr>
+        <w:t>Consumer Credit Act 1974.</w:t>
+      </w:r>
+    </w:p>
+    <w:p>
+      <w:pPr>
+        <w:spacing w:after="60"/>
+        <w:ind w:left="504" w:hanging="504"/>
+      </w:pPr>
+      <w:r>
+        <w:rPr>
+          <w:rFonts w:ascii="Calibri" w:hAnsi="Calibri"/>
+          <w:b/>
+          <w:i w:val="0"/>
+          <w:color w:val="57534E"/>
+          <w:sz w:val="18"/>
+        </w:rPr>
+        <w:t xml:space="preserve">[14]  </w:t>
+      </w:r>
+      <w:r>
+        <w:rPr>
+          <w:rFonts w:ascii="Calibri" w:hAnsi="Calibri"/>
+          <w:b w:val="0"/>
+          <w:i w:val="0"/>
+          <w:color w:val="1C1917"/>
+          <w:sz w:val="18"/>
+        </w:rPr>
+        <w:t>HMRC — Making Tax Digital for VAT.</w:t>
+      </w:r>
+    </w:p>
+    <w:p>
+      <w:pPr>
+        <w:spacing w:after="60"/>
+        <w:ind w:left="504" w:hanging="504"/>
+      </w:pPr>
+      <w:r>
+        <w:rPr>
+          <w:rFonts w:ascii="Calibri" w:hAnsi="Calibri"/>
+          <w:b/>
+          <w:i w:val="0"/>
+          <w:color w:val="57534E"/>
+          <w:sz w:val="18"/>
+        </w:rPr>
+        <w:t xml:space="preserve">[15]  </w:t>
+      </w:r>
+      <w:r>
+        <w:rPr>
+          <w:rFonts w:ascii="Calibri" w:hAnsi="Calibri"/>
+          <w:b w:val="0"/>
+          <w:i w:val="0"/>
+          <w:color w:val="1C1917"/>
+          <w:sz w:val="18"/>
+        </w:rPr>
+        <w:t>UK GDPR and the Data Protection Act 2018, Article 5(1)(c) — data minimisation and purpose limitation.</w:t>
+      </w:r>
+    </w:p>
+    <w:p>
+      <w:pPr>
+        <w:spacing w:after="60"/>
+        <w:ind w:left="504" w:hanging="504"/>
+      </w:pPr>
+      <w:r>
+        <w:rPr>
+          <w:rFonts w:ascii="Calibri" w:hAnsi="Calibri"/>
+          <w:b/>
+          <w:i w:val="0"/>
+          <w:color w:val="57534E"/>
+          <w:sz w:val="18"/>
+        </w:rPr>
+        <w:t xml:space="preserve">[16]  </w:t>
+      </w:r>
+      <w:r>
+        <w:rPr>
+          <w:rFonts w:ascii="Calibri" w:hAnsi="Calibri"/>
+          <w:b w:val="0"/>
+          <w:i w:val="0"/>
+          <w:color w:val="1C1917"/>
+          <w:sz w:val="18"/>
+        </w:rPr>
+        <w:t>W3C — Web Content Accessibility Guidelines (WCAG) 2.1, Level AA.</w:t>
       </w:r>
     </w:p>
     <w:p/>
     <w:p>
       <w:r>
         <w:rPr>
+          <w:rFonts w:ascii="Calibri" w:hAnsi="Calibri"/>
+          <w:b w:val="0"/>
           <w:i/>
           <w:color w:val="78716C"/>
           <w:sz w:val="16"/>
         </w:rPr>
-        <w:t>Prototype only — no backend, no real data, no live system connections. Prepared for internal discussion.</w:t>
+        <w:t>Concept prototype — front-end only. No backend, no live system connections, and no real customer, account or payment data. Prepared for internal discussion.</w:t>
       </w:r>
     </w:p>
     <w:sectPr>
+      <w:headerReference w:type="default" r:id="rId9"/>
+      <w:footerReference w:type="default" r:id="rId10"/>
       <w:pgSz w:w="12240" w:h="15840"/>
-      <w:pgMar w:top="1440" w:right="1800" w:bottom="1440" w:left="1800" w:header="720" w:footer="720" w:gutter="0"/>
+      <w:pgMar w:top="1296" w:right="1296" w:bottom="1224" w:left="1296" w:header="720" w:footer="720" w:gutter="0"/>
       <w:cols w:space="720"/>
+      <w:titlePg/>
       <w:docGrid w:linePitch="360"/>
     </w:sectPr>
   </w:body>
 </w:document>
+</file>
+
+<file path=word/footer1.xml><?xml version="1.0" encoding="utf-8"?>
+<w:ftr xmlns:m="http://schemas.openxmlformats.org/officeDocument/2006/math" xmlns:mc="http://schemas.openxmlformats.org/markup-compatibility/2006" xmlns:mo="http://schemas.microsoft.com/office/mac/office/2008/main" xmlns:mv="urn:schemas-microsoft-com:mac:vml" xmlns:o="urn:schemas-microsoft-com:office:office" xmlns:r="http://schemas.openxmlformats.org/officeDocument/2006/relationships" xmlns:v="urn:schemas-microsoft-com:vml" xmlns:w10="urn:schemas-microsoft-com:office:word" xmlns:w14="http://schemas.microsoft.com/office/word/2010/wordml" xmlns:w="http://schemas.openxmlformats.org/wordprocessingml/2006/main" xmlns:wne="http://schemas.microsoft.com/office/word/2006/wordml" xmlns:wp14="http://schemas.microsoft.com/office/word/2010/wordprocessingDrawing" xmlns:wp="http://schemas.openxmlformats.org/drawingml/2006/wordprocessingDrawing" xmlns:wpc="http://schemas.microsoft.com/office/word/2010/wordprocessingCanvas" xmlns:wpg="http://schemas.microsoft.com/office/word/2010/wordprocessingGroup" xmlns:wpi="http://schemas.microsoft.com/office/word/2010/wordprocessingInk" xmlns:wps="http://schemas.microsoft.com/office/word/2010/wordprocessingShape" mc:Ignorable="w14 wp14">
+  <w:p>
+    <w:pPr>
+      <w:pStyle w:val="Footer"/>
+      <w:tabs>
+        <w:tab w:pos="9648" w:val="right"/>
+      </w:tabs>
+    </w:pPr>
+    <w:r/>
+    <w:r>
+      <w:rPr>
+        <w:color w:val="78716C"/>
+        <w:sz w:val="15"/>
+      </w:rPr>
+      <w:t>Alan Davidson  ·  Internal · Confidential</w:t>
+    </w:r>
+    <w:r>
+      <w:rPr>
+        <w:color w:val="78716C"/>
+        <w:sz w:val="15"/>
+      </w:rPr>
+      <w:tab/>
+      <w:t xml:space="preserve">Page </w:t>
+    </w:r>
+    <w:r>
+      <w:fldChar w:fldCharType="begin"/>
+      <w:instrText xml:space="preserve">PAGE</w:instrText>
+      <w:fldChar w:fldCharType="end"/>
+    </w:r>
+  </w:p>
+</w:ftr>
+</file>
+
+<file path=word/header1.xml><?xml version="1.0" encoding="utf-8"?>
+<w:hdr xmlns:m="http://schemas.openxmlformats.org/officeDocument/2006/math" xmlns:mc="http://schemas.openxmlformats.org/markup-compatibility/2006" xmlns:mo="http://schemas.microsoft.com/office/mac/office/2008/main" xmlns:mv="urn:schemas-microsoft-com:mac:vml" xmlns:o="urn:schemas-microsoft-com:office:office" xmlns:r="http://schemas.openxmlformats.org/officeDocument/2006/relationships" xmlns:v="urn:schemas-microsoft-com:vml" xmlns:w10="urn:schemas-microsoft-com:office:word" xmlns:w14="http://schemas.microsoft.com/office/word/2010/wordml" xmlns:w="http://schemas.openxmlformats.org/wordprocessingml/2006/main" xmlns:wne="http://schemas.microsoft.com/office/word/2006/wordml" xmlns:wp14="http://schemas.microsoft.com/office/word/2010/wordprocessingDrawing" xmlns:wp="http://schemas.openxmlformats.org/drawingml/2006/wordprocessingDrawing" xmlns:wpc="http://schemas.microsoft.com/office/word/2010/wordprocessingCanvas" xmlns:wpg="http://schemas.microsoft.com/office/word/2010/wordprocessingGroup" xmlns:wpi="http://schemas.microsoft.com/office/word/2010/wordprocessingInk" xmlns:wps="http://schemas.microsoft.com/office/word/2010/wordprocessingShape" mc:Ignorable="w14 wp14">
+  <w:p>
+    <w:pPr>
+      <w:pStyle w:val="Header"/>
+      <w:tabs>
+        <w:tab w:pos="9648" w:val="right"/>
+      </w:tabs>
+      <w:pBdr>
+        <w:bottom w:val="single" w:sz="4" w:space="4" w:color="E7E5E4"/>
+      </w:pBdr>
+    </w:pPr>
+    <w:r/>
+    <w:r>
+      <w:rPr>
+        <w:color w:val="78716C"/>
+        <w:sz w:val="15"/>
+      </w:rPr>
+      <w:t>Business Banking Concept Prototype — Technical Report</w:t>
+    </w:r>
+    <w:r>
+      <w:rPr>
+        <w:b/>
+        <w:color w:val="C8102E"/>
+        <w:sz w:val="15"/>
+      </w:rPr>
+      <w:tab/>
+      <w:t>INTERNAL · CONFIDENTIAL</w:t>
+    </w:r>
+  </w:p>
+</w:hdr>
 </file>
 
 <file path=word/numbering.xml><?xml version="1.0" encoding="utf-8"?>
@@ -2719,7 +4630,7 @@
     <w:qFormat/>
     <w:rsid w:val="00FC693F"/>
     <w:pPr>
-      <w:spacing w:after="120" w:line="283" w:lineRule="auto"/>
+      <w:spacing w:after="120" w:line="293" w:lineRule="auto"/>
     </w:pPr>
     <w:rPr>
       <w:rFonts w:ascii="Calibri" w:hAnsi="Calibri"/>

--- a/Santander_Technical_Report.docx
+++ b/Santander_Technical_Report.docx
@@ -2167,7 +2167,7 @@
                 <w:color w:val="1C1917"/>
                 <w:sz w:val="18"/>
               </w:rPr>
-              <w:t>MLR 2017 [8]</w:t>
+              <w:t>MLR 2017 [8]; ICO [17]</w:t>
             </w:r>
           </w:p>
         </w:tc>
@@ -4144,7 +4144,7 @@
           <w:color w:val="1C1917"/>
           <w:sz w:val="18"/>
         </w:rPr>
-        <w:t>UK GDPR and the Data Protection Act 2018, Article 5(1)(c) — data minimisation and purpose limitation.</w:t>
+        <w:t>UK GDPR and the Data Protection Act 2018 (as amended by the Data Use and Access Act 2025), Article 5(1)(c) — data minimisation and purpose limitation.</w:t>
       </w:r>
     </w:p>
     <w:p>
@@ -4171,6 +4171,32 @@
           <w:sz w:val="18"/>
         </w:rPr>
         <w:t>W3C — Web Content Accessibility Guidelines (WCAG) 2.1, Level AA.</w:t>
+      </w:r>
+    </w:p>
+    <w:p>
+      <w:pPr>
+        <w:spacing w:after="60"/>
+        <w:ind w:left="504" w:hanging="504"/>
+      </w:pPr>
+      <w:r>
+        <w:rPr>
+          <w:rFonts w:ascii="Calibri" w:hAnsi="Calibri"/>
+          <w:b/>
+          <w:i w:val="0"/>
+          <w:color w:val="57534E"/>
+          <w:sz w:val="18"/>
+        </w:rPr>
+        <w:t xml:space="preserve">[17]  </w:t>
+      </w:r>
+      <w:r>
+        <w:rPr>
+          <w:rFonts w:ascii="Calibri" w:hAnsi="Calibri"/>
+          <w:b w:val="0"/>
+          <w:i w:val="0"/>
+          <w:color w:val="1C1917"/>
+          <w:sz w:val="18"/>
+        </w:rPr>
+        <w:t>ICO — guidance on the pre-employment vetting of candidates: necessity, proportionality and data minimisation when verifying individuals (relevant to the signatory ID register).</w:t>
       </w:r>
     </w:p>
     <w:p/>

--- a/Santander_Technical_Report.docx
+++ b/Santander_Technical_Report.docx
@@ -3806,7 +3806,7 @@
           <w:color w:val="1C1917"/>
           <w:sz w:val="18"/>
         </w:rPr>
-        <w:t>The Payment Services Regulations 2017 (SI 2017/752), transposing Directive (EU) 2015/2366 (PSD2).</w:t>
+        <w:t>The Payment Services Regulations 2017 (SI 2017/752), transposing Directive (EU) 2015/2366 (PSD2); main provisions in force from 13 January 2018 and the secure-communication / SCA provisions from 14 September 2019. Now within the repeal-and-replace programme under the Financial Services and Markets Act 2023.</w:t>
       </w:r>
     </w:p>
     <w:p>

--- a/Santander_Technical_Report.docx
+++ b/Santander_Technical_Report.docx
@@ -3256,6 +3256,21 @@
     </w:p>
     <w:p>
       <w:pPr>
+        <w:spacing w:before="0" w:after="120"/>
+      </w:pPr>
+      <w:r>
+        <w:rPr>
+          <w:rFonts w:ascii="Calibri" w:hAnsi="Calibri"/>
+          <w:b w:val="0"/>
+          <w:i w:val="0"/>
+          <w:color w:val="1C1917"/>
+          <w:sz w:val="21"/>
+        </w:rPr>
+        <w:t>The data-protection references reflect the UK regime as reshaped by the Data (Use and Access) Act 2025, whose principal reforms took effect on 5 February 2026; a data-subject complaints-handling duty follows on 19 June 2026 [15]. A production build would need to track that transition — including the regulator's reconstitution as the Information Commission — as configurable policy rather than fixed assumptions.</w:t>
+      </w:r>
+    </w:p>
+    <w:p>
+      <w:pPr>
         <w:spacing w:before="280" w:after="20"/>
       </w:pPr>
       <w:r>
@@ -4144,7 +4159,7 @@
           <w:color w:val="1C1917"/>
           <w:sz w:val="18"/>
         </w:rPr>
-        <w:t>UK GDPR and the Data Protection Act 2018 (as amended by the Data Use and Access Act 2025), Article 5(1)(c) — data minimisation and purpose limitation.</w:t>
+        <w:t>UK GDPR and the Data Protection Act 2018, as amended by the Data (Use and Access) Act 2025 (Royal Assent 19 June 2025; principal data-protection reforms in Part 5 in force from 5 February 2026; a data-subject complaints-handling duty under s.103 from 19 June 2026; the regulator is being reconstituted as the Information Commission). Article 5(1)(c) — data minimisation and purpose limitation.</w:t>
       </w:r>
     </w:p>
     <w:p>

--- a/Santander_Technical_Report.docx
+++ b/Santander_Technical_Report.docx
@@ -4211,7 +4211,7 @@
           <w:color w:val="1C1917"/>
           <w:sz w:val="18"/>
         </w:rPr>
-        <w:t>ICO — guidance on the pre-employment vetting of candidates: necessity, proportionality and data minimisation when verifying individuals (relevant to the signatory ID register).</w:t>
+        <w:t>ICO, Employment practices and data protection: recruitment and selection (draft guidance; consultation closed, final version pending) — including the chapter on pre-employment vetting of candidates: vetting must be necessary, proportionate and data-minimising, with transparency to the individual and a DPIA where criminal-offence data is involved (relevant to the signatory ID register / KYC verification).</w:t>
       </w:r>
     </w:p>
     <w:p/>

--- a/Santander_Technical_Report.docx
+++ b/Santander_Technical_Report.docx
@@ -3266,7 +3266,7 @@
           <w:color w:val="1C1917"/>
           <w:sz w:val="21"/>
         </w:rPr>
-        <w:t>The data-protection references reflect the UK regime as reshaped by the Data (Use and Access) Act 2025, whose principal reforms took effect on 5 February 2026; a data-subject complaints-handling duty follows on 19 June 2026 [15]. A production build would need to track that transition — including the regulator's reconstitution as the Information Commission — as configurable policy rather than fixed assumptions.</w:t>
+        <w:t>The data-protection references reflect the UK regime as reshaped by the Data (Use and Access) Act 2025, whose data-protection and PECR provisions are now in force — the principal Part 5 reforms from 5 February 2026 and the data-subject complaints-handling duty from 19 June 2026 [15]. A production build would need to reflect that settled position — including the regulator's reconstitution as the Information Commission — as configurable policy rather than fixed assumptions.</w:t>
       </w:r>
     </w:p>
     <w:p>
@@ -4159,7 +4159,7 @@
           <w:color w:val="1C1917"/>
           <w:sz w:val="18"/>
         </w:rPr>
-        <w:t>UK GDPR and the Data Protection Act 2018, as amended by the Data (Use and Access) Act 2025 (Royal Assent 19 June 2025; principal data-protection reforms in Part 5 in force from 5 February 2026; a data-subject complaints-handling duty under s.103 from 19 June 2026; the regulator is being reconstituted as the Information Commission). Article 5(1)(c) — data minimisation and purpose limitation.</w:t>
+        <w:t>UK GDPR and the Data Protection Act 2018, as amended by the Data (Use and Access) Act 2025 (Royal Assent 19 June 2025). Per the ICO/DSIT, the data-protection and PECR provisions are now in force — the principal Part 5 reforms from 5 February 2026 and the data-subject complaints-handling duty (s.103) from 19 June 2026 — and the regulator is being reconstituted as the Information Commission. Article 5(1)(c) — data minimisation and purpose limitation.</w:t>
       </w:r>
     </w:p>
     <w:p>

--- a/Santander_Technical_Report.docx
+++ b/Santander_Technical_Report.docx
@@ -14,7 +14,7 @@
           <w:rFonts w:ascii="Calibri" w:hAnsi="Calibri"/>
           <w:b/>
           <w:i w:val="0"/>
-          <w:color w:val="C8102E"/>
+          <w:color w:val="DA291C"/>
           <w:sz w:val="18"/>
         </w:rPr>
         <w:t>INTERNAL · CONFIDENTIAL</w:t>
@@ -584,7 +584,7 @@
           <w:rFonts w:ascii="Calibri" w:hAnsi="Calibri"/>
           <w:b/>
           <w:i w:val="0"/>
-          <w:color w:val="C8102E"/>
+          <w:color w:val="DA291C"/>
           <w:sz w:val="16"/>
         </w:rPr>
         <w:t>SECTION 1</w:t>
@@ -897,7 +897,7 @@
           <w:rFonts w:ascii="Calibri" w:hAnsi="Calibri"/>
           <w:b/>
           <w:i w:val="0"/>
-          <w:color w:val="C8102E"/>
+          <w:color w:val="DA291C"/>
           <w:sz w:val="16"/>
         </w:rPr>
         <w:t>SECTION 2</w:t>
@@ -978,7 +978,7 @@
                 <w:rFonts w:ascii="Calibri" w:hAnsi="Calibri"/>
                 <w:b/>
                 <w:i w:val="0"/>
-                <w:color w:val="C8102E"/>
+                <w:color w:val="DA291C"/>
                 <w:sz w:val="17"/>
               </w:rPr>
               <w:t xml:space="preserve">THE CORE QUESTION  </w:t>
@@ -1016,7 +1016,7 @@
           <w:rFonts w:ascii="Calibri" w:hAnsi="Calibri"/>
           <w:b/>
           <w:i w:val="0"/>
-          <w:color w:val="C8102E"/>
+          <w:color w:val="DA291C"/>
           <w:sz w:val="16"/>
         </w:rPr>
         <w:t>SECTION 3</w:t>
@@ -1222,7 +1222,7 @@
           <w:rFonts w:ascii="Calibri" w:hAnsi="Calibri"/>
           <w:b/>
           <w:i w:val="0"/>
-          <w:color w:val="C8102E"/>
+          <w:color w:val="DA291C"/>
           <w:sz w:val="16"/>
         </w:rPr>
         <w:t>SECTION 4</w:t>
@@ -1535,7 +1535,7 @@
           <w:rFonts w:ascii="Calibri" w:hAnsi="Calibri"/>
           <w:b/>
           <w:i w:val="0"/>
-          <w:color w:val="C8102E"/>
+          <w:color w:val="DA291C"/>
           <w:sz w:val="16"/>
         </w:rPr>
         <w:t>SECTION 5</w:t>
@@ -2558,7 +2558,7 @@
           <w:rFonts w:ascii="Calibri" w:hAnsi="Calibri"/>
           <w:b/>
           <w:i w:val="0"/>
-          <w:color w:val="C8102E"/>
+          <w:color w:val="DA291C"/>
           <w:sz w:val="16"/>
         </w:rPr>
         <w:t>SECTION 6</w:t>
@@ -3278,7 +3278,7 @@
           <w:rFonts w:ascii="Calibri" w:hAnsi="Calibri"/>
           <w:b/>
           <w:i w:val="0"/>
-          <w:color w:val="C8102E"/>
+          <w:color w:val="DA291C"/>
           <w:sz w:val="16"/>
         </w:rPr>
         <w:t>SECTION 7</w:t>
@@ -3408,7 +3408,7 @@
                 <w:rFonts w:ascii="Calibri" w:hAnsi="Calibri"/>
                 <w:b/>
                 <w:i w:val="0"/>
-                <w:color w:val="C8102E"/>
+                <w:color w:val="DA291C"/>
                 <w:sz w:val="17"/>
               </w:rPr>
               <w:t xml:space="preserve">WHY THIS MATTERS  </w:t>
@@ -3476,7 +3476,7 @@
           <w:rFonts w:ascii="Calibri" w:hAnsi="Calibri"/>
           <w:b/>
           <w:i w:val="0"/>
-          <w:color w:val="C8102E"/>
+          <w:color w:val="DA291C"/>
           <w:sz w:val="16"/>
         </w:rPr>
         <w:t>SECTION 8</w:t>
@@ -3524,7 +3524,7 @@
           <w:rFonts w:ascii="Calibri" w:hAnsi="Calibri"/>
           <w:b/>
           <w:i w:val="0"/>
-          <w:color w:val="C8102E"/>
+          <w:color w:val="DA291C"/>
           <w:sz w:val="16"/>
         </w:rPr>
         <w:t>SECTION 9</w:t>
@@ -3636,7 +3636,7 @@
           <w:rFonts w:ascii="Calibri" w:hAnsi="Calibri"/>
           <w:b/>
           <w:i w:val="0"/>
-          <w:color w:val="C8102E"/>
+          <w:color w:val="DA291C"/>
           <w:sz w:val="16"/>
         </w:rPr>
         <w:t>SECTION 10</w:t>
@@ -3748,7 +3748,7 @@
           <w:rFonts w:ascii="Calibri" w:hAnsi="Calibri"/>
           <w:b/>
           <w:i w:val="0"/>
-          <w:color w:val="C8102E"/>
+          <w:color w:val="DA291C"/>
           <w:sz w:val="16"/>
         </w:rPr>
         <w:t>REFERENCES</w:t>
@@ -4297,7 +4297,7 @@
     <w:r>
       <w:rPr>
         <w:b/>
-        <w:color w:val="C8102E"/>
+        <w:color w:val="DA291C"/>
         <w:sz w:val="15"/>
       </w:rPr>
       <w:tab/>

--- a/Santander_Technical_Report.docx
+++ b/Santander_Technical_Report.docx
@@ -3,6 +3,45 @@
 <w:document xmlns:wpc="http://schemas.microsoft.com/office/word/2010/wordprocessingCanvas" xmlns:mo="http://schemas.microsoft.com/office/mac/office/2008/main" xmlns:mc="http://schemas.openxmlformats.org/markup-compatibility/2006" xmlns:mv="urn:schemas-microsoft-com:mac:vml" xmlns:o="urn:schemas-microsoft-com:office:office" xmlns:r="http://schemas.openxmlformats.org/officeDocument/2006/relationships" xmlns:m="http://schemas.openxmlformats.org/officeDocument/2006/math" xmlns:v="urn:schemas-microsoft-com:vml" xmlns:wp14="http://schemas.microsoft.com/office/word/2010/wordprocessingDrawing" xmlns:wp="http://schemas.openxmlformats.org/drawingml/2006/wordprocessingDrawing" xmlns:w10="urn:schemas-microsoft-com:office:word" xmlns:w="http://schemas.openxmlformats.org/wordprocessingml/2006/main" xmlns:w14="http://schemas.microsoft.com/office/word/2010/wordml" xmlns:wpg="http://schemas.microsoft.com/office/word/2010/wordprocessingGroup" xmlns:wpi="http://schemas.microsoft.com/office/word/2010/wordprocessingInk" xmlns:wne="http://schemas.microsoft.com/office/word/2006/wordml" xmlns:wps="http://schemas.microsoft.com/office/word/2010/wordprocessingShape" mc:Ignorable="w14 wp14">
   <w:body>
     <w:p/>
+    <w:p>
+      <w:pPr>
+        <w:spacing w:after="80"/>
+      </w:pPr>
+      <w:r>
+        <w:drawing>
+          <wp:inline xmlns:a="http://schemas.openxmlformats.org/drawingml/2006/main" xmlns:pic="http://schemas.openxmlformats.org/drawingml/2006/picture">
+            <wp:extent cx="1737360" cy="300563"/>
+            <wp:docPr id="1" name="Picture 1"/>
+            <wp:cNvGraphicFramePr>
+              <a:graphicFrameLocks noChangeAspect="1"/>
+            </wp:cNvGraphicFramePr>
+            <a:graphic>
+              <a:graphicData uri="http://schemas.openxmlformats.org/drawingml/2006/picture">
+                <pic:pic>
+                  <pic:nvPicPr>
+                    <pic:cNvPr id="0" name="santander-logo-red.png"/>
+                    <pic:cNvPicPr/>
+                  </pic:nvPicPr>
+                  <pic:blipFill>
+                    <a:blip r:embed="rId11"/>
+                    <a:stretch>
+                      <a:fillRect/>
+                    </a:stretch>
+                  </pic:blipFill>
+                  <pic:spPr>
+                    <a:xfrm>
+                      <a:off x="0" y="0"/>
+                      <a:ext cx="1737360" cy="300563"/>
+                    </a:xfrm>
+                    <a:prstGeom prst="rect"/>
+                  </pic:spPr>
+                </pic:pic>
+              </a:graphicData>
+            </a:graphic>
+          </wp:inline>
+        </w:drawing>
+      </w:r>
+    </w:p>
     <w:p/>
     <w:p/>
     <w:p>

--- a/Santander_Technical_Report.docx
+++ b/Santander_Technical_Report.docx
@@ -50,7 +50,7 @@
       </w:pPr>
       <w:r>
         <w:rPr>
-          <w:rFonts w:ascii="Calibri" w:hAnsi="Calibri"/>
+          <w:rFonts w:ascii="Santander Text" w:hAnsi="Santander Text"/>
           <w:b/>
           <w:i w:val="0"/>
           <w:color w:val="DA291C"/>
@@ -65,7 +65,7 @@
       </w:pPr>
       <w:r>
         <w:rPr>
-          <w:rFonts w:ascii="Calibri" w:hAnsi="Calibri"/>
+          <w:rFonts w:ascii="Santander Text" w:hAnsi="Santander Text"/>
           <w:b/>
           <w:i w:val="0"/>
           <w:color w:val="1C1917"/>
@@ -80,7 +80,7 @@
       </w:pPr>
       <w:r>
         <w:rPr>
-          <w:rFonts w:ascii="Calibri" w:hAnsi="Calibri"/>
+          <w:rFonts w:ascii="Santander Text" w:hAnsi="Santander Text"/>
           <w:b w:val="0"/>
           <w:i w:val="0"/>
           <w:color w:val="57534E"/>
@@ -95,7 +95,7 @@
       </w:pPr>
       <w:r>
         <w:rPr>
-          <w:rFonts w:ascii="Calibri" w:hAnsi="Calibri"/>
+          <w:rFonts w:ascii="Santander Text" w:hAnsi="Santander Text"/>
           <w:b w:val="0"/>
           <w:i/>
           <w:color w:val="78716C"/>
@@ -126,7 +126,7 @@
           <w:p>
             <w:r>
               <w:rPr>
-                <w:rFonts w:ascii="Calibri" w:hAnsi="Calibri"/>
+                <w:rFonts w:ascii="Santander Text" w:hAnsi="Santander Text"/>
                 <w:b/>
                 <w:i w:val="0"/>
                 <w:color w:val="57534E"/>
@@ -147,7 +147,7 @@
           <w:p>
             <w:r>
               <w:rPr>
-                <w:rFonts w:ascii="Calibri" w:hAnsi="Calibri"/>
+                <w:rFonts w:ascii="Santander Text" w:hAnsi="Santander Text"/>
                 <w:b w:val="0"/>
                 <w:i w:val="0"/>
                 <w:color w:val="1C1917"/>
@@ -171,7 +171,7 @@
           <w:p>
             <w:r>
               <w:rPr>
-                <w:rFonts w:ascii="Calibri" w:hAnsi="Calibri"/>
+                <w:rFonts w:ascii="Santander Text" w:hAnsi="Santander Text"/>
                 <w:b/>
                 <w:i w:val="0"/>
                 <w:color w:val="57534E"/>
@@ -192,7 +192,7 @@
           <w:p>
             <w:r>
               <w:rPr>
-                <w:rFonts w:ascii="Calibri" w:hAnsi="Calibri"/>
+                <w:rFonts w:ascii="Santander Text" w:hAnsi="Santander Text"/>
                 <w:b w:val="0"/>
                 <w:i w:val="0"/>
                 <w:color w:val="1C1917"/>
@@ -216,7 +216,7 @@
           <w:p>
             <w:r>
               <w:rPr>
-                <w:rFonts w:ascii="Calibri" w:hAnsi="Calibri"/>
+                <w:rFonts w:ascii="Santander Text" w:hAnsi="Santander Text"/>
                 <w:b/>
                 <w:i w:val="0"/>
                 <w:color w:val="57534E"/>
@@ -237,7 +237,7 @@
           <w:p>
             <w:r>
               <w:rPr>
-                <w:rFonts w:ascii="Calibri" w:hAnsi="Calibri"/>
+                <w:rFonts w:ascii="Santander Text" w:hAnsi="Santander Text"/>
                 <w:b w:val="0"/>
                 <w:i w:val="0"/>
                 <w:color w:val="1C1917"/>
@@ -261,7 +261,7 @@
           <w:p>
             <w:r>
               <w:rPr>
-                <w:rFonts w:ascii="Calibri" w:hAnsi="Calibri"/>
+                <w:rFonts w:ascii="Santander Text" w:hAnsi="Santander Text"/>
                 <w:b/>
                 <w:i w:val="0"/>
                 <w:color w:val="57534E"/>
@@ -282,7 +282,7 @@
           <w:p>
             <w:r>
               <w:rPr>
-                <w:rFonts w:ascii="Calibri" w:hAnsi="Calibri"/>
+                <w:rFonts w:ascii="Santander Text" w:hAnsi="Santander Text"/>
                 <w:b w:val="0"/>
                 <w:i w:val="0"/>
                 <w:color w:val="1C1917"/>
@@ -306,7 +306,7 @@
           <w:p>
             <w:r>
               <w:rPr>
-                <w:rFonts w:ascii="Calibri" w:hAnsi="Calibri"/>
+                <w:rFonts w:ascii="Santander Text" w:hAnsi="Santander Text"/>
                 <w:b/>
                 <w:i w:val="0"/>
                 <w:color w:val="57534E"/>
@@ -327,7 +327,7 @@
           <w:p>
             <w:r>
               <w:rPr>
-                <w:rFonts w:ascii="Calibri" w:hAnsi="Calibri"/>
+                <w:rFonts w:ascii="Santander Text" w:hAnsi="Santander Text"/>
                 <w:b w:val="0"/>
                 <w:i w:val="0"/>
                 <w:color w:val="1C1917"/>
@@ -351,7 +351,7 @@
           <w:p>
             <w:r>
               <w:rPr>
-                <w:rFonts w:ascii="Calibri" w:hAnsi="Calibri"/>
+                <w:rFonts w:ascii="Santander Text" w:hAnsi="Santander Text"/>
                 <w:b/>
                 <w:i w:val="0"/>
                 <w:color w:val="57534E"/>
@@ -372,7 +372,7 @@
           <w:p>
             <w:r>
               <w:rPr>
-                <w:rFonts w:ascii="Calibri" w:hAnsi="Calibri"/>
+                <w:rFonts w:ascii="Santander Text" w:hAnsi="Santander Text"/>
                 <w:b w:val="0"/>
                 <w:i w:val="0"/>
                 <w:color w:val="1C1917"/>
@@ -396,7 +396,7 @@
           <w:p>
             <w:r>
               <w:rPr>
-                <w:rFonts w:ascii="Calibri" w:hAnsi="Calibri"/>
+                <w:rFonts w:ascii="Santander Text" w:hAnsi="Santander Text"/>
                 <w:b/>
                 <w:i w:val="0"/>
                 <w:color w:val="57534E"/>
@@ -417,7 +417,7 @@
           <w:p>
             <w:r>
               <w:rPr>
-                <w:rFonts w:ascii="Calibri" w:hAnsi="Calibri"/>
+                <w:rFonts w:ascii="Santander Text" w:hAnsi="Santander Text"/>
                 <w:b w:val="0"/>
                 <w:i w:val="0"/>
                 <w:color w:val="1C1917"/>
@@ -435,7 +435,7 @@
       </w:pPr>
       <w:r>
         <w:rPr>
-          <w:rFonts w:ascii="Calibri" w:hAnsi="Calibri"/>
+          <w:rFonts w:ascii="Santander Text" w:hAnsi="Santander Text"/>
           <w:b/>
           <w:i w:val="0"/>
           <w:color w:val="1C1917"/>
@@ -450,7 +450,7 @@
       </w:pPr>
       <w:r>
         <w:rPr>
-          <w:rFonts w:ascii="Calibri" w:hAnsi="Calibri"/>
+          <w:rFonts w:ascii="Santander Text" w:hAnsi="Santander Text"/>
           <w:b w:val="0"/>
           <w:i w:val="0"/>
           <w:color w:val="57534E"/>
@@ -465,7 +465,7 @@
       </w:pPr>
       <w:r>
         <w:rPr>
-          <w:rFonts w:ascii="Calibri" w:hAnsi="Calibri"/>
+          <w:rFonts w:ascii="Santander Text" w:hAnsi="Santander Text"/>
           <w:b w:val="0"/>
           <w:i w:val="0"/>
           <w:color w:val="57534E"/>
@@ -480,7 +480,7 @@
       </w:pPr>
       <w:r>
         <w:rPr>
-          <w:rFonts w:ascii="Calibri" w:hAnsi="Calibri"/>
+          <w:rFonts w:ascii="Santander Text" w:hAnsi="Santander Text"/>
           <w:b w:val="0"/>
           <w:i w:val="0"/>
           <w:color w:val="57534E"/>
@@ -495,7 +495,7 @@
       </w:pPr>
       <w:r>
         <w:rPr>
-          <w:rFonts w:ascii="Calibri" w:hAnsi="Calibri"/>
+          <w:rFonts w:ascii="Santander Text" w:hAnsi="Santander Text"/>
           <w:b w:val="0"/>
           <w:i w:val="0"/>
           <w:color w:val="57534E"/>
@@ -510,7 +510,7 @@
       </w:pPr>
       <w:r>
         <w:rPr>
-          <w:rFonts w:ascii="Calibri" w:hAnsi="Calibri"/>
+          <w:rFonts w:ascii="Santander Text" w:hAnsi="Santander Text"/>
           <w:b w:val="0"/>
           <w:i w:val="0"/>
           <w:color w:val="57534E"/>
@@ -525,7 +525,7 @@
       </w:pPr>
       <w:r>
         <w:rPr>
-          <w:rFonts w:ascii="Calibri" w:hAnsi="Calibri"/>
+          <w:rFonts w:ascii="Santander Text" w:hAnsi="Santander Text"/>
           <w:b w:val="0"/>
           <w:i w:val="0"/>
           <w:color w:val="57534E"/>
@@ -540,7 +540,7 @@
       </w:pPr>
       <w:r>
         <w:rPr>
-          <w:rFonts w:ascii="Calibri" w:hAnsi="Calibri"/>
+          <w:rFonts w:ascii="Santander Text" w:hAnsi="Santander Text"/>
           <w:b w:val="0"/>
           <w:i w:val="0"/>
           <w:color w:val="57534E"/>
@@ -555,7 +555,7 @@
       </w:pPr>
       <w:r>
         <w:rPr>
-          <w:rFonts w:ascii="Calibri" w:hAnsi="Calibri"/>
+          <w:rFonts w:ascii="Santander Text" w:hAnsi="Santander Text"/>
           <w:b w:val="0"/>
           <w:i w:val="0"/>
           <w:color w:val="57534E"/>
@@ -570,7 +570,7 @@
       </w:pPr>
       <w:r>
         <w:rPr>
-          <w:rFonts w:ascii="Calibri" w:hAnsi="Calibri"/>
+          <w:rFonts w:ascii="Santander Text" w:hAnsi="Santander Text"/>
           <w:b w:val="0"/>
           <w:i w:val="0"/>
           <w:color w:val="57534E"/>
@@ -585,7 +585,7 @@
       </w:pPr>
       <w:r>
         <w:rPr>
-          <w:rFonts w:ascii="Calibri" w:hAnsi="Calibri"/>
+          <w:rFonts w:ascii="Santander Text" w:hAnsi="Santander Text"/>
           <w:b w:val="0"/>
           <w:i w:val="0"/>
           <w:color w:val="57534E"/>
@@ -600,7 +600,7 @@
       </w:pPr>
       <w:r>
         <w:rPr>
-          <w:rFonts w:ascii="Calibri" w:hAnsi="Calibri"/>
+          <w:rFonts w:ascii="Santander Text" w:hAnsi="Santander Text"/>
           <w:b w:val="0"/>
           <w:i w:val="0"/>
           <w:color w:val="57534E"/>
@@ -620,7 +620,7 @@
       </w:pPr>
       <w:r>
         <w:rPr>
-          <w:rFonts w:ascii="Calibri" w:hAnsi="Calibri"/>
+          <w:rFonts w:ascii="Santander Text" w:hAnsi="Santander Text"/>
           <w:b/>
           <w:i w:val="0"/>
           <w:color w:val="DA291C"/>
@@ -638,7 +638,7 @@
       </w:pPr>
       <w:r>
         <w:rPr>
-          <w:rFonts w:ascii="Calibri" w:hAnsi="Calibri"/>
+          <w:rFonts w:ascii="Santander Text" w:hAnsi="Santander Text"/>
           <w:b/>
           <w:i w:val="0"/>
           <w:color w:val="1C1917"/>
@@ -653,7 +653,7 @@
       </w:pPr>
       <w:r>
         <w:rPr>
-          <w:rFonts w:ascii="Calibri" w:hAnsi="Calibri"/>
+          <w:rFonts w:ascii="Santander Text" w:hAnsi="Santander Text"/>
           <w:b w:val="0"/>
           <w:i w:val="0"/>
           <w:color w:val="1C1917"/>
@@ -668,7 +668,7 @@
       </w:pPr>
       <w:r>
         <w:rPr>
-          <w:rFonts w:ascii="Calibri" w:hAnsi="Calibri"/>
+          <w:rFonts w:ascii="Santander Text" w:hAnsi="Santander Text"/>
           <w:b w:val="0"/>
           <w:i w:val="0"/>
           <w:color w:val="1C1917"/>
@@ -683,7 +683,7 @@
       </w:pPr>
       <w:r>
         <w:rPr>
-          <w:rFonts w:ascii="Calibri" w:hAnsi="Calibri"/>
+          <w:rFonts w:ascii="Santander Text" w:hAnsi="Santander Text"/>
           <w:b w:val="0"/>
           <w:i w:val="0"/>
           <w:color w:val="1C1917"/>
@@ -712,7 +712,7 @@
           <w:p>
             <w:r>
               <w:rPr>
-                <w:rFonts w:ascii="Calibri" w:hAnsi="Calibri"/>
+                <w:rFonts w:ascii="Santander Text" w:hAnsi="Santander Text"/>
                 <w:b/>
                 <w:i w:val="0"/>
                 <w:color w:val="FFFFFF"/>
@@ -730,7 +730,7 @@
           <w:p>
             <w:r>
               <w:rPr>
-                <w:rFonts w:ascii="Calibri" w:hAnsi="Calibri"/>
+                <w:rFonts w:ascii="Santander Text" w:hAnsi="Santander Text"/>
                 <w:b/>
                 <w:i w:val="0"/>
                 <w:color w:val="FFFFFF"/>
@@ -749,7 +749,7 @@
           <w:p>
             <w:r>
               <w:rPr>
-                <w:rFonts w:ascii="Calibri" w:hAnsi="Calibri"/>
+                <w:rFonts w:ascii="Santander Text" w:hAnsi="Santander Text"/>
                 <w:b/>
                 <w:i w:val="0"/>
                 <w:color w:val="1C1917"/>
@@ -766,7 +766,7 @@
           <w:p>
             <w:r>
               <w:rPr>
-                <w:rFonts w:ascii="Calibri" w:hAnsi="Calibri"/>
+                <w:rFonts w:ascii="Santander Text" w:hAnsi="Santander Text"/>
                 <w:b w:val="0"/>
                 <w:i w:val="0"/>
                 <w:color w:val="1C1917"/>
@@ -785,7 +785,7 @@
           <w:p>
             <w:r>
               <w:rPr>
-                <w:rFonts w:ascii="Calibri" w:hAnsi="Calibri"/>
+                <w:rFonts w:ascii="Santander Text" w:hAnsi="Santander Text"/>
                 <w:b/>
                 <w:i w:val="0"/>
                 <w:color w:val="1C1917"/>
@@ -802,7 +802,7 @@
           <w:p>
             <w:r>
               <w:rPr>
-                <w:rFonts w:ascii="Calibri" w:hAnsi="Calibri"/>
+                <w:rFonts w:ascii="Santander Text" w:hAnsi="Santander Text"/>
                 <w:b w:val="0"/>
                 <w:i w:val="0"/>
                 <w:color w:val="1C1917"/>
@@ -821,7 +821,7 @@
           <w:p>
             <w:r>
               <w:rPr>
-                <w:rFonts w:ascii="Calibri" w:hAnsi="Calibri"/>
+                <w:rFonts w:ascii="Santander Text" w:hAnsi="Santander Text"/>
                 <w:b/>
                 <w:i w:val="0"/>
                 <w:color w:val="1C1917"/>
@@ -838,7 +838,7 @@
           <w:p>
             <w:r>
               <w:rPr>
-                <w:rFonts w:ascii="Calibri" w:hAnsi="Calibri"/>
+                <w:rFonts w:ascii="Santander Text" w:hAnsi="Santander Text"/>
                 <w:b w:val="0"/>
                 <w:i w:val="0"/>
                 <w:color w:val="1C1917"/>
@@ -857,7 +857,7 @@
           <w:p>
             <w:r>
               <w:rPr>
-                <w:rFonts w:ascii="Calibri" w:hAnsi="Calibri"/>
+                <w:rFonts w:ascii="Santander Text" w:hAnsi="Santander Text"/>
                 <w:b/>
                 <w:i w:val="0"/>
                 <w:color w:val="1C1917"/>
@@ -874,7 +874,7 @@
           <w:p>
             <w:r>
               <w:rPr>
-                <w:rFonts w:ascii="Calibri" w:hAnsi="Calibri"/>
+                <w:rFonts w:ascii="Santander Text" w:hAnsi="Santander Text"/>
                 <w:b w:val="0"/>
                 <w:i w:val="0"/>
                 <w:color w:val="1C1917"/>
@@ -893,7 +893,7 @@
           <w:p>
             <w:r>
               <w:rPr>
-                <w:rFonts w:ascii="Calibri" w:hAnsi="Calibri"/>
+                <w:rFonts w:ascii="Santander Text" w:hAnsi="Santander Text"/>
                 <w:b/>
                 <w:i w:val="0"/>
                 <w:color w:val="1C1917"/>
@@ -910,7 +910,7 @@
           <w:p>
             <w:r>
               <w:rPr>
-                <w:rFonts w:ascii="Calibri" w:hAnsi="Calibri"/>
+                <w:rFonts w:ascii="Santander Text" w:hAnsi="Santander Text"/>
                 <w:b w:val="0"/>
                 <w:i w:val="0"/>
                 <w:color w:val="1C1917"/>
@@ -933,7 +933,7 @@
       </w:pPr>
       <w:r>
         <w:rPr>
-          <w:rFonts w:ascii="Calibri" w:hAnsi="Calibri"/>
+          <w:rFonts w:ascii="Santander Text" w:hAnsi="Santander Text"/>
           <w:b/>
           <w:i w:val="0"/>
           <w:color w:val="DA291C"/>
@@ -951,7 +951,7 @@
       </w:pPr>
       <w:r>
         <w:rPr>
-          <w:rFonts w:ascii="Calibri" w:hAnsi="Calibri"/>
+          <w:rFonts w:ascii="Santander Text" w:hAnsi="Santander Text"/>
           <w:b/>
           <w:i w:val="0"/>
           <w:color w:val="1C1917"/>
@@ -966,7 +966,7 @@
       </w:pPr>
       <w:r>
         <w:rPr>
-          <w:rFonts w:ascii="Calibri" w:hAnsi="Calibri"/>
+          <w:rFonts w:ascii="Santander Text" w:hAnsi="Santander Text"/>
           <w:b w:val="0"/>
           <w:i w:val="0"/>
           <w:color w:val="1C1917"/>
@@ -981,7 +981,7 @@
       </w:pPr>
       <w:r>
         <w:rPr>
-          <w:rFonts w:ascii="Calibri" w:hAnsi="Calibri"/>
+          <w:rFonts w:ascii="Santander Text" w:hAnsi="Santander Text"/>
           <w:b w:val="0"/>
           <w:i w:val="0"/>
           <w:color w:val="1C1917"/>
@@ -1005,7 +1005,7 @@
             <w:tcW w:type="dxa" w:w="9504"/>
             <w:shd w:val="clear" w:fill="FAF6EF"/>
             <w:tcBorders>
-              <w:left w:val="single" w:sz="24" w:space="0" w:color="C8102E"/>
+              <w:left w:val="single" w:sz="24" w:space="0" w:color="DA291C"/>
             </w:tcBorders>
           </w:tcPr>
           <w:p>
@@ -1014,7 +1014,7 @@
             </w:pPr>
             <w:r>
               <w:rPr>
-                <w:rFonts w:ascii="Calibri" w:hAnsi="Calibri"/>
+                <w:rFonts w:ascii="Santander Text" w:hAnsi="Santander Text"/>
                 <w:b/>
                 <w:i w:val="0"/>
                 <w:color w:val="DA291C"/>
@@ -1029,7 +1029,7 @@
             </w:pPr>
             <w:r>
               <w:rPr>
-                <w:rFonts w:ascii="Calibri" w:hAnsi="Calibri"/>
+                <w:rFonts w:ascii="Santander Text" w:hAnsi="Santander Text"/>
                 <w:b w:val="0"/>
                 <w:i w:val="0"/>
                 <w:color w:val="1C1917"/>
@@ -1052,7 +1052,7 @@
       </w:pPr>
       <w:r>
         <w:rPr>
-          <w:rFonts w:ascii="Calibri" w:hAnsi="Calibri"/>
+          <w:rFonts w:ascii="Santander Text" w:hAnsi="Santander Text"/>
           <w:b/>
           <w:i w:val="0"/>
           <w:color w:val="DA291C"/>
@@ -1070,7 +1070,7 @@
       </w:pPr>
       <w:r>
         <w:rPr>
-          <w:rFonts w:ascii="Calibri" w:hAnsi="Calibri"/>
+          <w:rFonts w:ascii="Santander Text" w:hAnsi="Santander Text"/>
           <w:b/>
           <w:i w:val="0"/>
           <w:color w:val="1C1917"/>
@@ -1085,7 +1085,7 @@
       </w:pPr>
       <w:r>
         <w:rPr>
-          <w:rFonts w:ascii="Calibri" w:hAnsi="Calibri"/>
+          <w:rFonts w:ascii="Santander Text" w:hAnsi="Santander Text"/>
           <w:b w:val="0"/>
           <w:i w:val="0"/>
           <w:color w:val="1C1917"/>
@@ -1101,7 +1101,7 @@
       </w:pPr>
       <w:r>
         <w:rPr>
-          <w:rFonts w:ascii="Calibri" w:hAnsi="Calibri"/>
+          <w:rFonts w:ascii="Santander Text" w:hAnsi="Santander Text"/>
           <w:b w:val="0"/>
           <w:i w:val="0"/>
           <w:color w:val="1C1917"/>
@@ -1117,7 +1117,7 @@
       </w:pPr>
       <w:r>
         <w:rPr>
-          <w:rFonts w:ascii="Calibri" w:hAnsi="Calibri"/>
+          <w:rFonts w:ascii="Santander Text" w:hAnsi="Santander Text"/>
           <w:b w:val="0"/>
           <w:i w:val="0"/>
           <w:color w:val="1C1917"/>
@@ -1133,7 +1133,7 @@
       </w:pPr>
       <w:r>
         <w:rPr>
-          <w:rFonts w:ascii="Calibri" w:hAnsi="Calibri"/>
+          <w:rFonts w:ascii="Santander Text" w:hAnsi="Santander Text"/>
           <w:b w:val="0"/>
           <w:i w:val="0"/>
           <w:color w:val="1C1917"/>
@@ -1149,7 +1149,7 @@
       </w:pPr>
       <w:r>
         <w:rPr>
-          <w:rFonts w:ascii="Calibri" w:hAnsi="Calibri"/>
+          <w:rFonts w:ascii="Santander Text" w:hAnsi="Santander Text"/>
           <w:b w:val="0"/>
           <w:i w:val="0"/>
           <w:color w:val="1C1917"/>
@@ -1164,7 +1164,7 @@
       </w:pPr>
       <w:r>
         <w:rPr>
-          <w:rFonts w:ascii="Calibri" w:hAnsi="Calibri"/>
+          <w:rFonts w:ascii="Santander Text" w:hAnsi="Santander Text"/>
           <w:b/>
           <w:i w:val="0"/>
           <w:color w:val="57534E"/>
@@ -1179,7 +1179,7 @@
       </w:pPr>
       <w:r>
         <w:rPr>
-          <w:rFonts w:ascii="Calibri" w:hAnsi="Calibri"/>
+          <w:rFonts w:ascii="Santander Text" w:hAnsi="Santander Text"/>
           <w:b w:val="0"/>
           <w:i w:val="0"/>
           <w:color w:val="1C1917"/>
@@ -1195,7 +1195,7 @@
       </w:pPr>
       <w:r>
         <w:rPr>
-          <w:rFonts w:ascii="Calibri" w:hAnsi="Calibri"/>
+          <w:rFonts w:ascii="Santander Text" w:hAnsi="Santander Text"/>
           <w:b w:val="0"/>
           <w:i w:val="0"/>
           <w:color w:val="1C1917"/>
@@ -1211,7 +1211,7 @@
       </w:pPr>
       <w:r>
         <w:rPr>
-          <w:rFonts w:ascii="Calibri" w:hAnsi="Calibri"/>
+          <w:rFonts w:ascii="Santander Text" w:hAnsi="Santander Text"/>
           <w:b w:val="0"/>
           <w:i w:val="0"/>
           <w:color w:val="1C1917"/>
@@ -1227,7 +1227,7 @@
       </w:pPr>
       <w:r>
         <w:rPr>
-          <w:rFonts w:ascii="Calibri" w:hAnsi="Calibri"/>
+          <w:rFonts w:ascii="Santander Text" w:hAnsi="Santander Text"/>
           <w:b w:val="0"/>
           <w:i w:val="0"/>
           <w:color w:val="1C1917"/>
@@ -1243,7 +1243,7 @@
       </w:pPr>
       <w:r>
         <w:rPr>
-          <w:rFonts w:ascii="Calibri" w:hAnsi="Calibri"/>
+          <w:rFonts w:ascii="Santander Text" w:hAnsi="Santander Text"/>
           <w:b w:val="0"/>
           <w:i w:val="0"/>
           <w:color w:val="1C1917"/>
@@ -1258,7 +1258,7 @@
       </w:pPr>
       <w:r>
         <w:rPr>
-          <w:rFonts w:ascii="Calibri" w:hAnsi="Calibri"/>
+          <w:rFonts w:ascii="Santander Text" w:hAnsi="Santander Text"/>
           <w:b/>
           <w:i w:val="0"/>
           <w:color w:val="DA291C"/>
@@ -1276,7 +1276,7 @@
       </w:pPr>
       <w:r>
         <w:rPr>
-          <w:rFonts w:ascii="Calibri" w:hAnsi="Calibri"/>
+          <w:rFonts w:ascii="Santander Text" w:hAnsi="Santander Text"/>
           <w:b/>
           <w:i w:val="0"/>
           <w:color w:val="1C1917"/>
@@ -1291,7 +1291,7 @@
       </w:pPr>
       <w:r>
         <w:rPr>
-          <w:rFonts w:ascii="Calibri" w:hAnsi="Calibri"/>
+          <w:rFonts w:ascii="Santander Text" w:hAnsi="Santander Text"/>
           <w:b w:val="0"/>
           <w:i w:val="0"/>
           <w:color w:val="1C1917"/>
@@ -1320,7 +1320,7 @@
           <w:p>
             <w:r>
               <w:rPr>
-                <w:rFonts w:ascii="Calibri" w:hAnsi="Calibri"/>
+                <w:rFonts w:ascii="Santander Text" w:hAnsi="Santander Text"/>
                 <w:b/>
                 <w:i w:val="0"/>
                 <w:color w:val="FFFFFF"/>
@@ -1338,7 +1338,7 @@
           <w:p>
             <w:r>
               <w:rPr>
-                <w:rFonts w:ascii="Calibri" w:hAnsi="Calibri"/>
+                <w:rFonts w:ascii="Santander Text" w:hAnsi="Santander Text"/>
                 <w:b/>
                 <w:i w:val="0"/>
                 <w:color w:val="FFFFFF"/>
@@ -1357,7 +1357,7 @@
           <w:p>
             <w:r>
               <w:rPr>
-                <w:rFonts w:ascii="Calibri" w:hAnsi="Calibri"/>
+                <w:rFonts w:ascii="Santander Text" w:hAnsi="Santander Text"/>
                 <w:b/>
                 <w:i w:val="0"/>
                 <w:color w:val="1C1917"/>
@@ -1374,7 +1374,7 @@
           <w:p>
             <w:r>
               <w:rPr>
-                <w:rFonts w:ascii="Calibri" w:hAnsi="Calibri"/>
+                <w:rFonts w:ascii="Santander Text" w:hAnsi="Santander Text"/>
                 <w:b w:val="0"/>
                 <w:i w:val="0"/>
                 <w:color w:val="1C1917"/>
@@ -1393,7 +1393,7 @@
           <w:p>
             <w:r>
               <w:rPr>
-                <w:rFonts w:ascii="Calibri" w:hAnsi="Calibri"/>
+                <w:rFonts w:ascii="Santander Text" w:hAnsi="Santander Text"/>
                 <w:b/>
                 <w:i w:val="0"/>
                 <w:color w:val="1C1917"/>
@@ -1410,7 +1410,7 @@
           <w:p>
             <w:r>
               <w:rPr>
-                <w:rFonts w:ascii="Calibri" w:hAnsi="Calibri"/>
+                <w:rFonts w:ascii="Santander Text" w:hAnsi="Santander Text"/>
                 <w:b w:val="0"/>
                 <w:i w:val="0"/>
                 <w:color w:val="1C1917"/>
@@ -1429,7 +1429,7 @@
           <w:p>
             <w:r>
               <w:rPr>
-                <w:rFonts w:ascii="Calibri" w:hAnsi="Calibri"/>
+                <w:rFonts w:ascii="Santander Text" w:hAnsi="Santander Text"/>
                 <w:b/>
                 <w:i w:val="0"/>
                 <w:color w:val="1C1917"/>
@@ -1446,7 +1446,7 @@
           <w:p>
             <w:r>
               <w:rPr>
-                <w:rFonts w:ascii="Calibri" w:hAnsi="Calibri"/>
+                <w:rFonts w:ascii="Santander Text" w:hAnsi="Santander Text"/>
                 <w:b w:val="0"/>
                 <w:i w:val="0"/>
                 <w:color w:val="1C1917"/>
@@ -1465,7 +1465,7 @@
           <w:p>
             <w:r>
               <w:rPr>
-                <w:rFonts w:ascii="Calibri" w:hAnsi="Calibri"/>
+                <w:rFonts w:ascii="Santander Text" w:hAnsi="Santander Text"/>
                 <w:b/>
                 <w:i w:val="0"/>
                 <w:color w:val="1C1917"/>
@@ -1482,7 +1482,7 @@
           <w:p>
             <w:r>
               <w:rPr>
-                <w:rFonts w:ascii="Calibri" w:hAnsi="Calibri"/>
+                <w:rFonts w:ascii="Santander Text" w:hAnsi="Santander Text"/>
                 <w:b w:val="0"/>
                 <w:i w:val="0"/>
                 <w:color w:val="1C1917"/>
@@ -1501,7 +1501,7 @@
           <w:p>
             <w:r>
               <w:rPr>
-                <w:rFonts w:ascii="Calibri" w:hAnsi="Calibri"/>
+                <w:rFonts w:ascii="Santander Text" w:hAnsi="Santander Text"/>
                 <w:b/>
                 <w:i w:val="0"/>
                 <w:color w:val="1C1917"/>
@@ -1518,7 +1518,7 @@
           <w:p>
             <w:r>
               <w:rPr>
-                <w:rFonts w:ascii="Calibri" w:hAnsi="Calibri"/>
+                <w:rFonts w:ascii="Santander Text" w:hAnsi="Santander Text"/>
                 <w:b w:val="0"/>
                 <w:i w:val="0"/>
                 <w:color w:val="1C1917"/>
@@ -1541,7 +1541,7 @@
       </w:pPr>
       <w:r>
         <w:rPr>
-          <w:rFonts w:ascii="Calibri" w:hAnsi="Calibri"/>
+          <w:rFonts w:ascii="Santander Text" w:hAnsi="Santander Text"/>
           <w:b/>
           <w:i w:val="0"/>
           <w:color w:val="57534E"/>
@@ -1556,7 +1556,7 @@
       </w:pPr>
       <w:r>
         <w:rPr>
-          <w:rFonts w:ascii="Calibri" w:hAnsi="Calibri"/>
+          <w:rFonts w:ascii="Santander Text" w:hAnsi="Santander Text"/>
           <w:b w:val="0"/>
           <w:i w:val="0"/>
           <w:color w:val="1C1917"/>
@@ -1571,7 +1571,7 @@
       </w:pPr>
       <w:r>
         <w:rPr>
-          <w:rFonts w:ascii="Calibri" w:hAnsi="Calibri"/>
+          <w:rFonts w:ascii="Santander Text" w:hAnsi="Santander Text"/>
           <w:b/>
           <w:i w:val="0"/>
           <w:color w:val="DA291C"/>
@@ -1589,7 +1589,7 @@
       </w:pPr>
       <w:r>
         <w:rPr>
-          <w:rFonts w:ascii="Calibri" w:hAnsi="Calibri"/>
+          <w:rFonts w:ascii="Santander Text" w:hAnsi="Santander Text"/>
           <w:b/>
           <w:i w:val="0"/>
           <w:color w:val="1C1917"/>
@@ -1604,7 +1604,7 @@
       </w:pPr>
       <w:r>
         <w:rPr>
-          <w:rFonts w:ascii="Calibri" w:hAnsi="Calibri"/>
+          <w:rFonts w:ascii="Santander Text" w:hAnsi="Santander Text"/>
           <w:b w:val="0"/>
           <w:i w:val="0"/>
           <w:color w:val="1C1917"/>
@@ -1634,7 +1634,7 @@
           <w:p>
             <w:r>
               <w:rPr>
-                <w:rFonts w:ascii="Calibri" w:hAnsi="Calibri"/>
+                <w:rFonts w:ascii="Santander Text" w:hAnsi="Santander Text"/>
                 <w:b/>
                 <w:i w:val="0"/>
                 <w:color w:val="FFFFFF"/>
@@ -1652,7 +1652,7 @@
           <w:p>
             <w:r>
               <w:rPr>
-                <w:rFonts w:ascii="Calibri" w:hAnsi="Calibri"/>
+                <w:rFonts w:ascii="Santander Text" w:hAnsi="Santander Text"/>
                 <w:b/>
                 <w:i w:val="0"/>
                 <w:color w:val="FFFFFF"/>
@@ -1670,7 +1670,7 @@
           <w:p>
             <w:r>
               <w:rPr>
-                <w:rFonts w:ascii="Calibri" w:hAnsi="Calibri"/>
+                <w:rFonts w:ascii="Santander Text" w:hAnsi="Santander Text"/>
                 <w:b/>
                 <w:i w:val="0"/>
                 <w:color w:val="FFFFFF"/>
@@ -1689,7 +1689,7 @@
           <w:p>
             <w:r>
               <w:rPr>
-                <w:rFonts w:ascii="Calibri" w:hAnsi="Calibri"/>
+                <w:rFonts w:ascii="Santander Text" w:hAnsi="Santander Text"/>
                 <w:b/>
                 <w:i w:val="0"/>
                 <w:color w:val="1C1917"/>
@@ -1706,7 +1706,7 @@
           <w:p>
             <w:r>
               <w:rPr>
-                <w:rFonts w:ascii="Calibri" w:hAnsi="Calibri"/>
+                <w:rFonts w:ascii="Santander Text" w:hAnsi="Santander Text"/>
                 <w:b w:val="0"/>
                 <w:i w:val="0"/>
                 <w:color w:val="1C1917"/>
@@ -1723,7 +1723,7 @@
           <w:p>
             <w:r>
               <w:rPr>
-                <w:rFonts w:ascii="Calibri" w:hAnsi="Calibri"/>
+                <w:rFonts w:ascii="Santander Text" w:hAnsi="Santander Text"/>
                 <w:b w:val="0"/>
                 <w:i w:val="0"/>
                 <w:color w:val="1C1917"/>
@@ -1742,7 +1742,7 @@
           <w:p>
             <w:r>
               <w:rPr>
-                <w:rFonts w:ascii="Calibri" w:hAnsi="Calibri"/>
+                <w:rFonts w:ascii="Santander Text" w:hAnsi="Santander Text"/>
                 <w:b/>
                 <w:i w:val="0"/>
                 <w:color w:val="1C1917"/>
@@ -1759,7 +1759,7 @@
           <w:p>
             <w:r>
               <w:rPr>
-                <w:rFonts w:ascii="Calibri" w:hAnsi="Calibri"/>
+                <w:rFonts w:ascii="Santander Text" w:hAnsi="Santander Text"/>
                 <w:b w:val="0"/>
                 <w:i w:val="0"/>
                 <w:color w:val="1C1917"/>
@@ -1776,7 +1776,7 @@
           <w:p>
             <w:r>
               <w:rPr>
-                <w:rFonts w:ascii="Calibri" w:hAnsi="Calibri"/>
+                <w:rFonts w:ascii="Santander Text" w:hAnsi="Santander Text"/>
                 <w:b w:val="0"/>
                 <w:i w:val="0"/>
                 <w:color w:val="1C1917"/>
@@ -1795,7 +1795,7 @@
           <w:p>
             <w:r>
               <w:rPr>
-                <w:rFonts w:ascii="Calibri" w:hAnsi="Calibri"/>
+                <w:rFonts w:ascii="Santander Text" w:hAnsi="Santander Text"/>
                 <w:b/>
                 <w:i w:val="0"/>
                 <w:color w:val="1C1917"/>
@@ -1812,7 +1812,7 @@
           <w:p>
             <w:r>
               <w:rPr>
-                <w:rFonts w:ascii="Calibri" w:hAnsi="Calibri"/>
+                <w:rFonts w:ascii="Santander Text" w:hAnsi="Santander Text"/>
                 <w:b w:val="0"/>
                 <w:i w:val="0"/>
                 <w:color w:val="1C1917"/>
@@ -1829,7 +1829,7 @@
           <w:p>
             <w:r>
               <w:rPr>
-                <w:rFonts w:ascii="Calibri" w:hAnsi="Calibri"/>
+                <w:rFonts w:ascii="Santander Text" w:hAnsi="Santander Text"/>
                 <w:b w:val="0"/>
                 <w:i w:val="0"/>
                 <w:color w:val="1C1917"/>
@@ -1848,7 +1848,7 @@
           <w:p>
             <w:r>
               <w:rPr>
-                <w:rFonts w:ascii="Calibri" w:hAnsi="Calibri"/>
+                <w:rFonts w:ascii="Santander Text" w:hAnsi="Santander Text"/>
                 <w:b/>
                 <w:i w:val="0"/>
                 <w:color w:val="1C1917"/>
@@ -1865,7 +1865,7 @@
           <w:p>
             <w:r>
               <w:rPr>
-                <w:rFonts w:ascii="Calibri" w:hAnsi="Calibri"/>
+                <w:rFonts w:ascii="Santander Text" w:hAnsi="Santander Text"/>
                 <w:b w:val="0"/>
                 <w:i w:val="0"/>
                 <w:color w:val="1C1917"/>
@@ -1882,7 +1882,7 @@
           <w:p>
             <w:r>
               <w:rPr>
-                <w:rFonts w:ascii="Calibri" w:hAnsi="Calibri"/>
+                <w:rFonts w:ascii="Santander Text" w:hAnsi="Santander Text"/>
                 <w:b w:val="0"/>
                 <w:i w:val="0"/>
                 <w:color w:val="1C1917"/>
@@ -1901,7 +1901,7 @@
           <w:p>
             <w:r>
               <w:rPr>
-                <w:rFonts w:ascii="Calibri" w:hAnsi="Calibri"/>
+                <w:rFonts w:ascii="Santander Text" w:hAnsi="Santander Text"/>
                 <w:b/>
                 <w:i w:val="0"/>
                 <w:color w:val="1C1917"/>
@@ -1918,7 +1918,7 @@
           <w:p>
             <w:r>
               <w:rPr>
-                <w:rFonts w:ascii="Calibri" w:hAnsi="Calibri"/>
+                <w:rFonts w:ascii="Santander Text" w:hAnsi="Santander Text"/>
                 <w:b w:val="0"/>
                 <w:i w:val="0"/>
                 <w:color w:val="1C1917"/>
@@ -1935,7 +1935,7 @@
           <w:p>
             <w:r>
               <w:rPr>
-                <w:rFonts w:ascii="Calibri" w:hAnsi="Calibri"/>
+                <w:rFonts w:ascii="Santander Text" w:hAnsi="Santander Text"/>
                 <w:b w:val="0"/>
                 <w:i w:val="0"/>
                 <w:color w:val="1C1917"/>
@@ -1954,7 +1954,7 @@
           <w:p>
             <w:r>
               <w:rPr>
-                <w:rFonts w:ascii="Calibri" w:hAnsi="Calibri"/>
+                <w:rFonts w:ascii="Santander Text" w:hAnsi="Santander Text"/>
                 <w:b/>
                 <w:i w:val="0"/>
                 <w:color w:val="1C1917"/>
@@ -1971,7 +1971,7 @@
           <w:p>
             <w:r>
               <w:rPr>
-                <w:rFonts w:ascii="Calibri" w:hAnsi="Calibri"/>
+                <w:rFonts w:ascii="Santander Text" w:hAnsi="Santander Text"/>
                 <w:b w:val="0"/>
                 <w:i w:val="0"/>
                 <w:color w:val="1C1917"/>
@@ -1988,7 +1988,7 @@
           <w:p>
             <w:r>
               <w:rPr>
-                <w:rFonts w:ascii="Calibri" w:hAnsi="Calibri"/>
+                <w:rFonts w:ascii="Santander Text" w:hAnsi="Santander Text"/>
                 <w:b w:val="0"/>
                 <w:i w:val="0"/>
                 <w:color w:val="1C1917"/>
@@ -2007,7 +2007,7 @@
           <w:p>
             <w:r>
               <w:rPr>
-                <w:rFonts w:ascii="Calibri" w:hAnsi="Calibri"/>
+                <w:rFonts w:ascii="Santander Text" w:hAnsi="Santander Text"/>
                 <w:b/>
                 <w:i w:val="0"/>
                 <w:color w:val="1C1917"/>
@@ -2024,7 +2024,7 @@
           <w:p>
             <w:r>
               <w:rPr>
-                <w:rFonts w:ascii="Calibri" w:hAnsi="Calibri"/>
+                <w:rFonts w:ascii="Santander Text" w:hAnsi="Santander Text"/>
                 <w:b w:val="0"/>
                 <w:i w:val="0"/>
                 <w:color w:val="1C1917"/>
@@ -2041,7 +2041,7 @@
           <w:p>
             <w:r>
               <w:rPr>
-                <w:rFonts w:ascii="Calibri" w:hAnsi="Calibri"/>
+                <w:rFonts w:ascii="Santander Text" w:hAnsi="Santander Text"/>
                 <w:b w:val="0"/>
                 <w:i w:val="0"/>
                 <w:color w:val="1C1917"/>
@@ -2060,7 +2060,7 @@
           <w:p>
             <w:r>
               <w:rPr>
-                <w:rFonts w:ascii="Calibri" w:hAnsi="Calibri"/>
+                <w:rFonts w:ascii="Santander Text" w:hAnsi="Santander Text"/>
                 <w:b/>
                 <w:i w:val="0"/>
                 <w:color w:val="1C1917"/>
@@ -2077,7 +2077,7 @@
           <w:p>
             <w:r>
               <w:rPr>
-                <w:rFonts w:ascii="Calibri" w:hAnsi="Calibri"/>
+                <w:rFonts w:ascii="Santander Text" w:hAnsi="Santander Text"/>
                 <w:b w:val="0"/>
                 <w:i w:val="0"/>
                 <w:color w:val="1C1917"/>
@@ -2094,7 +2094,7 @@
           <w:p>
             <w:r>
               <w:rPr>
-                <w:rFonts w:ascii="Calibri" w:hAnsi="Calibri"/>
+                <w:rFonts w:ascii="Santander Text" w:hAnsi="Santander Text"/>
                 <w:b w:val="0"/>
                 <w:i w:val="0"/>
                 <w:color w:val="1C1917"/>
@@ -2113,7 +2113,7 @@
           <w:p>
             <w:r>
               <w:rPr>
-                <w:rFonts w:ascii="Calibri" w:hAnsi="Calibri"/>
+                <w:rFonts w:ascii="Santander Text" w:hAnsi="Santander Text"/>
                 <w:b/>
                 <w:i w:val="0"/>
                 <w:color w:val="1C1917"/>
@@ -2130,7 +2130,7 @@
           <w:p>
             <w:r>
               <w:rPr>
-                <w:rFonts w:ascii="Calibri" w:hAnsi="Calibri"/>
+                <w:rFonts w:ascii="Santander Text" w:hAnsi="Santander Text"/>
                 <w:b w:val="0"/>
                 <w:i w:val="0"/>
                 <w:color w:val="1C1917"/>
@@ -2147,7 +2147,7 @@
           <w:p>
             <w:r>
               <w:rPr>
-                <w:rFonts w:ascii="Calibri" w:hAnsi="Calibri"/>
+                <w:rFonts w:ascii="Santander Text" w:hAnsi="Santander Text"/>
                 <w:b w:val="0"/>
                 <w:i w:val="0"/>
                 <w:color w:val="1C1917"/>
@@ -2166,7 +2166,7 @@
           <w:p>
             <w:r>
               <w:rPr>
-                <w:rFonts w:ascii="Calibri" w:hAnsi="Calibri"/>
+                <w:rFonts w:ascii="Santander Text" w:hAnsi="Santander Text"/>
                 <w:b/>
                 <w:i w:val="0"/>
                 <w:color w:val="1C1917"/>
@@ -2183,7 +2183,7 @@
           <w:p>
             <w:r>
               <w:rPr>
-                <w:rFonts w:ascii="Calibri" w:hAnsi="Calibri"/>
+                <w:rFonts w:ascii="Santander Text" w:hAnsi="Santander Text"/>
                 <w:b w:val="0"/>
                 <w:i w:val="0"/>
                 <w:color w:val="1C1917"/>
@@ -2200,7 +2200,7 @@
           <w:p>
             <w:r>
               <w:rPr>
-                <w:rFonts w:ascii="Calibri" w:hAnsi="Calibri"/>
+                <w:rFonts w:ascii="Santander Text" w:hAnsi="Santander Text"/>
                 <w:b w:val="0"/>
                 <w:i w:val="0"/>
                 <w:color w:val="1C1917"/>
@@ -2219,7 +2219,7 @@
           <w:p>
             <w:r>
               <w:rPr>
-                <w:rFonts w:ascii="Calibri" w:hAnsi="Calibri"/>
+                <w:rFonts w:ascii="Santander Text" w:hAnsi="Santander Text"/>
                 <w:b/>
                 <w:i w:val="0"/>
                 <w:color w:val="1C1917"/>
@@ -2236,7 +2236,7 @@
           <w:p>
             <w:r>
               <w:rPr>
-                <w:rFonts w:ascii="Calibri" w:hAnsi="Calibri"/>
+                <w:rFonts w:ascii="Santander Text" w:hAnsi="Santander Text"/>
                 <w:b w:val="0"/>
                 <w:i w:val="0"/>
                 <w:color w:val="1C1917"/>
@@ -2253,7 +2253,7 @@
           <w:p>
             <w:r>
               <w:rPr>
-                <w:rFonts w:ascii="Calibri" w:hAnsi="Calibri"/>
+                <w:rFonts w:ascii="Santander Text" w:hAnsi="Santander Text"/>
                 <w:b w:val="0"/>
                 <w:i w:val="0"/>
                 <w:color w:val="1C1917"/>
@@ -2272,7 +2272,7 @@
           <w:p>
             <w:r>
               <w:rPr>
-                <w:rFonts w:ascii="Calibri" w:hAnsi="Calibri"/>
+                <w:rFonts w:ascii="Santander Text" w:hAnsi="Santander Text"/>
                 <w:b/>
                 <w:i w:val="0"/>
                 <w:color w:val="1C1917"/>
@@ -2289,7 +2289,7 @@
           <w:p>
             <w:r>
               <w:rPr>
-                <w:rFonts w:ascii="Calibri" w:hAnsi="Calibri"/>
+                <w:rFonts w:ascii="Santander Text" w:hAnsi="Santander Text"/>
                 <w:b w:val="0"/>
                 <w:i w:val="0"/>
                 <w:color w:val="1C1917"/>
@@ -2306,7 +2306,7 @@
           <w:p>
             <w:r>
               <w:rPr>
-                <w:rFonts w:ascii="Calibri" w:hAnsi="Calibri"/>
+                <w:rFonts w:ascii="Santander Text" w:hAnsi="Santander Text"/>
                 <w:b w:val="0"/>
                 <w:i w:val="0"/>
                 <w:color w:val="1C1917"/>
@@ -2325,7 +2325,7 @@
           <w:p>
             <w:r>
               <w:rPr>
-                <w:rFonts w:ascii="Calibri" w:hAnsi="Calibri"/>
+                <w:rFonts w:ascii="Santander Text" w:hAnsi="Santander Text"/>
                 <w:b/>
                 <w:i w:val="0"/>
                 <w:color w:val="1C1917"/>
@@ -2342,7 +2342,7 @@
           <w:p>
             <w:r>
               <w:rPr>
-                <w:rFonts w:ascii="Calibri" w:hAnsi="Calibri"/>
+                <w:rFonts w:ascii="Santander Text" w:hAnsi="Santander Text"/>
                 <w:b w:val="0"/>
                 <w:i w:val="0"/>
                 <w:color w:val="1C1917"/>
@@ -2359,7 +2359,7 @@
           <w:p>
             <w:r>
               <w:rPr>
-                <w:rFonts w:ascii="Calibri" w:hAnsi="Calibri"/>
+                <w:rFonts w:ascii="Santander Text" w:hAnsi="Santander Text"/>
                 <w:b w:val="0"/>
                 <w:i w:val="0"/>
                 <w:color w:val="1C1917"/>
@@ -2378,7 +2378,7 @@
           <w:p>
             <w:r>
               <w:rPr>
-                <w:rFonts w:ascii="Calibri" w:hAnsi="Calibri"/>
+                <w:rFonts w:ascii="Santander Text" w:hAnsi="Santander Text"/>
                 <w:b/>
                 <w:i w:val="0"/>
                 <w:color w:val="1C1917"/>
@@ -2395,7 +2395,7 @@
           <w:p>
             <w:r>
               <w:rPr>
-                <w:rFonts w:ascii="Calibri" w:hAnsi="Calibri"/>
+                <w:rFonts w:ascii="Santander Text" w:hAnsi="Santander Text"/>
                 <w:b w:val="0"/>
                 <w:i w:val="0"/>
                 <w:color w:val="1C1917"/>
@@ -2412,7 +2412,7 @@
           <w:p>
             <w:r>
               <w:rPr>
-                <w:rFonts w:ascii="Calibri" w:hAnsi="Calibri"/>
+                <w:rFonts w:ascii="Santander Text" w:hAnsi="Santander Text"/>
                 <w:b w:val="0"/>
                 <w:i w:val="0"/>
                 <w:color w:val="1C1917"/>
@@ -2431,7 +2431,7 @@
           <w:p>
             <w:r>
               <w:rPr>
-                <w:rFonts w:ascii="Calibri" w:hAnsi="Calibri"/>
+                <w:rFonts w:ascii="Santander Text" w:hAnsi="Santander Text"/>
                 <w:b/>
                 <w:i w:val="0"/>
                 <w:color w:val="1C1917"/>
@@ -2448,7 +2448,7 @@
           <w:p>
             <w:r>
               <w:rPr>
-                <w:rFonts w:ascii="Calibri" w:hAnsi="Calibri"/>
+                <w:rFonts w:ascii="Santander Text" w:hAnsi="Santander Text"/>
                 <w:b w:val="0"/>
                 <w:i w:val="0"/>
                 <w:color w:val="1C1917"/>
@@ -2465,7 +2465,7 @@
           <w:p>
             <w:r>
               <w:rPr>
-                <w:rFonts w:ascii="Calibri" w:hAnsi="Calibri"/>
+                <w:rFonts w:ascii="Santander Text" w:hAnsi="Santander Text"/>
                 <w:b w:val="0"/>
                 <w:i w:val="0"/>
                 <w:color w:val="1C1917"/>
@@ -2484,7 +2484,7 @@
           <w:p>
             <w:r>
               <w:rPr>
-                <w:rFonts w:ascii="Calibri" w:hAnsi="Calibri"/>
+                <w:rFonts w:ascii="Santander Text" w:hAnsi="Santander Text"/>
                 <w:b/>
                 <w:i w:val="0"/>
                 <w:color w:val="1C1917"/>
@@ -2501,7 +2501,7 @@
           <w:p>
             <w:r>
               <w:rPr>
-                <w:rFonts w:ascii="Calibri" w:hAnsi="Calibri"/>
+                <w:rFonts w:ascii="Santander Text" w:hAnsi="Santander Text"/>
                 <w:b w:val="0"/>
                 <w:i w:val="0"/>
                 <w:color w:val="1C1917"/>
@@ -2518,7 +2518,7 @@
           <w:p>
             <w:r>
               <w:rPr>
-                <w:rFonts w:ascii="Calibri" w:hAnsi="Calibri"/>
+                <w:rFonts w:ascii="Santander Text" w:hAnsi="Santander Text"/>
                 <w:b w:val="0"/>
                 <w:i w:val="0"/>
                 <w:color w:val="1C1917"/>
@@ -2537,7 +2537,7 @@
           <w:p>
             <w:r>
               <w:rPr>
-                <w:rFonts w:ascii="Calibri" w:hAnsi="Calibri"/>
+                <w:rFonts w:ascii="Santander Text" w:hAnsi="Santander Text"/>
                 <w:b/>
                 <w:i w:val="0"/>
                 <w:color w:val="1C1917"/>
@@ -2554,7 +2554,7 @@
           <w:p>
             <w:r>
               <w:rPr>
-                <w:rFonts w:ascii="Calibri" w:hAnsi="Calibri"/>
+                <w:rFonts w:ascii="Santander Text" w:hAnsi="Santander Text"/>
                 <w:b w:val="0"/>
                 <w:i w:val="0"/>
                 <w:color w:val="1C1917"/>
@@ -2571,7 +2571,7 @@
           <w:p>
             <w:r>
               <w:rPr>
-                <w:rFonts w:ascii="Calibri" w:hAnsi="Calibri"/>
+                <w:rFonts w:ascii="Santander Text" w:hAnsi="Santander Text"/>
                 <w:b w:val="0"/>
                 <w:i w:val="0"/>
                 <w:color w:val="1C1917"/>
@@ -2594,7 +2594,7 @@
       </w:pPr>
       <w:r>
         <w:rPr>
-          <w:rFonts w:ascii="Calibri" w:hAnsi="Calibri"/>
+          <w:rFonts w:ascii="Santander Text" w:hAnsi="Santander Text"/>
           <w:b/>
           <w:i w:val="0"/>
           <w:color w:val="DA291C"/>
@@ -2612,7 +2612,7 @@
       </w:pPr>
       <w:r>
         <w:rPr>
-          <w:rFonts w:ascii="Calibri" w:hAnsi="Calibri"/>
+          <w:rFonts w:ascii="Santander Text" w:hAnsi="Santander Text"/>
           <w:b/>
           <w:i w:val="0"/>
           <w:color w:val="1C1917"/>
@@ -2627,7 +2627,7 @@
       </w:pPr>
       <w:r>
         <w:rPr>
-          <w:rFonts w:ascii="Calibri" w:hAnsi="Calibri"/>
+          <w:rFonts w:ascii="Santander Text" w:hAnsi="Santander Text"/>
           <w:b w:val="0"/>
           <w:i w:val="0"/>
           <w:color w:val="1C1917"/>
@@ -2657,7 +2657,7 @@
           <w:p>
             <w:r>
               <w:rPr>
-                <w:rFonts w:ascii="Calibri" w:hAnsi="Calibri"/>
+                <w:rFonts w:ascii="Santander Text" w:hAnsi="Santander Text"/>
                 <w:b/>
                 <w:i w:val="0"/>
                 <w:color w:val="FFFFFF"/>
@@ -2675,7 +2675,7 @@
           <w:p>
             <w:r>
               <w:rPr>
-                <w:rFonts w:ascii="Calibri" w:hAnsi="Calibri"/>
+                <w:rFonts w:ascii="Santander Text" w:hAnsi="Santander Text"/>
                 <w:b/>
                 <w:i w:val="0"/>
                 <w:color w:val="FFFFFF"/>
@@ -2693,7 +2693,7 @@
           <w:p>
             <w:r>
               <w:rPr>
-                <w:rFonts w:ascii="Calibri" w:hAnsi="Calibri"/>
+                <w:rFonts w:ascii="Santander Text" w:hAnsi="Santander Text"/>
                 <w:b/>
                 <w:i w:val="0"/>
                 <w:color w:val="FFFFFF"/>
@@ -2712,7 +2712,7 @@
           <w:p>
             <w:r>
               <w:rPr>
-                <w:rFonts w:ascii="Calibri" w:hAnsi="Calibri"/>
+                <w:rFonts w:ascii="Santander Text" w:hAnsi="Santander Text"/>
                 <w:b/>
                 <w:i w:val="0"/>
                 <w:color w:val="1C1917"/>
@@ -2729,7 +2729,7 @@
           <w:p>
             <w:r>
               <w:rPr>
-                <w:rFonts w:ascii="Calibri" w:hAnsi="Calibri"/>
+                <w:rFonts w:ascii="Santander Text" w:hAnsi="Santander Text"/>
                 <w:b w:val="0"/>
                 <w:i w:val="0"/>
                 <w:color w:val="1C1917"/>
@@ -2746,7 +2746,7 @@
           <w:p>
             <w:r>
               <w:rPr>
-                <w:rFonts w:ascii="Calibri" w:hAnsi="Calibri"/>
+                <w:rFonts w:ascii="Santander Text" w:hAnsi="Santander Text"/>
                 <w:b w:val="0"/>
                 <w:i w:val="0"/>
                 <w:color w:val="1C1917"/>
@@ -2765,7 +2765,7 @@
           <w:p>
             <w:r>
               <w:rPr>
-                <w:rFonts w:ascii="Calibri" w:hAnsi="Calibri"/>
+                <w:rFonts w:ascii="Santander Text" w:hAnsi="Santander Text"/>
                 <w:b/>
                 <w:i w:val="0"/>
                 <w:color w:val="1C1917"/>
@@ -2782,7 +2782,7 @@
           <w:p>
             <w:r>
               <w:rPr>
-                <w:rFonts w:ascii="Calibri" w:hAnsi="Calibri"/>
+                <w:rFonts w:ascii="Santander Text" w:hAnsi="Santander Text"/>
                 <w:b w:val="0"/>
                 <w:i w:val="0"/>
                 <w:color w:val="1C1917"/>
@@ -2799,7 +2799,7 @@
           <w:p>
             <w:r>
               <w:rPr>
-                <w:rFonts w:ascii="Calibri" w:hAnsi="Calibri"/>
+                <w:rFonts w:ascii="Santander Text" w:hAnsi="Santander Text"/>
                 <w:b w:val="0"/>
                 <w:i w:val="0"/>
                 <w:color w:val="1C1917"/>
@@ -2818,7 +2818,7 @@
           <w:p>
             <w:r>
               <w:rPr>
-                <w:rFonts w:ascii="Calibri" w:hAnsi="Calibri"/>
+                <w:rFonts w:ascii="Santander Text" w:hAnsi="Santander Text"/>
                 <w:b/>
                 <w:i w:val="0"/>
                 <w:color w:val="1C1917"/>
@@ -2835,7 +2835,7 @@
           <w:p>
             <w:r>
               <w:rPr>
-                <w:rFonts w:ascii="Calibri" w:hAnsi="Calibri"/>
+                <w:rFonts w:ascii="Santander Text" w:hAnsi="Santander Text"/>
                 <w:b w:val="0"/>
                 <w:i w:val="0"/>
                 <w:color w:val="1C1917"/>
@@ -2852,7 +2852,7 @@
           <w:p>
             <w:r>
               <w:rPr>
-                <w:rFonts w:ascii="Calibri" w:hAnsi="Calibri"/>
+                <w:rFonts w:ascii="Santander Text" w:hAnsi="Santander Text"/>
                 <w:b w:val="0"/>
                 <w:i w:val="0"/>
                 <w:color w:val="1C1917"/>
@@ -2871,7 +2871,7 @@
           <w:p>
             <w:r>
               <w:rPr>
-                <w:rFonts w:ascii="Calibri" w:hAnsi="Calibri"/>
+                <w:rFonts w:ascii="Santander Text" w:hAnsi="Santander Text"/>
                 <w:b/>
                 <w:i w:val="0"/>
                 <w:color w:val="1C1917"/>
@@ -2888,7 +2888,7 @@
           <w:p>
             <w:r>
               <w:rPr>
-                <w:rFonts w:ascii="Calibri" w:hAnsi="Calibri"/>
+                <w:rFonts w:ascii="Santander Text" w:hAnsi="Santander Text"/>
                 <w:b w:val="0"/>
                 <w:i w:val="0"/>
                 <w:color w:val="1C1917"/>
@@ -2905,7 +2905,7 @@
           <w:p>
             <w:r>
               <w:rPr>
-                <w:rFonts w:ascii="Calibri" w:hAnsi="Calibri"/>
+                <w:rFonts w:ascii="Santander Text" w:hAnsi="Santander Text"/>
                 <w:b w:val="0"/>
                 <w:i w:val="0"/>
                 <w:color w:val="1C1917"/>
@@ -2924,7 +2924,7 @@
           <w:p>
             <w:r>
               <w:rPr>
-                <w:rFonts w:ascii="Calibri" w:hAnsi="Calibri"/>
+                <w:rFonts w:ascii="Santander Text" w:hAnsi="Santander Text"/>
                 <w:b/>
                 <w:i w:val="0"/>
                 <w:color w:val="1C1917"/>
@@ -2941,7 +2941,7 @@
           <w:p>
             <w:r>
               <w:rPr>
-                <w:rFonts w:ascii="Calibri" w:hAnsi="Calibri"/>
+                <w:rFonts w:ascii="Santander Text" w:hAnsi="Santander Text"/>
                 <w:b w:val="0"/>
                 <w:i w:val="0"/>
                 <w:color w:val="1C1917"/>
@@ -2958,7 +2958,7 @@
           <w:p>
             <w:r>
               <w:rPr>
-                <w:rFonts w:ascii="Calibri" w:hAnsi="Calibri"/>
+                <w:rFonts w:ascii="Santander Text" w:hAnsi="Santander Text"/>
                 <w:b w:val="0"/>
                 <w:i w:val="0"/>
                 <w:color w:val="1C1917"/>
@@ -2977,7 +2977,7 @@
           <w:p>
             <w:r>
               <w:rPr>
-                <w:rFonts w:ascii="Calibri" w:hAnsi="Calibri"/>
+                <w:rFonts w:ascii="Santander Text" w:hAnsi="Santander Text"/>
                 <w:b/>
                 <w:i w:val="0"/>
                 <w:color w:val="1C1917"/>
@@ -2994,7 +2994,7 @@
           <w:p>
             <w:r>
               <w:rPr>
-                <w:rFonts w:ascii="Calibri" w:hAnsi="Calibri"/>
+                <w:rFonts w:ascii="Santander Text" w:hAnsi="Santander Text"/>
                 <w:b w:val="0"/>
                 <w:i w:val="0"/>
                 <w:color w:val="1C1917"/>
@@ -3011,7 +3011,7 @@
           <w:p>
             <w:r>
               <w:rPr>
-                <w:rFonts w:ascii="Calibri" w:hAnsi="Calibri"/>
+                <w:rFonts w:ascii="Santander Text" w:hAnsi="Santander Text"/>
                 <w:b w:val="0"/>
                 <w:i w:val="0"/>
                 <w:color w:val="1C1917"/>
@@ -3030,7 +3030,7 @@
           <w:p>
             <w:r>
               <w:rPr>
-                <w:rFonts w:ascii="Calibri" w:hAnsi="Calibri"/>
+                <w:rFonts w:ascii="Santander Text" w:hAnsi="Santander Text"/>
                 <w:b/>
                 <w:i w:val="0"/>
                 <w:color w:val="1C1917"/>
@@ -3047,7 +3047,7 @@
           <w:p>
             <w:r>
               <w:rPr>
-                <w:rFonts w:ascii="Calibri" w:hAnsi="Calibri"/>
+                <w:rFonts w:ascii="Santander Text" w:hAnsi="Santander Text"/>
                 <w:b w:val="0"/>
                 <w:i w:val="0"/>
                 <w:color w:val="1C1917"/>
@@ -3064,7 +3064,7 @@
           <w:p>
             <w:r>
               <w:rPr>
-                <w:rFonts w:ascii="Calibri" w:hAnsi="Calibri"/>
+                <w:rFonts w:ascii="Santander Text" w:hAnsi="Santander Text"/>
                 <w:b w:val="0"/>
                 <w:i w:val="0"/>
                 <w:color w:val="1C1917"/>
@@ -3083,7 +3083,7 @@
           <w:p>
             <w:r>
               <w:rPr>
-                <w:rFonts w:ascii="Calibri" w:hAnsi="Calibri"/>
+                <w:rFonts w:ascii="Santander Text" w:hAnsi="Santander Text"/>
                 <w:b/>
                 <w:i w:val="0"/>
                 <w:color w:val="1C1917"/>
@@ -3100,7 +3100,7 @@
           <w:p>
             <w:r>
               <w:rPr>
-                <w:rFonts w:ascii="Calibri" w:hAnsi="Calibri"/>
+                <w:rFonts w:ascii="Santander Text" w:hAnsi="Santander Text"/>
                 <w:b w:val="0"/>
                 <w:i w:val="0"/>
                 <w:color w:val="1C1917"/>
@@ -3117,7 +3117,7 @@
           <w:p>
             <w:r>
               <w:rPr>
-                <w:rFonts w:ascii="Calibri" w:hAnsi="Calibri"/>
+                <w:rFonts w:ascii="Santander Text" w:hAnsi="Santander Text"/>
                 <w:b w:val="0"/>
                 <w:i w:val="0"/>
                 <w:color w:val="1C1917"/>
@@ -3136,7 +3136,7 @@
           <w:p>
             <w:r>
               <w:rPr>
-                <w:rFonts w:ascii="Calibri" w:hAnsi="Calibri"/>
+                <w:rFonts w:ascii="Santander Text" w:hAnsi="Santander Text"/>
                 <w:b/>
                 <w:i w:val="0"/>
                 <w:color w:val="1C1917"/>
@@ -3153,7 +3153,7 @@
           <w:p>
             <w:r>
               <w:rPr>
-                <w:rFonts w:ascii="Calibri" w:hAnsi="Calibri"/>
+                <w:rFonts w:ascii="Santander Text" w:hAnsi="Santander Text"/>
                 <w:b w:val="0"/>
                 <w:i w:val="0"/>
                 <w:color w:val="1C1917"/>
@@ -3170,7 +3170,7 @@
           <w:p>
             <w:r>
               <w:rPr>
-                <w:rFonts w:ascii="Calibri" w:hAnsi="Calibri"/>
+                <w:rFonts w:ascii="Santander Text" w:hAnsi="Santander Text"/>
                 <w:b w:val="0"/>
                 <w:i w:val="0"/>
                 <w:color w:val="1C1917"/>
@@ -3189,7 +3189,7 @@
           <w:p>
             <w:r>
               <w:rPr>
-                <w:rFonts w:ascii="Calibri" w:hAnsi="Calibri"/>
+                <w:rFonts w:ascii="Santander Text" w:hAnsi="Santander Text"/>
                 <w:b/>
                 <w:i w:val="0"/>
                 <w:color w:val="1C1917"/>
@@ -3206,7 +3206,7 @@
           <w:p>
             <w:r>
               <w:rPr>
-                <w:rFonts w:ascii="Calibri" w:hAnsi="Calibri"/>
+                <w:rFonts w:ascii="Santander Text" w:hAnsi="Santander Text"/>
                 <w:b w:val="0"/>
                 <w:i w:val="0"/>
                 <w:color w:val="1C1917"/>
@@ -3223,7 +3223,7 @@
           <w:p>
             <w:r>
               <w:rPr>
-                <w:rFonts w:ascii="Calibri" w:hAnsi="Calibri"/>
+                <w:rFonts w:ascii="Santander Text" w:hAnsi="Santander Text"/>
                 <w:b w:val="0"/>
                 <w:i w:val="0"/>
                 <w:color w:val="1C1917"/>
@@ -3242,7 +3242,7 @@
           <w:p>
             <w:r>
               <w:rPr>
-                <w:rFonts w:ascii="Calibri" w:hAnsi="Calibri"/>
+                <w:rFonts w:ascii="Santander Text" w:hAnsi="Santander Text"/>
                 <w:b/>
                 <w:i w:val="0"/>
                 <w:color w:val="1C1917"/>
@@ -3259,7 +3259,7 @@
           <w:p>
             <w:r>
               <w:rPr>
-                <w:rFonts w:ascii="Calibri" w:hAnsi="Calibri"/>
+                <w:rFonts w:ascii="Santander Text" w:hAnsi="Santander Text"/>
                 <w:b w:val="0"/>
                 <w:i w:val="0"/>
                 <w:color w:val="1C1917"/>
@@ -3276,7 +3276,7 @@
           <w:p>
             <w:r>
               <w:rPr>
-                <w:rFonts w:ascii="Calibri" w:hAnsi="Calibri"/>
+                <w:rFonts w:ascii="Santander Text" w:hAnsi="Santander Text"/>
                 <w:b w:val="0"/>
                 <w:i w:val="0"/>
                 <w:color w:val="1C1917"/>
@@ -3299,7 +3299,7 @@
       </w:pPr>
       <w:r>
         <w:rPr>
-          <w:rFonts w:ascii="Calibri" w:hAnsi="Calibri"/>
+          <w:rFonts w:ascii="Santander Text" w:hAnsi="Santander Text"/>
           <w:b w:val="0"/>
           <w:i w:val="0"/>
           <w:color w:val="1C1917"/>
@@ -3314,7 +3314,7 @@
       </w:pPr>
       <w:r>
         <w:rPr>
-          <w:rFonts w:ascii="Calibri" w:hAnsi="Calibri"/>
+          <w:rFonts w:ascii="Santander Text" w:hAnsi="Santander Text"/>
           <w:b/>
           <w:i w:val="0"/>
           <w:color w:val="DA291C"/>
@@ -3332,7 +3332,7 @@
       </w:pPr>
       <w:r>
         <w:rPr>
-          <w:rFonts w:ascii="Calibri" w:hAnsi="Calibri"/>
+          <w:rFonts w:ascii="Santander Text" w:hAnsi="Santander Text"/>
           <w:b/>
           <w:i w:val="0"/>
           <w:color w:val="1C1917"/>
@@ -3347,7 +3347,7 @@
       </w:pPr>
       <w:r>
         <w:rPr>
-          <w:rFonts w:ascii="Calibri" w:hAnsi="Calibri"/>
+          <w:rFonts w:ascii="Santander Text" w:hAnsi="Santander Text"/>
           <w:b w:val="0"/>
           <w:i w:val="0"/>
           <w:color w:val="1C1917"/>
@@ -3363,7 +3363,7 @@
       </w:pPr>
       <w:r>
         <w:rPr>
-          <w:rFonts w:ascii="Calibri" w:hAnsi="Calibri"/>
+          <w:rFonts w:ascii="Santander Text" w:hAnsi="Santander Text"/>
           <w:b w:val="0"/>
           <w:i w:val="0"/>
           <w:color w:val="1C1917"/>
@@ -3379,7 +3379,7 @@
       </w:pPr>
       <w:r>
         <w:rPr>
-          <w:rFonts w:ascii="Calibri" w:hAnsi="Calibri"/>
+          <w:rFonts w:ascii="Santander Text" w:hAnsi="Santander Text"/>
           <w:b w:val="0"/>
           <w:i w:val="0"/>
           <w:color w:val="1C1917"/>
@@ -3395,7 +3395,7 @@
       </w:pPr>
       <w:r>
         <w:rPr>
-          <w:rFonts w:ascii="Calibri" w:hAnsi="Calibri"/>
+          <w:rFonts w:ascii="Santander Text" w:hAnsi="Santander Text"/>
           <w:b w:val="0"/>
           <w:i w:val="0"/>
           <w:color w:val="1C1917"/>
@@ -3411,7 +3411,7 @@
       </w:pPr>
       <w:r>
         <w:rPr>
-          <w:rFonts w:ascii="Calibri" w:hAnsi="Calibri"/>
+          <w:rFonts w:ascii="Santander Text" w:hAnsi="Santander Text"/>
           <w:b w:val="0"/>
           <w:i w:val="0"/>
           <w:color w:val="1C1917"/>
@@ -3435,7 +3435,7 @@
             <w:tcW w:type="dxa" w:w="9504"/>
             <w:shd w:val="clear" w:fill="FAF6EF"/>
             <w:tcBorders>
-              <w:left w:val="single" w:sz="24" w:space="0" w:color="C8102E"/>
+              <w:left w:val="single" w:sz="24" w:space="0" w:color="DA291C"/>
             </w:tcBorders>
           </w:tcPr>
           <w:p>
@@ -3444,7 +3444,7 @@
             </w:pPr>
             <w:r>
               <w:rPr>
-                <w:rFonts w:ascii="Calibri" w:hAnsi="Calibri"/>
+                <w:rFonts w:ascii="Santander Text" w:hAnsi="Santander Text"/>
                 <w:b/>
                 <w:i w:val="0"/>
                 <w:color w:val="DA291C"/>
@@ -3459,7 +3459,7 @@
             </w:pPr>
             <w:r>
               <w:rPr>
-                <w:rFonts w:ascii="Calibri" w:hAnsi="Calibri"/>
+                <w:rFonts w:ascii="Santander Text" w:hAnsi="Santander Text"/>
                 <w:b w:val="0"/>
                 <w:i w:val="0"/>
                 <w:color w:val="1C1917"/>
@@ -3482,7 +3482,7 @@
       </w:pPr>
       <w:r>
         <w:rPr>
-          <w:rFonts w:ascii="Calibri" w:hAnsi="Calibri"/>
+          <w:rFonts w:ascii="Santander Text" w:hAnsi="Santander Text"/>
           <w:b/>
           <w:i w:val="0"/>
           <w:color w:val="57534E"/>
@@ -3497,7 +3497,7 @@
       </w:pPr>
       <w:r>
         <w:rPr>
-          <w:rFonts w:ascii="Calibri" w:hAnsi="Calibri"/>
+          <w:rFonts w:ascii="Santander Text" w:hAnsi="Santander Text"/>
           <w:b w:val="0"/>
           <w:i w:val="0"/>
           <w:color w:val="1C1917"/>
@@ -3512,7 +3512,7 @@
       </w:pPr>
       <w:r>
         <w:rPr>
-          <w:rFonts w:ascii="Calibri" w:hAnsi="Calibri"/>
+          <w:rFonts w:ascii="Santander Text" w:hAnsi="Santander Text"/>
           <w:b/>
           <w:i w:val="0"/>
           <w:color w:val="DA291C"/>
@@ -3530,7 +3530,7 @@
       </w:pPr>
       <w:r>
         <w:rPr>
-          <w:rFonts w:ascii="Calibri" w:hAnsi="Calibri"/>
+          <w:rFonts w:ascii="Santander Text" w:hAnsi="Santander Text"/>
           <w:b/>
           <w:i w:val="0"/>
           <w:color w:val="1C1917"/>
@@ -3545,7 +3545,7 @@
       </w:pPr>
       <w:r>
         <w:rPr>
-          <w:rFonts w:ascii="Calibri" w:hAnsi="Calibri"/>
+          <w:rFonts w:ascii="Santander Text" w:hAnsi="Santander Text"/>
           <w:b w:val="0"/>
           <w:i w:val="0"/>
           <w:color w:val="1C1917"/>
@@ -3560,7 +3560,7 @@
       </w:pPr>
       <w:r>
         <w:rPr>
-          <w:rFonts w:ascii="Calibri" w:hAnsi="Calibri"/>
+          <w:rFonts w:ascii="Santander Text" w:hAnsi="Santander Text"/>
           <w:b/>
           <w:i w:val="0"/>
           <w:color w:val="DA291C"/>
@@ -3578,7 +3578,7 @@
       </w:pPr>
       <w:r>
         <w:rPr>
-          <w:rFonts w:ascii="Calibri" w:hAnsi="Calibri"/>
+          <w:rFonts w:ascii="Santander Text" w:hAnsi="Santander Text"/>
           <w:b/>
           <w:i w:val="0"/>
           <w:color w:val="1C1917"/>
@@ -3593,7 +3593,7 @@
       </w:pPr>
       <w:r>
         <w:rPr>
-          <w:rFonts w:ascii="Calibri" w:hAnsi="Calibri"/>
+          <w:rFonts w:ascii="Santander Text" w:hAnsi="Santander Text"/>
           <w:b w:val="0"/>
           <w:i w:val="0"/>
           <w:color w:val="1C1917"/>
@@ -3609,7 +3609,7 @@
       </w:pPr>
       <w:r>
         <w:rPr>
-          <w:rFonts w:ascii="Calibri" w:hAnsi="Calibri"/>
+          <w:rFonts w:ascii="Santander Text" w:hAnsi="Santander Text"/>
           <w:b w:val="0"/>
           <w:i w:val="0"/>
           <w:color w:val="1C1917"/>
@@ -3625,7 +3625,7 @@
       </w:pPr>
       <w:r>
         <w:rPr>
-          <w:rFonts w:ascii="Calibri" w:hAnsi="Calibri"/>
+          <w:rFonts w:ascii="Santander Text" w:hAnsi="Santander Text"/>
           <w:b w:val="0"/>
           <w:i w:val="0"/>
           <w:color w:val="1C1917"/>
@@ -3641,7 +3641,7 @@
       </w:pPr>
       <w:r>
         <w:rPr>
-          <w:rFonts w:ascii="Calibri" w:hAnsi="Calibri"/>
+          <w:rFonts w:ascii="Santander Text" w:hAnsi="Santander Text"/>
           <w:b w:val="0"/>
           <w:i w:val="0"/>
           <w:color w:val="1C1917"/>
@@ -3657,7 +3657,7 @@
       </w:pPr>
       <w:r>
         <w:rPr>
-          <w:rFonts w:ascii="Calibri" w:hAnsi="Calibri"/>
+          <w:rFonts w:ascii="Santander Text" w:hAnsi="Santander Text"/>
           <w:b w:val="0"/>
           <w:i w:val="0"/>
           <w:color w:val="1C1917"/>
@@ -3672,7 +3672,7 @@
       </w:pPr>
       <w:r>
         <w:rPr>
-          <w:rFonts w:ascii="Calibri" w:hAnsi="Calibri"/>
+          <w:rFonts w:ascii="Santander Text" w:hAnsi="Santander Text"/>
           <w:b/>
           <w:i w:val="0"/>
           <w:color w:val="DA291C"/>
@@ -3690,7 +3690,7 @@
       </w:pPr>
       <w:r>
         <w:rPr>
-          <w:rFonts w:ascii="Calibri" w:hAnsi="Calibri"/>
+          <w:rFonts w:ascii="Santander Text" w:hAnsi="Santander Text"/>
           <w:b/>
           <w:i w:val="0"/>
           <w:color w:val="1C1917"/>
@@ -3705,7 +3705,7 @@
       </w:pPr>
       <w:r>
         <w:rPr>
-          <w:rFonts w:ascii="Calibri" w:hAnsi="Calibri"/>
+          <w:rFonts w:ascii="Santander Text" w:hAnsi="Santander Text"/>
           <w:b w:val="0"/>
           <w:i w:val="0"/>
           <w:color w:val="1C1917"/>
@@ -3721,7 +3721,7 @@
       </w:pPr>
       <w:r>
         <w:rPr>
-          <w:rFonts w:ascii="Calibri" w:hAnsi="Calibri"/>
+          <w:rFonts w:ascii="Santander Text" w:hAnsi="Santander Text"/>
           <w:b w:val="0"/>
           <w:i w:val="0"/>
           <w:color w:val="1C1917"/>
@@ -3737,7 +3737,7 @@
       </w:pPr>
       <w:r>
         <w:rPr>
-          <w:rFonts w:ascii="Calibri" w:hAnsi="Calibri"/>
+          <w:rFonts w:ascii="Santander Text" w:hAnsi="Santander Text"/>
           <w:b w:val="0"/>
           <w:i w:val="0"/>
           <w:color w:val="1C1917"/>
@@ -3753,7 +3753,7 @@
       </w:pPr>
       <w:r>
         <w:rPr>
-          <w:rFonts w:ascii="Calibri" w:hAnsi="Calibri"/>
+          <w:rFonts w:ascii="Santander Text" w:hAnsi="Santander Text"/>
           <w:b w:val="0"/>
           <w:i w:val="0"/>
           <w:color w:val="1C1917"/>
@@ -3769,7 +3769,7 @@
       </w:pPr>
       <w:r>
         <w:rPr>
-          <w:rFonts w:ascii="Calibri" w:hAnsi="Calibri"/>
+          <w:rFonts w:ascii="Santander Text" w:hAnsi="Santander Text"/>
           <w:b w:val="0"/>
           <w:i w:val="0"/>
           <w:color w:val="1C1917"/>
@@ -3784,7 +3784,7 @@
       </w:pPr>
       <w:r>
         <w:rPr>
-          <w:rFonts w:ascii="Calibri" w:hAnsi="Calibri"/>
+          <w:rFonts w:ascii="Santander Text" w:hAnsi="Santander Text"/>
           <w:b/>
           <w:i w:val="0"/>
           <w:color w:val="DA291C"/>
@@ -3802,7 +3802,7 @@
       </w:pPr>
       <w:r>
         <w:rPr>
-          <w:rFonts w:ascii="Calibri" w:hAnsi="Calibri"/>
+          <w:rFonts w:ascii="Santander Text" w:hAnsi="Santander Text"/>
           <w:b/>
           <w:i w:val="0"/>
           <w:color w:val="1C1917"/>
@@ -3818,7 +3818,7 @@
       </w:pPr>
       <w:r>
         <w:rPr>
-          <w:rFonts w:ascii="Calibri" w:hAnsi="Calibri"/>
+          <w:rFonts w:ascii="Santander Text" w:hAnsi="Santander Text"/>
           <w:b/>
           <w:i w:val="0"/>
           <w:color w:val="57534E"/>
@@ -3828,7 +3828,7 @@
       </w:r>
       <w:r>
         <w:rPr>
-          <w:rFonts w:ascii="Calibri" w:hAnsi="Calibri"/>
+          <w:rFonts w:ascii="Santander Text" w:hAnsi="Santander Text"/>
           <w:b w:val="0"/>
           <w:i w:val="0"/>
           <w:color w:val="1C1917"/>
@@ -3844,7 +3844,7 @@
       </w:pPr>
       <w:r>
         <w:rPr>
-          <w:rFonts w:ascii="Calibri" w:hAnsi="Calibri"/>
+          <w:rFonts w:ascii="Santander Text" w:hAnsi="Santander Text"/>
           <w:b/>
           <w:i w:val="0"/>
           <w:color w:val="57534E"/>
@@ -3854,7 +3854,7 @@
       </w:r>
       <w:r>
         <w:rPr>
-          <w:rFonts w:ascii="Calibri" w:hAnsi="Calibri"/>
+          <w:rFonts w:ascii="Santander Text" w:hAnsi="Santander Text"/>
           <w:b w:val="0"/>
           <w:i w:val="0"/>
           <w:color w:val="1C1917"/>
@@ -3870,7 +3870,7 @@
       </w:pPr>
       <w:r>
         <w:rPr>
-          <w:rFonts w:ascii="Calibri" w:hAnsi="Calibri"/>
+          <w:rFonts w:ascii="Santander Text" w:hAnsi="Santander Text"/>
           <w:b/>
           <w:i w:val="0"/>
           <w:color w:val="57534E"/>
@@ -3880,7 +3880,7 @@
       </w:r>
       <w:r>
         <w:rPr>
-          <w:rFonts w:ascii="Calibri" w:hAnsi="Calibri"/>
+          <w:rFonts w:ascii="Santander Text" w:hAnsi="Santander Text"/>
           <w:b w:val="0"/>
           <w:i w:val="0"/>
           <w:color w:val="1C1917"/>
@@ -3896,7 +3896,7 @@
       </w:pPr>
       <w:r>
         <w:rPr>
-          <w:rFonts w:ascii="Calibri" w:hAnsi="Calibri"/>
+          <w:rFonts w:ascii="Santander Text" w:hAnsi="Santander Text"/>
           <w:b/>
           <w:i w:val="0"/>
           <w:color w:val="57534E"/>
@@ -3906,7 +3906,7 @@
       </w:r>
       <w:r>
         <w:rPr>
-          <w:rFonts w:ascii="Calibri" w:hAnsi="Calibri"/>
+          <w:rFonts w:ascii="Santander Text" w:hAnsi="Santander Text"/>
           <w:b w:val="0"/>
           <w:i w:val="0"/>
           <w:color w:val="1C1917"/>
@@ -3922,7 +3922,7 @@
       </w:pPr>
       <w:r>
         <w:rPr>
-          <w:rFonts w:ascii="Calibri" w:hAnsi="Calibri"/>
+          <w:rFonts w:ascii="Santander Text" w:hAnsi="Santander Text"/>
           <w:b/>
           <w:i w:val="0"/>
           <w:color w:val="57534E"/>
@@ -3932,7 +3932,7 @@
       </w:r>
       <w:r>
         <w:rPr>
-          <w:rFonts w:ascii="Calibri" w:hAnsi="Calibri"/>
+          <w:rFonts w:ascii="Santander Text" w:hAnsi="Santander Text"/>
           <w:b w:val="0"/>
           <w:i w:val="0"/>
           <w:color w:val="1C1917"/>
@@ -3948,7 +3948,7 @@
       </w:pPr>
       <w:r>
         <w:rPr>
-          <w:rFonts w:ascii="Calibri" w:hAnsi="Calibri"/>
+          <w:rFonts w:ascii="Santander Text" w:hAnsi="Santander Text"/>
           <w:b/>
           <w:i w:val="0"/>
           <w:color w:val="57534E"/>
@@ -3958,7 +3958,7 @@
       </w:r>
       <w:r>
         <w:rPr>
-          <w:rFonts w:ascii="Calibri" w:hAnsi="Calibri"/>
+          <w:rFonts w:ascii="Santander Text" w:hAnsi="Santander Text"/>
           <w:b w:val="0"/>
           <w:i w:val="0"/>
           <w:color w:val="1C1917"/>
@@ -3974,7 +3974,7 @@
       </w:pPr>
       <w:r>
         <w:rPr>
-          <w:rFonts w:ascii="Calibri" w:hAnsi="Calibri"/>
+          <w:rFonts w:ascii="Santander Text" w:hAnsi="Santander Text"/>
           <w:b/>
           <w:i w:val="0"/>
           <w:color w:val="57534E"/>
@@ -3984,7 +3984,7 @@
       </w:r>
       <w:r>
         <w:rPr>
-          <w:rFonts w:ascii="Calibri" w:hAnsi="Calibri"/>
+          <w:rFonts w:ascii="Santander Text" w:hAnsi="Santander Text"/>
           <w:b w:val="0"/>
           <w:i w:val="0"/>
           <w:color w:val="1C1917"/>
@@ -4000,7 +4000,7 @@
       </w:pPr>
       <w:r>
         <w:rPr>
-          <w:rFonts w:ascii="Calibri" w:hAnsi="Calibri"/>
+          <w:rFonts w:ascii="Santander Text" w:hAnsi="Santander Text"/>
           <w:b/>
           <w:i w:val="0"/>
           <w:color w:val="57534E"/>
@@ -4010,7 +4010,7 @@
       </w:r>
       <w:r>
         <w:rPr>
-          <w:rFonts w:ascii="Calibri" w:hAnsi="Calibri"/>
+          <w:rFonts w:ascii="Santander Text" w:hAnsi="Santander Text"/>
           <w:b w:val="0"/>
           <w:i w:val="0"/>
           <w:color w:val="1C1917"/>
@@ -4026,7 +4026,7 @@
       </w:pPr>
       <w:r>
         <w:rPr>
-          <w:rFonts w:ascii="Calibri" w:hAnsi="Calibri"/>
+          <w:rFonts w:ascii="Santander Text" w:hAnsi="Santander Text"/>
           <w:b/>
           <w:i w:val="0"/>
           <w:color w:val="57534E"/>
@@ -4036,7 +4036,7 @@
       </w:r>
       <w:r>
         <w:rPr>
-          <w:rFonts w:ascii="Calibri" w:hAnsi="Calibri"/>
+          <w:rFonts w:ascii="Santander Text" w:hAnsi="Santander Text"/>
           <w:b w:val="0"/>
           <w:i w:val="0"/>
           <w:color w:val="1C1917"/>
@@ -4052,7 +4052,7 @@
       </w:pPr>
       <w:r>
         <w:rPr>
-          <w:rFonts w:ascii="Calibri" w:hAnsi="Calibri"/>
+          <w:rFonts w:ascii="Santander Text" w:hAnsi="Santander Text"/>
           <w:b/>
           <w:i w:val="0"/>
           <w:color w:val="57534E"/>
@@ -4062,7 +4062,7 @@
       </w:r>
       <w:r>
         <w:rPr>
-          <w:rFonts w:ascii="Calibri" w:hAnsi="Calibri"/>
+          <w:rFonts w:ascii="Santander Text" w:hAnsi="Santander Text"/>
           <w:b w:val="0"/>
           <w:i w:val="0"/>
           <w:color w:val="1C1917"/>
@@ -4078,7 +4078,7 @@
       </w:pPr>
       <w:r>
         <w:rPr>
-          <w:rFonts w:ascii="Calibri" w:hAnsi="Calibri"/>
+          <w:rFonts w:ascii="Santander Text" w:hAnsi="Santander Text"/>
           <w:b/>
           <w:i w:val="0"/>
           <w:color w:val="57534E"/>
@@ -4088,7 +4088,7 @@
       </w:r>
       <w:r>
         <w:rPr>
-          <w:rFonts w:ascii="Calibri" w:hAnsi="Calibri"/>
+          <w:rFonts w:ascii="Santander Text" w:hAnsi="Santander Text"/>
           <w:b w:val="0"/>
           <w:i w:val="0"/>
           <w:color w:val="1C1917"/>
@@ -4104,7 +4104,7 @@
       </w:pPr>
       <w:r>
         <w:rPr>
-          <w:rFonts w:ascii="Calibri" w:hAnsi="Calibri"/>
+          <w:rFonts w:ascii="Santander Text" w:hAnsi="Santander Text"/>
           <w:b/>
           <w:i w:val="0"/>
           <w:color w:val="57534E"/>
@@ -4114,7 +4114,7 @@
       </w:r>
       <w:r>
         <w:rPr>
-          <w:rFonts w:ascii="Calibri" w:hAnsi="Calibri"/>
+          <w:rFonts w:ascii="Santander Text" w:hAnsi="Santander Text"/>
           <w:b w:val="0"/>
           <w:i w:val="0"/>
           <w:color w:val="1C1917"/>
@@ -4130,7 +4130,7 @@
       </w:pPr>
       <w:r>
         <w:rPr>
-          <w:rFonts w:ascii="Calibri" w:hAnsi="Calibri"/>
+          <w:rFonts w:ascii="Santander Text" w:hAnsi="Santander Text"/>
           <w:b/>
           <w:i w:val="0"/>
           <w:color w:val="57534E"/>
@@ -4140,7 +4140,7 @@
       </w:r>
       <w:r>
         <w:rPr>
-          <w:rFonts w:ascii="Calibri" w:hAnsi="Calibri"/>
+          <w:rFonts w:ascii="Santander Text" w:hAnsi="Santander Text"/>
           <w:b w:val="0"/>
           <w:i w:val="0"/>
           <w:color w:val="1C1917"/>
@@ -4156,7 +4156,7 @@
       </w:pPr>
       <w:r>
         <w:rPr>
-          <w:rFonts w:ascii="Calibri" w:hAnsi="Calibri"/>
+          <w:rFonts w:ascii="Santander Text" w:hAnsi="Santander Text"/>
           <w:b/>
           <w:i w:val="0"/>
           <w:color w:val="57534E"/>
@@ -4166,7 +4166,7 @@
       </w:r>
       <w:r>
         <w:rPr>
-          <w:rFonts w:ascii="Calibri" w:hAnsi="Calibri"/>
+          <w:rFonts w:ascii="Santander Text" w:hAnsi="Santander Text"/>
           <w:b w:val="0"/>
           <w:i w:val="0"/>
           <w:color w:val="1C1917"/>
@@ -4182,7 +4182,7 @@
       </w:pPr>
       <w:r>
         <w:rPr>
-          <w:rFonts w:ascii="Calibri" w:hAnsi="Calibri"/>
+          <w:rFonts w:ascii="Santander Text" w:hAnsi="Santander Text"/>
           <w:b/>
           <w:i w:val="0"/>
           <w:color w:val="57534E"/>
@@ -4192,7 +4192,7 @@
       </w:r>
       <w:r>
         <w:rPr>
-          <w:rFonts w:ascii="Calibri" w:hAnsi="Calibri"/>
+          <w:rFonts w:ascii="Santander Text" w:hAnsi="Santander Text"/>
           <w:b w:val="0"/>
           <w:i w:val="0"/>
           <w:color w:val="1C1917"/>
@@ -4208,7 +4208,7 @@
       </w:pPr>
       <w:r>
         <w:rPr>
-          <w:rFonts w:ascii="Calibri" w:hAnsi="Calibri"/>
+          <w:rFonts w:ascii="Santander Text" w:hAnsi="Santander Text"/>
           <w:b/>
           <w:i w:val="0"/>
           <w:color w:val="57534E"/>
@@ -4218,7 +4218,7 @@
       </w:r>
       <w:r>
         <w:rPr>
-          <w:rFonts w:ascii="Calibri" w:hAnsi="Calibri"/>
+          <w:rFonts w:ascii="Santander Text" w:hAnsi="Santander Text"/>
           <w:b w:val="0"/>
           <w:i w:val="0"/>
           <w:color w:val="1C1917"/>
@@ -4234,7 +4234,7 @@
       </w:pPr>
       <w:r>
         <w:rPr>
-          <w:rFonts w:ascii="Calibri" w:hAnsi="Calibri"/>
+          <w:rFonts w:ascii="Santander Text" w:hAnsi="Santander Text"/>
           <w:b/>
           <w:i w:val="0"/>
           <w:color w:val="57534E"/>
@@ -4244,7 +4244,7 @@
       </w:r>
       <w:r>
         <w:rPr>
-          <w:rFonts w:ascii="Calibri" w:hAnsi="Calibri"/>
+          <w:rFonts w:ascii="Santander Text" w:hAnsi="Santander Text"/>
           <w:b w:val="0"/>
           <w:i w:val="0"/>
           <w:color w:val="1C1917"/>
@@ -4257,7 +4257,7 @@
     <w:p>
       <w:r>
         <w:rPr>
-          <w:rFonts w:ascii="Calibri" w:hAnsi="Calibri"/>
+          <w:rFonts w:ascii="Santander Text" w:hAnsi="Santander Text"/>
           <w:b w:val="0"/>
           <w:i/>
           <w:color w:val="78716C"/>
@@ -4713,7 +4713,7 @@
       <w:spacing w:after="120" w:line="293" w:lineRule="auto"/>
     </w:pPr>
     <w:rPr>
-      <w:rFonts w:ascii="Calibri" w:hAnsi="Calibri"/>
+      <w:rFonts w:ascii="Santander Text" w:hAnsi="Santander Text"/>
       <w:color w:val="1C1917"/>
       <w:sz w:val="21"/>
     </w:rPr>

--- a/Santander_Technical_Report.docx
+++ b/Santander_Technical_Report.docx
@@ -53,7 +53,7 @@
           <w:rFonts w:ascii="Santander Text" w:hAnsi="Santander Text"/>
           <w:b/>
           <w:i w:val="0"/>
-          <w:color w:val="DA291C"/>
+          <w:color w:val="EC0000"/>
           <w:sz w:val="18"/>
         </w:rPr>
         <w:t>INTERNAL · CONFIDENTIAL</w:t>
@@ -117,7 +117,7 @@
         <w:tc>
           <w:tcPr>
             <w:tcW w:type="dxa" w:w="2448"/>
-            <w:shd w:val="clear" w:fill="FAF6EF"/>
+            <w:shd w:val="clear" w:fill="FBF1EA"/>
             <w:tcBorders>
               <w:top w:val="single" w:sz="6" w:space="0" w:color="E7E5E4"/>
               <w:bottom w:val="single" w:sz="6" w:space="0" w:color="E7E5E4"/>
@@ -162,7 +162,7 @@
         <w:tc>
           <w:tcPr>
             <w:tcW w:type="dxa" w:w="4824"/>
-            <w:shd w:val="clear" w:fill="FAF6EF"/>
+            <w:shd w:val="clear" w:fill="FBF1EA"/>
             <w:tcBorders>
               <w:top w:val="single" w:sz="6" w:space="0" w:color="E7E5E4"/>
               <w:bottom w:val="single" w:sz="6" w:space="0" w:color="E7E5E4"/>
@@ -207,7 +207,7 @@
         <w:tc>
           <w:tcPr>
             <w:tcW w:type="dxa" w:w="4824"/>
-            <w:shd w:val="clear" w:fill="FAF6EF"/>
+            <w:shd w:val="clear" w:fill="FBF1EA"/>
             <w:tcBorders>
               <w:top w:val="single" w:sz="6" w:space="0" w:color="E7E5E4"/>
               <w:bottom w:val="single" w:sz="6" w:space="0" w:color="E7E5E4"/>
@@ -252,7 +252,7 @@
         <w:tc>
           <w:tcPr>
             <w:tcW w:type="dxa" w:w="4824"/>
-            <w:shd w:val="clear" w:fill="FAF6EF"/>
+            <w:shd w:val="clear" w:fill="FBF1EA"/>
             <w:tcBorders>
               <w:top w:val="single" w:sz="6" w:space="0" w:color="E7E5E4"/>
               <w:bottom w:val="single" w:sz="6" w:space="0" w:color="E7E5E4"/>
@@ -297,7 +297,7 @@
         <w:tc>
           <w:tcPr>
             <w:tcW w:type="dxa" w:w="4824"/>
-            <w:shd w:val="clear" w:fill="FAF6EF"/>
+            <w:shd w:val="clear" w:fill="FBF1EA"/>
             <w:tcBorders>
               <w:top w:val="single" w:sz="6" w:space="0" w:color="E7E5E4"/>
               <w:bottom w:val="single" w:sz="6" w:space="0" w:color="E7E5E4"/>
@@ -342,7 +342,7 @@
         <w:tc>
           <w:tcPr>
             <w:tcW w:type="dxa" w:w="4824"/>
-            <w:shd w:val="clear" w:fill="FAF6EF"/>
+            <w:shd w:val="clear" w:fill="FBF1EA"/>
             <w:tcBorders>
               <w:top w:val="single" w:sz="6" w:space="0" w:color="E7E5E4"/>
               <w:bottom w:val="single" w:sz="6" w:space="0" w:color="E7E5E4"/>
@@ -387,7 +387,7 @@
         <w:tc>
           <w:tcPr>
             <w:tcW w:type="dxa" w:w="4824"/>
-            <w:shd w:val="clear" w:fill="FAF6EF"/>
+            <w:shd w:val="clear" w:fill="FBF1EA"/>
             <w:tcBorders>
               <w:top w:val="single" w:sz="6" w:space="0" w:color="E7E5E4"/>
               <w:bottom w:val="single" w:sz="6" w:space="0" w:color="E7E5E4"/>
@@ -623,7 +623,7 @@
           <w:rFonts w:ascii="Santander Text" w:hAnsi="Santander Text"/>
           <w:b/>
           <w:i w:val="0"/>
-          <w:color w:val="DA291C"/>
+          <w:color w:val="EC0000"/>
           <w:sz w:val="16"/>
         </w:rPr>
         <w:t>SECTION 1</w:t>
@@ -936,7 +936,7 @@
           <w:rFonts w:ascii="Santander Text" w:hAnsi="Santander Text"/>
           <w:b/>
           <w:i w:val="0"/>
-          <w:color w:val="DA291C"/>
+          <w:color w:val="EC0000"/>
           <w:sz w:val="16"/>
         </w:rPr>
         <w:t>SECTION 2</w:t>
@@ -1003,9 +1003,9 @@
         <w:tc>
           <w:tcPr>
             <w:tcW w:type="dxa" w:w="9504"/>
-            <w:shd w:val="clear" w:fill="FAF6EF"/>
+            <w:shd w:val="clear" w:fill="FBF1EA"/>
             <w:tcBorders>
-              <w:left w:val="single" w:sz="24" w:space="0" w:color="DA291C"/>
+              <w:left w:val="single" w:sz="24" w:space="0" w:color="EC0000"/>
             </w:tcBorders>
           </w:tcPr>
           <w:p>
@@ -1017,7 +1017,7 @@
                 <w:rFonts w:ascii="Santander Text" w:hAnsi="Santander Text"/>
                 <w:b/>
                 <w:i w:val="0"/>
-                <w:color w:val="DA291C"/>
+                <w:color w:val="EC0000"/>
                 <w:sz w:val="17"/>
               </w:rPr>
               <w:t xml:space="preserve">THE CORE QUESTION  </w:t>
@@ -1055,7 +1055,7 @@
           <w:rFonts w:ascii="Santander Text" w:hAnsi="Santander Text"/>
           <w:b/>
           <w:i w:val="0"/>
-          <w:color w:val="DA291C"/>
+          <w:color w:val="EC0000"/>
           <w:sz w:val="16"/>
         </w:rPr>
         <w:t>SECTION 3</w:t>
@@ -1261,7 +1261,7 @@
           <w:rFonts w:ascii="Santander Text" w:hAnsi="Santander Text"/>
           <w:b/>
           <w:i w:val="0"/>
-          <w:color w:val="DA291C"/>
+          <w:color w:val="EC0000"/>
           <w:sz w:val="16"/>
         </w:rPr>
         <w:t>SECTION 4</w:t>
@@ -1574,7 +1574,7 @@
           <w:rFonts w:ascii="Santander Text" w:hAnsi="Santander Text"/>
           <w:b/>
           <w:i w:val="0"/>
-          <w:color w:val="DA291C"/>
+          <w:color w:val="EC0000"/>
           <w:sz w:val="16"/>
         </w:rPr>
         <w:t>SECTION 5</w:t>
@@ -2597,7 +2597,7 @@
           <w:rFonts w:ascii="Santander Text" w:hAnsi="Santander Text"/>
           <w:b/>
           <w:i w:val="0"/>
-          <w:color w:val="DA291C"/>
+          <w:color w:val="EC0000"/>
           <w:sz w:val="16"/>
         </w:rPr>
         <w:t>SECTION 6</w:t>
@@ -3317,7 +3317,7 @@
           <w:rFonts w:ascii="Santander Text" w:hAnsi="Santander Text"/>
           <w:b/>
           <w:i w:val="0"/>
-          <w:color w:val="DA291C"/>
+          <w:color w:val="EC0000"/>
           <w:sz w:val="16"/>
         </w:rPr>
         <w:t>SECTION 7</w:t>
@@ -3433,9 +3433,9 @@
         <w:tc>
           <w:tcPr>
             <w:tcW w:type="dxa" w:w="9504"/>
-            <w:shd w:val="clear" w:fill="FAF6EF"/>
+            <w:shd w:val="clear" w:fill="FBF1EA"/>
             <w:tcBorders>
-              <w:left w:val="single" w:sz="24" w:space="0" w:color="DA291C"/>
+              <w:left w:val="single" w:sz="24" w:space="0" w:color="EC0000"/>
             </w:tcBorders>
           </w:tcPr>
           <w:p>
@@ -3447,7 +3447,7 @@
                 <w:rFonts w:ascii="Santander Text" w:hAnsi="Santander Text"/>
                 <w:b/>
                 <w:i w:val="0"/>
-                <w:color w:val="DA291C"/>
+                <w:color w:val="EC0000"/>
                 <w:sz w:val="17"/>
               </w:rPr>
               <w:t xml:space="preserve">WHY THIS MATTERS  </w:t>
@@ -3515,7 +3515,7 @@
           <w:rFonts w:ascii="Santander Text" w:hAnsi="Santander Text"/>
           <w:b/>
           <w:i w:val="0"/>
-          <w:color w:val="DA291C"/>
+          <w:color w:val="EC0000"/>
           <w:sz w:val="16"/>
         </w:rPr>
         <w:t>SECTION 8</w:t>
@@ -3563,7 +3563,7 @@
           <w:rFonts w:ascii="Santander Text" w:hAnsi="Santander Text"/>
           <w:b/>
           <w:i w:val="0"/>
-          <w:color w:val="DA291C"/>
+          <w:color w:val="EC0000"/>
           <w:sz w:val="16"/>
         </w:rPr>
         <w:t>SECTION 9</w:t>
@@ -3675,7 +3675,7 @@
           <w:rFonts w:ascii="Santander Text" w:hAnsi="Santander Text"/>
           <w:b/>
           <w:i w:val="0"/>
-          <w:color w:val="DA291C"/>
+          <w:color w:val="EC0000"/>
           <w:sz w:val="16"/>
         </w:rPr>
         <w:t>SECTION 10</w:t>
@@ -3787,7 +3787,7 @@
           <w:rFonts w:ascii="Santander Text" w:hAnsi="Santander Text"/>
           <w:b/>
           <w:i w:val="0"/>
-          <w:color w:val="DA291C"/>
+          <w:color w:val="EC0000"/>
           <w:sz w:val="16"/>
         </w:rPr>
         <w:t>REFERENCES</w:t>
@@ -4336,7 +4336,7 @@
     <w:r>
       <w:rPr>
         <w:b/>
-        <w:color w:val="DA291C"/>
+        <w:color w:val="EC0000"/>
         <w:sz w:val="15"/>
       </w:rPr>
       <w:tab/>
